--- a/outputs/Table for figure 1.docx
+++ b/outputs/Table for figure 1.docx
@@ -15946,7 +15946,7 @@
                 <w:szCs w:val="18"/>
                 <w:color w:val="000000"/>
               </w:rPr>
-              <w:t xml:space="preserve">RPa: Razón de Prevalencia Ajustado; IC 95%: Intervalo de Confianza al 95%</w:t>
+              <w:t xml:space="preserve">RPa: Razón de Prevalencia ajustado; IC 95%: Intervalo de Confianza del 95%</w:t>
             </w:r>
           </w:p>
         </w:tc>

--- a/outputs/Table for figure 1.docx
+++ b/outputs/Table for figure 1.docx
@@ -178,7 +178,7 @@
                 <w:szCs w:val="18"/>
                 <w:color w:val="000000"/>
               </w:rPr>
-              <w:t xml:space="preserve">Ferropenia</w:t>
+              <w:t xml:space="preserve">Iron Deficiency</w:t>
             </w:r>
           </w:p>
         </w:tc>
@@ -231,7 +231,7 @@
                 <w:szCs w:val="18"/>
                 <w:color w:val="000000"/>
               </w:rPr>
-              <w:t xml:space="preserve">Anemia no ferropénica</w:t>
+              <w:t xml:space="preserve">Non-iron-deficiency anemia</w:t>
             </w:r>
           </w:p>
         </w:tc>
@@ -284,7 +284,7 @@
                 <w:szCs w:val="18"/>
                 <w:color w:val="000000"/>
               </w:rPr>
-              <w:t xml:space="preserve">Anemia ferropénica</w:t>
+              <w:t xml:space="preserve">Iron-deficiency anemia</w:t>
             </w:r>
           </w:p>
         </w:tc>
@@ -1654,7 +1654,7 @@
       </w:tr>
       <w:tr>
         <w:trPr>
-          <w:trHeight w:val="652" w:hRule="auto"/>
+          <w:trHeight w:val="571" w:hRule="auto"/>
         </w:trPr>
         body 1
         <w:tc>
@@ -1705,7 +1705,7 @@
                 <w:szCs w:val="18"/>
                 <w:color w:val="000000"/>
               </w:rPr>
-              <w:t xml:space="preserve">Índice de riqueza</w:t>
+              <w:t xml:space="preserve">Wealth index</w:t>
             </w:r>
           </w:p>
         </w:tc>
@@ -2595,7 +2595,7 @@
                 <w:szCs w:val="18"/>
                 <w:color w:val="000000"/>
               </w:rPr>
-              <w:t xml:space="preserve">Pobre</w:t>
+              <w:t xml:space="preserve">Poor</w:t>
             </w:r>
           </w:p>
         </w:tc>
@@ -3485,839 +3485,839 @@
                 <w:szCs w:val="18"/>
                 <w:color w:val="000000"/>
               </w:rPr>
-              <w:t xml:space="preserve">Medio</w:t>
-            </w:r>
-          </w:p>
-        </w:tc>
-        <w:tc>
-          <w:tcPr>
-            <w:tcBorders>
-              <w:bottom w:val="none" w:sz="0" w:space="0" w:color="000000"/>
-              <w:top w:val="none" w:sz="0" w:space="0" w:color="000000"/>
-              <w:left w:val="none" w:sz="0" w:space="0" w:color="000000"/>
-              <w:right w:val="none" w:sz="0" w:space="0" w:color="000000"/>
-            </w:tcBorders>
-            <w:shd w:val="clear" w:color="auto" w:fill="FFFFFF"/>
-            <w:tcMar>
-              <w:top w:w="0" w:type="dxa"/>
-              <w:bottom w:w="0" w:type="dxa"/>
-              <w:left w:w="0" w:type="dxa"/>
-              <w:right w:w="0" w:type="dxa"/>
-            </w:tcMar>
-            <w:vAlign w:val="top"/>
-          </w:tcPr>
-          <w:p>
-            <w:pPr>
-              <w:jc w:val="center"/>
-              <w:pBdr>
-                <w:bottom w:val="none" w:sz="0" w:space="0" w:color="000000"/>
-                <w:top w:val="none" w:sz="0" w:space="0" w:color="000000"/>
-                <w:left w:val="none" w:sz="0" w:space="0" w:color="000000"/>
-                <w:right w:val="none" w:sz="0" w:space="0" w:color="000000"/>
-              </w:pBdr>
-              <w:spacing w:after="10" w:before="10" w:line="240"/>
-              <w:ind w:left="100" w:right="100" w:firstLine="0" w:firstLineChars="0"/>
-              <w:rPr>
-                <w:rFonts w:ascii="Arial" w:hAnsi="Arial" w:eastAsia="Arial" w:cs="Arial"/>
-                <w:i w:val="false"/>
-                <w:b w:val="false"/>
-                <w:u w:val="none"/>
-                <w:sz w:val="18"/>
-                <w:szCs w:val="18"/>
-                <w:color w:val="000000"/>
-              </w:rPr>
-            </w:pPr>
-            <w:r>
-              <w:rPr>
-                <w:rFonts w:ascii="Arial" w:hAnsi="Arial" w:eastAsia="Arial" w:cs="Arial"/>
-                <w:i w:val="false"/>
-                <w:b w:val="false"/>
-                <w:u w:val="none"/>
-                <w:sz w:val="18"/>
-                <w:szCs w:val="18"/>
-                <w:color w:val="000000"/>
-              </w:rPr>
-              <w:t xml:space="preserve">0.92 (0.72 to 1.16)</w:t>
-            </w:r>
-          </w:p>
-        </w:tc>
-        <w:tc>
-          <w:tcPr>
-            <w:tcBorders>
-              <w:bottom w:val="none" w:sz="0" w:space="0" w:color="000000"/>
-              <w:top w:val="none" w:sz="0" w:space="0" w:color="000000"/>
-              <w:left w:val="none" w:sz="0" w:space="0" w:color="000000"/>
-              <w:right w:val="none" w:sz="0" w:space="0" w:color="000000"/>
-            </w:tcBorders>
-            <w:shd w:val="clear" w:color="auto" w:fill="FFFFFF"/>
-            <w:tcMar>
-              <w:top w:w="0" w:type="dxa"/>
-              <w:bottom w:w="0" w:type="dxa"/>
-              <w:left w:w="0" w:type="dxa"/>
-              <w:right w:w="0" w:type="dxa"/>
-            </w:tcMar>
-            <w:vAlign w:val="top"/>
-          </w:tcPr>
-          <w:p>
-            <w:pPr>
-              <w:jc w:val="center"/>
-              <w:pBdr>
-                <w:bottom w:val="none" w:sz="0" w:space="0" w:color="000000"/>
-                <w:top w:val="none" w:sz="0" w:space="0" w:color="000000"/>
-                <w:left w:val="none" w:sz="0" w:space="0" w:color="000000"/>
-                <w:right w:val="none" w:sz="0" w:space="0" w:color="000000"/>
-              </w:pBdr>
-              <w:spacing w:after="10" w:before="10" w:line="240"/>
-              <w:ind w:left="100" w:right="100" w:firstLine="0" w:firstLineChars="0"/>
-              <w:rPr>
-                <w:rFonts w:ascii="Arial" w:hAnsi="Arial" w:eastAsia="Arial" w:cs="Arial"/>
-                <w:i w:val="false"/>
-                <w:b w:val="false"/>
-                <w:u w:val="none"/>
-                <w:sz w:val="18"/>
-                <w:szCs w:val="18"/>
-                <w:color w:val="000000"/>
-              </w:rPr>
-            </w:pPr>
-            <w:r>
-              <w:rPr>
-                <w:rFonts w:ascii="Arial" w:hAnsi="Arial" w:eastAsia="Arial" w:cs="Arial"/>
-                <w:i w:val="false"/>
-                <w:b w:val="false"/>
-                <w:u w:val="none"/>
-                <w:sz w:val="18"/>
-                <w:szCs w:val="18"/>
-                <w:color w:val="000000"/>
-              </w:rPr>
-              <w:t xml:space="preserve">0.458</w:t>
-            </w:r>
-          </w:p>
-        </w:tc>
-        <w:tc>
-          <w:tcPr>
-            <w:tcBorders>
-              <w:bottom w:val="none" w:sz="0" w:space="0" w:color="000000"/>
-              <w:top w:val="none" w:sz="0" w:space="0" w:color="000000"/>
-              <w:left w:val="none" w:sz="0" w:space="0" w:color="000000"/>
-              <w:right w:val="none" w:sz="0" w:space="0" w:color="000000"/>
-            </w:tcBorders>
-            <w:shd w:val="clear" w:color="auto" w:fill="FFFFFF"/>
-            <w:tcMar>
-              <w:top w:w="0" w:type="dxa"/>
-              <w:bottom w:w="0" w:type="dxa"/>
-              <w:left w:w="0" w:type="dxa"/>
-              <w:right w:w="0" w:type="dxa"/>
-            </w:tcMar>
-            <w:vAlign w:val="top"/>
-          </w:tcPr>
-          <w:p>
-            <w:pPr>
-              <w:jc w:val="center"/>
-              <w:pBdr>
-                <w:bottom w:val="none" w:sz="0" w:space="0" w:color="000000"/>
-                <w:top w:val="none" w:sz="0" w:space="0" w:color="000000"/>
-                <w:left w:val="none" w:sz="0" w:space="0" w:color="000000"/>
-                <w:right w:val="none" w:sz="0" w:space="0" w:color="000000"/>
-              </w:pBdr>
-              <w:spacing w:after="10" w:before="10" w:line="240"/>
-              <w:ind w:left="100" w:right="100" w:firstLine="0" w:firstLineChars="0"/>
-              <w:rPr>
-                <w:rFonts w:ascii="Arial" w:hAnsi="Arial" w:eastAsia="Arial" w:cs="Arial"/>
-                <w:i w:val="false"/>
-                <w:b w:val="false"/>
-                <w:u w:val="none"/>
-                <w:sz w:val="18"/>
-                <w:szCs w:val="18"/>
-                <w:color w:val="000000"/>
-              </w:rPr>
-            </w:pPr>
-            <w:r>
-              <w:rPr>
-                <w:rFonts w:ascii="Arial" w:hAnsi="Arial" w:eastAsia="Arial" w:cs="Arial"/>
-                <w:i w:val="false"/>
-                <w:b w:val="false"/>
-                <w:u w:val="none"/>
-                <w:sz w:val="18"/>
-                <w:szCs w:val="18"/>
-                <w:color w:val="000000"/>
-              </w:rPr>
-              <w:t xml:space="preserve">0.90 (0.77 to 1.05)</w:t>
-            </w:r>
-          </w:p>
-        </w:tc>
-        <w:tc>
-          <w:tcPr>
-            <w:tcBorders>
-              <w:bottom w:val="none" w:sz="0" w:space="0" w:color="000000"/>
-              <w:top w:val="none" w:sz="0" w:space="0" w:color="000000"/>
-              <w:left w:val="none" w:sz="0" w:space="0" w:color="000000"/>
-              <w:right w:val="none" w:sz="0" w:space="0" w:color="000000"/>
-            </w:tcBorders>
-            <w:shd w:val="clear" w:color="auto" w:fill="FFFFFF"/>
-            <w:tcMar>
-              <w:top w:w="0" w:type="dxa"/>
-              <w:bottom w:w="0" w:type="dxa"/>
-              <w:left w:w="0" w:type="dxa"/>
-              <w:right w:w="0" w:type="dxa"/>
-            </w:tcMar>
-            <w:vAlign w:val="top"/>
-          </w:tcPr>
-          <w:p>
-            <w:pPr>
-              <w:jc w:val="center"/>
-              <w:pBdr>
-                <w:bottom w:val="none" w:sz="0" w:space="0" w:color="000000"/>
-                <w:top w:val="none" w:sz="0" w:space="0" w:color="000000"/>
-                <w:left w:val="none" w:sz="0" w:space="0" w:color="000000"/>
-                <w:right w:val="none" w:sz="0" w:space="0" w:color="000000"/>
-              </w:pBdr>
-              <w:spacing w:after="10" w:before="10" w:line="240"/>
-              <w:ind w:left="100" w:right="100" w:firstLine="0" w:firstLineChars="0"/>
-              <w:rPr>
-                <w:rFonts w:ascii="Arial" w:hAnsi="Arial" w:eastAsia="Arial" w:cs="Arial"/>
-                <w:i w:val="false"/>
-                <w:b w:val="false"/>
-                <w:u w:val="none"/>
-                <w:sz w:val="18"/>
-                <w:szCs w:val="18"/>
-                <w:color w:val="000000"/>
-              </w:rPr>
-            </w:pPr>
-            <w:r>
-              <w:rPr>
-                <w:rFonts w:ascii="Arial" w:hAnsi="Arial" w:eastAsia="Arial" w:cs="Arial"/>
-                <w:i w:val="false"/>
-                <w:b w:val="false"/>
-                <w:u w:val="none"/>
-                <w:sz w:val="18"/>
-                <w:szCs w:val="18"/>
-                <w:color w:val="000000"/>
-              </w:rPr>
-              <w:t xml:space="preserve">0.169</w:t>
-            </w:r>
-          </w:p>
-        </w:tc>
-        <w:tc>
-          <w:tcPr>
-            <w:tcBorders>
-              <w:bottom w:val="none" w:sz="0" w:space="0" w:color="000000"/>
-              <w:top w:val="none" w:sz="0" w:space="0" w:color="000000"/>
-              <w:left w:val="none" w:sz="0" w:space="0" w:color="000000"/>
-              <w:right w:val="none" w:sz="0" w:space="0" w:color="000000"/>
-            </w:tcBorders>
-            <w:shd w:val="clear" w:color="auto" w:fill="FFFFFF"/>
-            <w:tcMar>
-              <w:top w:w="0" w:type="dxa"/>
-              <w:bottom w:w="0" w:type="dxa"/>
-              <w:left w:w="0" w:type="dxa"/>
-              <w:right w:w="0" w:type="dxa"/>
-            </w:tcMar>
-            <w:vAlign w:val="top"/>
-          </w:tcPr>
-          <w:p>
-            <w:pPr>
-              <w:jc w:val="center"/>
-              <w:pBdr>
-                <w:bottom w:val="none" w:sz="0" w:space="0" w:color="000000"/>
-                <w:top w:val="none" w:sz="0" w:space="0" w:color="000000"/>
-                <w:left w:val="none" w:sz="0" w:space="0" w:color="000000"/>
-                <w:right w:val="none" w:sz="0" w:space="0" w:color="000000"/>
-              </w:pBdr>
-              <w:spacing w:after="10" w:before="10" w:line="240"/>
-              <w:ind w:left="100" w:right="100" w:firstLine="0" w:firstLineChars="0"/>
-              <w:rPr>
-                <w:rFonts w:ascii="Arial" w:hAnsi="Arial" w:eastAsia="Arial" w:cs="Arial"/>
-                <w:i w:val="false"/>
-                <w:b w:val="false"/>
-                <w:u w:val="none"/>
-                <w:sz w:val="18"/>
-                <w:szCs w:val="18"/>
-                <w:color w:val="000000"/>
-              </w:rPr>
-            </w:pPr>
-            <w:r>
-              <w:rPr>
-                <w:rFonts w:ascii="Arial" w:hAnsi="Arial" w:eastAsia="Arial" w:cs="Arial"/>
-                <w:i w:val="false"/>
-                <w:b w:val="false"/>
-                <w:u w:val="none"/>
-                <w:sz w:val="18"/>
-                <w:szCs w:val="18"/>
-                <w:color w:val="000000"/>
-              </w:rPr>
-              <w:t xml:space="preserve">0.86 (0.53 to 1.38)</w:t>
-            </w:r>
-          </w:p>
-        </w:tc>
-        <w:tc>
-          <w:tcPr>
-            <w:tcBorders>
-              <w:bottom w:val="none" w:sz="0" w:space="0" w:color="000000"/>
-              <w:top w:val="none" w:sz="0" w:space="0" w:color="000000"/>
-              <w:left w:val="none" w:sz="0" w:space="0" w:color="000000"/>
-              <w:right w:val="none" w:sz="0" w:space="0" w:color="000000"/>
-            </w:tcBorders>
-            <w:shd w:val="clear" w:color="auto" w:fill="FFFFFF"/>
-            <w:tcMar>
-              <w:top w:w="0" w:type="dxa"/>
-              <w:bottom w:w="0" w:type="dxa"/>
-              <w:left w:w="0" w:type="dxa"/>
-              <w:right w:w="0" w:type="dxa"/>
-            </w:tcMar>
-            <w:vAlign w:val="top"/>
-          </w:tcPr>
-          <w:p>
-            <w:pPr>
-              <w:jc w:val="center"/>
-              <w:pBdr>
-                <w:bottom w:val="none" w:sz="0" w:space="0" w:color="000000"/>
-                <w:top w:val="none" w:sz="0" w:space="0" w:color="000000"/>
-                <w:left w:val="none" w:sz="0" w:space="0" w:color="000000"/>
-                <w:right w:val="none" w:sz="0" w:space="0" w:color="000000"/>
-              </w:pBdr>
-              <w:spacing w:after="10" w:before="10" w:line="240"/>
-              <w:ind w:left="100" w:right="100" w:firstLine="0" w:firstLineChars="0"/>
-              <w:rPr>
-                <w:rFonts w:ascii="Arial" w:hAnsi="Arial" w:eastAsia="Arial" w:cs="Arial"/>
-                <w:i w:val="false"/>
-                <w:b w:val="false"/>
-                <w:u w:val="none"/>
-                <w:sz w:val="18"/>
-                <w:szCs w:val="18"/>
-                <w:color w:val="000000"/>
-              </w:rPr>
-            </w:pPr>
-            <w:r>
-              <w:rPr>
-                <w:rFonts w:ascii="Arial" w:hAnsi="Arial" w:eastAsia="Arial" w:cs="Arial"/>
-                <w:i w:val="false"/>
-                <w:b w:val="false"/>
-                <w:u w:val="none"/>
-                <w:sz w:val="18"/>
-                <w:szCs w:val="18"/>
-                <w:color w:val="000000"/>
-              </w:rPr>
-              <w:t xml:space="preserve">0.522</w:t>
-            </w:r>
-          </w:p>
-        </w:tc>
-        <w:tc>
-          <w:tcPr>
-            <w:tcBorders>
-              <w:bottom w:val="none" w:sz="0" w:space="0" w:color="000000"/>
-              <w:top w:val="none" w:sz="0" w:space="0" w:color="000000"/>
-              <w:left w:val="none" w:sz="0" w:space="0" w:color="000000"/>
-              <w:right w:val="none" w:sz="0" w:space="0" w:color="000000"/>
-            </w:tcBorders>
-            <w:shd w:val="clear" w:color="auto" w:fill="FFFFFF"/>
-            <w:tcMar>
-              <w:top w:w="0" w:type="dxa"/>
-              <w:bottom w:w="0" w:type="dxa"/>
-              <w:left w:w="0" w:type="dxa"/>
-              <w:right w:w="0" w:type="dxa"/>
-            </w:tcMar>
-            <w:vAlign w:val="top"/>
-          </w:tcPr>
-          <w:p>
-            <w:pPr>
-              <w:jc w:val="center"/>
-              <w:pBdr>
-                <w:bottom w:val="none" w:sz="0" w:space="0" w:color="000000"/>
-                <w:top w:val="none" w:sz="0" w:space="0" w:color="000000"/>
-                <w:left w:val="none" w:sz="0" w:space="0" w:color="000000"/>
-                <w:right w:val="none" w:sz="0" w:space="0" w:color="000000"/>
-              </w:pBdr>
-              <w:spacing w:after="10" w:before="10" w:line="240"/>
-              <w:ind w:left="100" w:right="100" w:firstLine="0" w:firstLineChars="0"/>
-              <w:rPr>
-                <w:rFonts w:ascii="Arial" w:hAnsi="Arial" w:eastAsia="Arial" w:cs="Arial"/>
-                <w:i w:val="false"/>
-                <w:b w:val="false"/>
-                <w:u w:val="none"/>
-                <w:sz w:val="18"/>
-                <w:szCs w:val="18"/>
-                <w:color w:val="000000"/>
-              </w:rPr>
-            </w:pPr>
-            <w:r>
-              <w:rPr>
-                <w:rFonts w:ascii="Arial" w:hAnsi="Arial" w:eastAsia="Arial" w:cs="Arial"/>
-                <w:i w:val="false"/>
-                <w:b w:val="false"/>
-                <w:u w:val="none"/>
-                <w:sz w:val="18"/>
-                <w:szCs w:val="18"/>
-                <w:color w:val="000000"/>
-              </w:rPr>
-              <w:t xml:space="preserve">1.06 (0.80 to 1.39)</w:t>
-            </w:r>
-          </w:p>
-        </w:tc>
-        <w:tc>
-          <w:tcPr>
-            <w:tcBorders>
-              <w:bottom w:val="none" w:sz="0" w:space="0" w:color="000000"/>
-              <w:top w:val="none" w:sz="0" w:space="0" w:color="000000"/>
-              <w:left w:val="none" w:sz="0" w:space="0" w:color="000000"/>
-              <w:right w:val="none" w:sz="0" w:space="0" w:color="000000"/>
-            </w:tcBorders>
-            <w:shd w:val="clear" w:color="auto" w:fill="FFFFFF"/>
-            <w:tcMar>
-              <w:top w:w="0" w:type="dxa"/>
-              <w:bottom w:w="0" w:type="dxa"/>
-              <w:left w:w="0" w:type="dxa"/>
-              <w:right w:w="0" w:type="dxa"/>
-            </w:tcMar>
-            <w:vAlign w:val="top"/>
-          </w:tcPr>
-          <w:p>
-            <w:pPr>
-              <w:jc w:val="center"/>
-              <w:pBdr>
-                <w:bottom w:val="none" w:sz="0" w:space="0" w:color="000000"/>
-                <w:top w:val="none" w:sz="0" w:space="0" w:color="000000"/>
-                <w:left w:val="none" w:sz="0" w:space="0" w:color="000000"/>
-                <w:right w:val="none" w:sz="0" w:space="0" w:color="000000"/>
-              </w:pBdr>
-              <w:spacing w:after="10" w:before="10" w:line="240"/>
-              <w:ind w:left="100" w:right="100" w:firstLine="0" w:firstLineChars="0"/>
-              <w:rPr>
-                <w:rFonts w:ascii="Arial" w:hAnsi="Arial" w:eastAsia="Arial" w:cs="Arial"/>
-                <w:i w:val="false"/>
-                <w:b w:val="false"/>
-                <w:u w:val="none"/>
-                <w:sz w:val="18"/>
-                <w:szCs w:val="18"/>
-                <w:color w:val="000000"/>
-              </w:rPr>
-            </w:pPr>
-            <w:r>
-              <w:rPr>
-                <w:rFonts w:ascii="Arial" w:hAnsi="Arial" w:eastAsia="Arial" w:cs="Arial"/>
-                <w:i w:val="false"/>
-                <w:b w:val="false"/>
-                <w:u w:val="none"/>
-                <w:sz w:val="18"/>
-                <w:szCs w:val="18"/>
-                <w:color w:val="000000"/>
-              </w:rPr>
-              <w:t xml:space="preserve">0.698</w:t>
-            </w:r>
-          </w:p>
-        </w:tc>
-        <w:tc>
-          <w:tcPr>
-            <w:tcBorders>
-              <w:bottom w:val="none" w:sz="0" w:space="0" w:color="000000"/>
-              <w:top w:val="none" w:sz="0" w:space="0" w:color="000000"/>
-              <w:left w:val="none" w:sz="0" w:space="0" w:color="000000"/>
-              <w:right w:val="none" w:sz="0" w:space="0" w:color="000000"/>
-            </w:tcBorders>
-            <w:shd w:val="clear" w:color="auto" w:fill="FFFFFF"/>
-            <w:tcMar>
-              <w:top w:w="0" w:type="dxa"/>
-              <w:bottom w:w="0" w:type="dxa"/>
-              <w:left w:w="0" w:type="dxa"/>
-              <w:right w:w="0" w:type="dxa"/>
-            </w:tcMar>
-            <w:vAlign w:val="top"/>
-          </w:tcPr>
-          <w:p>
-            <w:pPr>
-              <w:jc w:val="center"/>
-              <w:pBdr>
-                <w:bottom w:val="none" w:sz="0" w:space="0" w:color="000000"/>
-                <w:top w:val="none" w:sz="0" w:space="0" w:color="000000"/>
-                <w:left w:val="none" w:sz="0" w:space="0" w:color="000000"/>
-                <w:right w:val="none" w:sz="0" w:space="0" w:color="000000"/>
-              </w:pBdr>
-              <w:spacing w:after="10" w:before="10" w:line="240"/>
-              <w:ind w:left="100" w:right="100" w:firstLine="0" w:firstLineChars="0"/>
-              <w:rPr>
-                <w:rFonts w:ascii="Arial" w:hAnsi="Arial" w:eastAsia="Arial" w:cs="Arial"/>
-                <w:i w:val="false"/>
-                <w:b w:val="false"/>
-                <w:u w:val="none"/>
-                <w:sz w:val="18"/>
-                <w:szCs w:val="18"/>
-                <w:color w:val="000000"/>
-              </w:rPr>
-            </w:pPr>
-            <w:r>
-              <w:rPr>
-                <w:rFonts w:ascii="Arial" w:hAnsi="Arial" w:eastAsia="Arial" w:cs="Arial"/>
-                <w:i w:val="false"/>
-                <w:b w:val="false"/>
-                <w:u w:val="none"/>
-                <w:sz w:val="18"/>
-                <w:szCs w:val="18"/>
-                <w:color w:val="000000"/>
-              </w:rPr>
-              <w:t xml:space="preserve">1.02 (0.74 to 1.39)</w:t>
-            </w:r>
-          </w:p>
-        </w:tc>
-        <w:tc>
-          <w:tcPr>
-            <w:tcBorders>
-              <w:bottom w:val="none" w:sz="0" w:space="0" w:color="000000"/>
-              <w:top w:val="none" w:sz="0" w:space="0" w:color="000000"/>
-              <w:left w:val="none" w:sz="0" w:space="0" w:color="000000"/>
-              <w:right w:val="none" w:sz="0" w:space="0" w:color="000000"/>
-            </w:tcBorders>
-            <w:shd w:val="clear" w:color="auto" w:fill="FFFFFF"/>
-            <w:tcMar>
-              <w:top w:w="0" w:type="dxa"/>
-              <w:bottom w:w="0" w:type="dxa"/>
-              <w:left w:w="0" w:type="dxa"/>
-              <w:right w:w="0" w:type="dxa"/>
-            </w:tcMar>
-            <w:vAlign w:val="top"/>
-          </w:tcPr>
-          <w:p>
-            <w:pPr>
-              <w:jc w:val="center"/>
-              <w:pBdr>
-                <w:bottom w:val="none" w:sz="0" w:space="0" w:color="000000"/>
-                <w:top w:val="none" w:sz="0" w:space="0" w:color="000000"/>
-                <w:left w:val="none" w:sz="0" w:space="0" w:color="000000"/>
-                <w:right w:val="none" w:sz="0" w:space="0" w:color="000000"/>
-              </w:pBdr>
-              <w:spacing w:after="10" w:before="10" w:line="240"/>
-              <w:ind w:left="100" w:right="100" w:firstLine="0" w:firstLineChars="0"/>
-              <w:rPr>
-                <w:rFonts w:ascii="Arial" w:hAnsi="Arial" w:eastAsia="Arial" w:cs="Arial"/>
-                <w:i w:val="false"/>
-                <w:b w:val="false"/>
-                <w:u w:val="none"/>
-                <w:sz w:val="18"/>
-                <w:szCs w:val="18"/>
-                <w:color w:val="000000"/>
-              </w:rPr>
-            </w:pPr>
-            <w:r>
-              <w:rPr>
-                <w:rFonts w:ascii="Arial" w:hAnsi="Arial" w:eastAsia="Arial" w:cs="Arial"/>
-                <w:i w:val="false"/>
-                <w:b w:val="false"/>
-                <w:u w:val="none"/>
-                <w:sz w:val="18"/>
-                <w:szCs w:val="18"/>
-                <w:color w:val="000000"/>
-              </w:rPr>
-              <w:t xml:space="preserve">0.921</w:t>
-            </w:r>
-          </w:p>
-        </w:tc>
-        <w:tc>
-          <w:tcPr>
-            <w:tcBorders>
-              <w:bottom w:val="none" w:sz="0" w:space="0" w:color="000000"/>
-              <w:top w:val="none" w:sz="0" w:space="0" w:color="000000"/>
-              <w:left w:val="none" w:sz="0" w:space="0" w:color="000000"/>
-              <w:right w:val="none" w:sz="0" w:space="0" w:color="000000"/>
-            </w:tcBorders>
-            <w:shd w:val="clear" w:color="auto" w:fill="FFFFFF"/>
-            <w:tcMar>
-              <w:top w:w="0" w:type="dxa"/>
-              <w:bottom w:w="0" w:type="dxa"/>
-              <w:left w:w="0" w:type="dxa"/>
-              <w:right w:w="0" w:type="dxa"/>
-            </w:tcMar>
-            <w:vAlign w:val="top"/>
-          </w:tcPr>
-          <w:p>
-            <w:pPr>
-              <w:jc w:val="center"/>
-              <w:pBdr>
-                <w:bottom w:val="none" w:sz="0" w:space="0" w:color="000000"/>
-                <w:top w:val="none" w:sz="0" w:space="0" w:color="000000"/>
-                <w:left w:val="none" w:sz="0" w:space="0" w:color="000000"/>
-                <w:right w:val="none" w:sz="0" w:space="0" w:color="000000"/>
-              </w:pBdr>
-              <w:spacing w:after="10" w:before="10" w:line="240"/>
-              <w:ind w:left="100" w:right="100" w:firstLine="0" w:firstLineChars="0"/>
-              <w:rPr>
-                <w:rFonts w:ascii="Arial" w:hAnsi="Arial" w:eastAsia="Arial" w:cs="Arial"/>
-                <w:i w:val="false"/>
-                <w:b w:val="false"/>
-                <w:u w:val="none"/>
-                <w:sz w:val="18"/>
-                <w:szCs w:val="18"/>
-                <w:color w:val="000000"/>
-              </w:rPr>
-            </w:pPr>
-            <w:r>
-              <w:rPr>
-                <w:rFonts w:ascii="Arial" w:hAnsi="Arial" w:eastAsia="Arial" w:cs="Arial"/>
-                <w:i w:val="false"/>
-                <w:b w:val="false"/>
-                <w:u w:val="none"/>
-                <w:sz w:val="18"/>
-                <w:szCs w:val="18"/>
-                <w:color w:val="000000"/>
-              </w:rPr>
-              <w:t xml:space="preserve">0.98 (0.80 to 1.21)</w:t>
-            </w:r>
-          </w:p>
-        </w:tc>
-        <w:tc>
-          <w:tcPr>
-            <w:tcBorders>
-              <w:bottom w:val="none" w:sz="0" w:space="0" w:color="000000"/>
-              <w:top w:val="none" w:sz="0" w:space="0" w:color="000000"/>
-              <w:left w:val="none" w:sz="0" w:space="0" w:color="000000"/>
-              <w:right w:val="none" w:sz="0" w:space="0" w:color="000000"/>
-            </w:tcBorders>
-            <w:shd w:val="clear" w:color="auto" w:fill="FFFFFF"/>
-            <w:tcMar>
-              <w:top w:w="0" w:type="dxa"/>
-              <w:bottom w:w="0" w:type="dxa"/>
-              <w:left w:w="0" w:type="dxa"/>
-              <w:right w:w="0" w:type="dxa"/>
-            </w:tcMar>
-            <w:vAlign w:val="top"/>
-          </w:tcPr>
-          <w:p>
-            <w:pPr>
-              <w:jc w:val="center"/>
-              <w:pBdr>
-                <w:bottom w:val="none" w:sz="0" w:space="0" w:color="000000"/>
-                <w:top w:val="none" w:sz="0" w:space="0" w:color="000000"/>
-                <w:left w:val="none" w:sz="0" w:space="0" w:color="000000"/>
-                <w:right w:val="none" w:sz="0" w:space="0" w:color="000000"/>
-              </w:pBdr>
-              <w:spacing w:after="10" w:before="10" w:line="240"/>
-              <w:ind w:left="100" w:right="100" w:firstLine="0" w:firstLineChars="0"/>
-              <w:rPr>
-                <w:rFonts w:ascii="Arial" w:hAnsi="Arial" w:eastAsia="Arial" w:cs="Arial"/>
-                <w:i w:val="false"/>
-                <w:b w:val="false"/>
-                <w:u w:val="none"/>
-                <w:sz w:val="18"/>
-                <w:szCs w:val="18"/>
-                <w:color w:val="000000"/>
-              </w:rPr>
-            </w:pPr>
-            <w:r>
-              <w:rPr>
-                <w:rFonts w:ascii="Arial" w:hAnsi="Arial" w:eastAsia="Arial" w:cs="Arial"/>
-                <w:i w:val="false"/>
-                <w:b w:val="false"/>
-                <w:u w:val="none"/>
-                <w:sz w:val="18"/>
-                <w:szCs w:val="18"/>
-                <w:color w:val="000000"/>
-              </w:rPr>
-              <w:t xml:space="preserve">0.870</w:t>
-            </w:r>
-          </w:p>
-        </w:tc>
-        <w:tc>
-          <w:tcPr>
-            <w:tcBorders>
-              <w:bottom w:val="none" w:sz="0" w:space="0" w:color="000000"/>
-              <w:top w:val="none" w:sz="0" w:space="0" w:color="000000"/>
-              <w:left w:val="none" w:sz="0" w:space="0" w:color="000000"/>
-              <w:right w:val="none" w:sz="0" w:space="0" w:color="000000"/>
-            </w:tcBorders>
-            <w:shd w:val="clear" w:color="auto" w:fill="FFFFFF"/>
-            <w:tcMar>
-              <w:top w:w="0" w:type="dxa"/>
-              <w:bottom w:w="0" w:type="dxa"/>
-              <w:left w:w="0" w:type="dxa"/>
-              <w:right w:w="0" w:type="dxa"/>
-            </w:tcMar>
-            <w:vAlign w:val="top"/>
-          </w:tcPr>
-          <w:p>
-            <w:pPr>
-              <w:jc w:val="center"/>
-              <w:pBdr>
-                <w:bottom w:val="none" w:sz="0" w:space="0" w:color="000000"/>
-                <w:top w:val="none" w:sz="0" w:space="0" w:color="000000"/>
-                <w:left w:val="none" w:sz="0" w:space="0" w:color="000000"/>
-                <w:right w:val="none" w:sz="0" w:space="0" w:color="000000"/>
-              </w:pBdr>
-              <w:spacing w:after="10" w:before="10" w:line="240"/>
-              <w:ind w:left="100" w:right="100" w:firstLine="0" w:firstLineChars="0"/>
-              <w:rPr>
-                <w:rFonts w:ascii="Arial" w:hAnsi="Arial" w:eastAsia="Arial" w:cs="Arial"/>
-                <w:i w:val="false"/>
-                <w:b w:val="false"/>
-                <w:u w:val="none"/>
-                <w:sz w:val="18"/>
-                <w:szCs w:val="18"/>
-                <w:color w:val="000000"/>
-              </w:rPr>
-            </w:pPr>
-            <w:r>
-              <w:rPr>
-                <w:rFonts w:ascii="Arial" w:hAnsi="Arial" w:eastAsia="Arial" w:cs="Arial"/>
-                <w:i w:val="false"/>
-                <w:b w:val="false"/>
-                <w:u w:val="none"/>
-                <w:sz w:val="18"/>
-                <w:szCs w:val="18"/>
-                <w:color w:val="000000"/>
-              </w:rPr>
-              <w:t xml:space="preserve">0.72 (0.39 to 1.33)</w:t>
-            </w:r>
-          </w:p>
-        </w:tc>
-        <w:tc>
-          <w:tcPr>
-            <w:tcBorders>
-              <w:bottom w:val="none" w:sz="0" w:space="0" w:color="000000"/>
-              <w:top w:val="none" w:sz="0" w:space="0" w:color="000000"/>
-              <w:left w:val="none" w:sz="0" w:space="0" w:color="000000"/>
-              <w:right w:val="none" w:sz="0" w:space="0" w:color="000000"/>
-            </w:tcBorders>
-            <w:shd w:val="clear" w:color="auto" w:fill="FFFFFF"/>
-            <w:tcMar>
-              <w:top w:w="0" w:type="dxa"/>
-              <w:bottom w:w="0" w:type="dxa"/>
-              <w:left w:w="0" w:type="dxa"/>
-              <w:right w:w="0" w:type="dxa"/>
-            </w:tcMar>
-            <w:vAlign w:val="top"/>
-          </w:tcPr>
-          <w:p>
-            <w:pPr>
-              <w:jc w:val="center"/>
-              <w:pBdr>
-                <w:bottom w:val="none" w:sz="0" w:space="0" w:color="000000"/>
-                <w:top w:val="none" w:sz="0" w:space="0" w:color="000000"/>
-                <w:left w:val="none" w:sz="0" w:space="0" w:color="000000"/>
-                <w:right w:val="none" w:sz="0" w:space="0" w:color="000000"/>
-              </w:pBdr>
-              <w:spacing w:after="10" w:before="10" w:line="240"/>
-              <w:ind w:left="100" w:right="100" w:firstLine="0" w:firstLineChars="0"/>
-              <w:rPr>
-                <w:rFonts w:ascii="Arial" w:hAnsi="Arial" w:eastAsia="Arial" w:cs="Arial"/>
-                <w:i w:val="false"/>
-                <w:b w:val="false"/>
-                <w:u w:val="none"/>
-                <w:sz w:val="18"/>
-                <w:szCs w:val="18"/>
-                <w:color w:val="000000"/>
-              </w:rPr>
-            </w:pPr>
-            <w:r>
-              <w:rPr>
-                <w:rFonts w:ascii="Arial" w:hAnsi="Arial" w:eastAsia="Arial" w:cs="Arial"/>
-                <w:i w:val="false"/>
-                <w:b w:val="false"/>
-                <w:u w:val="none"/>
-                <w:sz w:val="18"/>
-                <w:szCs w:val="18"/>
-                <w:color w:val="000000"/>
-              </w:rPr>
-              <w:t xml:space="preserve">0.297</w:t>
-            </w:r>
-          </w:p>
-        </w:tc>
-        <w:tc>
-          <w:tcPr>
-            <w:tcBorders>
-              <w:bottom w:val="none" w:sz="0" w:space="0" w:color="000000"/>
-              <w:top w:val="none" w:sz="0" w:space="0" w:color="000000"/>
-              <w:left w:val="none" w:sz="0" w:space="0" w:color="000000"/>
-              <w:right w:val="none" w:sz="0" w:space="0" w:color="000000"/>
-            </w:tcBorders>
-            <w:shd w:val="clear" w:color="auto" w:fill="FFFFFF"/>
-            <w:tcMar>
-              <w:top w:w="0" w:type="dxa"/>
-              <w:bottom w:w="0" w:type="dxa"/>
-              <w:left w:w="0" w:type="dxa"/>
-              <w:right w:w="0" w:type="dxa"/>
-            </w:tcMar>
-            <w:vAlign w:val="top"/>
-          </w:tcPr>
-          <w:p>
-            <w:pPr>
-              <w:jc w:val="center"/>
-              <w:pBdr>
-                <w:bottom w:val="none" w:sz="0" w:space="0" w:color="000000"/>
-                <w:top w:val="none" w:sz="0" w:space="0" w:color="000000"/>
-                <w:left w:val="none" w:sz="0" w:space="0" w:color="000000"/>
-                <w:right w:val="none" w:sz="0" w:space="0" w:color="000000"/>
-              </w:pBdr>
-              <w:spacing w:after="10" w:before="10" w:line="240"/>
-              <w:ind w:left="100" w:right="100" w:firstLine="0" w:firstLineChars="0"/>
-              <w:rPr>
-                <w:rFonts w:ascii="Arial" w:hAnsi="Arial" w:eastAsia="Arial" w:cs="Arial"/>
-                <w:i w:val="false"/>
-                <w:b w:val="false"/>
-                <w:u w:val="none"/>
-                <w:sz w:val="18"/>
-                <w:szCs w:val="18"/>
-                <w:color w:val="000000"/>
-              </w:rPr>
-            </w:pPr>
-            <w:r>
-              <w:rPr>
-                <w:rFonts w:ascii="Arial" w:hAnsi="Arial" w:eastAsia="Arial" w:cs="Arial"/>
-                <w:i w:val="false"/>
-                <w:b w:val="false"/>
-                <w:u w:val="none"/>
-                <w:sz w:val="18"/>
-                <w:szCs w:val="18"/>
-                <w:color w:val="000000"/>
-              </w:rPr>
-              <w:t xml:space="preserve">0.75 (0.53 to 1.07)</w:t>
-            </w:r>
-          </w:p>
-        </w:tc>
-        <w:tc>
-          <w:tcPr>
-            <w:tcBorders>
-              <w:bottom w:val="none" w:sz="0" w:space="0" w:color="000000"/>
-              <w:top w:val="none" w:sz="0" w:space="0" w:color="000000"/>
-              <w:left w:val="none" w:sz="0" w:space="0" w:color="000000"/>
-              <w:right w:val="none" w:sz="0" w:space="0" w:color="000000"/>
-            </w:tcBorders>
-            <w:shd w:val="clear" w:color="auto" w:fill="FFFFFF"/>
-            <w:tcMar>
-              <w:top w:w="0" w:type="dxa"/>
-              <w:bottom w:w="0" w:type="dxa"/>
-              <w:left w:w="0" w:type="dxa"/>
-              <w:right w:w="0" w:type="dxa"/>
-            </w:tcMar>
-            <w:vAlign w:val="top"/>
-          </w:tcPr>
-          <w:p>
-            <w:pPr>
-              <w:jc w:val="center"/>
-              <w:pBdr>
-                <w:bottom w:val="none" w:sz="0" w:space="0" w:color="000000"/>
-                <w:top w:val="none" w:sz="0" w:space="0" w:color="000000"/>
-                <w:left w:val="none" w:sz="0" w:space="0" w:color="000000"/>
-                <w:right w:val="none" w:sz="0" w:space="0" w:color="000000"/>
-              </w:pBdr>
-              <w:spacing w:after="10" w:before="10" w:line="240"/>
-              <w:ind w:left="100" w:right="100" w:firstLine="0" w:firstLineChars="0"/>
-              <w:rPr>
-                <w:rFonts w:ascii="Arial" w:hAnsi="Arial" w:eastAsia="Arial" w:cs="Arial"/>
-                <w:i w:val="false"/>
-                <w:b w:val="false"/>
-                <w:u w:val="none"/>
-                <w:sz w:val="18"/>
-                <w:szCs w:val="18"/>
-                <w:color w:val="000000"/>
-              </w:rPr>
-            </w:pPr>
-            <w:r>
-              <w:rPr>
-                <w:rFonts w:ascii="Arial" w:hAnsi="Arial" w:eastAsia="Arial" w:cs="Arial"/>
-                <w:i w:val="false"/>
-                <w:b w:val="false"/>
-                <w:u w:val="none"/>
-                <w:sz w:val="18"/>
-                <w:szCs w:val="18"/>
-                <w:color w:val="000000"/>
-              </w:rPr>
-              <w:t xml:space="preserve">0.112</w:t>
+              <w:t xml:space="preserve">Middle</w:t>
+            </w:r>
+          </w:p>
+        </w:tc>
+        <w:tc>
+          <w:tcPr>
+            <w:tcBorders>
+              <w:bottom w:val="none" w:sz="0" w:space="0" w:color="000000"/>
+              <w:top w:val="none" w:sz="0" w:space="0" w:color="000000"/>
+              <w:left w:val="none" w:sz="0" w:space="0" w:color="000000"/>
+              <w:right w:val="none" w:sz="0" w:space="0" w:color="000000"/>
+            </w:tcBorders>
+            <w:shd w:val="clear" w:color="auto" w:fill="FFFFFF"/>
+            <w:tcMar>
+              <w:top w:w="0" w:type="dxa"/>
+              <w:bottom w:w="0" w:type="dxa"/>
+              <w:left w:w="0" w:type="dxa"/>
+              <w:right w:w="0" w:type="dxa"/>
+            </w:tcMar>
+            <w:vAlign w:val="top"/>
+          </w:tcPr>
+          <w:p>
+            <w:pPr>
+              <w:jc w:val="center"/>
+              <w:pBdr>
+                <w:bottom w:val="none" w:sz="0" w:space="0" w:color="000000"/>
+                <w:top w:val="none" w:sz="0" w:space="0" w:color="000000"/>
+                <w:left w:val="none" w:sz="0" w:space="0" w:color="000000"/>
+                <w:right w:val="none" w:sz="0" w:space="0" w:color="000000"/>
+              </w:pBdr>
+              <w:spacing w:after="10" w:before="10" w:line="240"/>
+              <w:ind w:left="100" w:right="100" w:firstLine="0" w:firstLineChars="0"/>
+              <w:rPr>
+                <w:rFonts w:ascii="Arial" w:hAnsi="Arial" w:eastAsia="Arial" w:cs="Arial"/>
+                <w:i w:val="false"/>
+                <w:b w:val="false"/>
+                <w:u w:val="none"/>
+                <w:sz w:val="18"/>
+                <w:szCs w:val="18"/>
+                <w:color w:val="000000"/>
+              </w:rPr>
+            </w:pPr>
+            <w:r>
+              <w:rPr>
+                <w:rFonts w:ascii="Arial" w:hAnsi="Arial" w:eastAsia="Arial" w:cs="Arial"/>
+                <w:i w:val="false"/>
+                <w:b w:val="false"/>
+                <w:u w:val="none"/>
+                <w:sz w:val="18"/>
+                <w:szCs w:val="18"/>
+                <w:color w:val="000000"/>
+              </w:rPr>
+              <w:t xml:space="preserve">1.04 (0.84 to 1.30)</w:t>
+            </w:r>
+          </w:p>
+        </w:tc>
+        <w:tc>
+          <w:tcPr>
+            <w:tcBorders>
+              <w:bottom w:val="none" w:sz="0" w:space="0" w:color="000000"/>
+              <w:top w:val="none" w:sz="0" w:space="0" w:color="000000"/>
+              <w:left w:val="none" w:sz="0" w:space="0" w:color="000000"/>
+              <w:right w:val="none" w:sz="0" w:space="0" w:color="000000"/>
+            </w:tcBorders>
+            <w:shd w:val="clear" w:color="auto" w:fill="FFFFFF"/>
+            <w:tcMar>
+              <w:top w:w="0" w:type="dxa"/>
+              <w:bottom w:w="0" w:type="dxa"/>
+              <w:left w:w="0" w:type="dxa"/>
+              <w:right w:w="0" w:type="dxa"/>
+            </w:tcMar>
+            <w:vAlign w:val="top"/>
+          </w:tcPr>
+          <w:p>
+            <w:pPr>
+              <w:jc w:val="center"/>
+              <w:pBdr>
+                <w:bottom w:val="none" w:sz="0" w:space="0" w:color="000000"/>
+                <w:top w:val="none" w:sz="0" w:space="0" w:color="000000"/>
+                <w:left w:val="none" w:sz="0" w:space="0" w:color="000000"/>
+                <w:right w:val="none" w:sz="0" w:space="0" w:color="000000"/>
+              </w:pBdr>
+              <w:spacing w:after="10" w:before="10" w:line="240"/>
+              <w:ind w:left="100" w:right="100" w:firstLine="0" w:firstLineChars="0"/>
+              <w:rPr>
+                <w:rFonts w:ascii="Arial" w:hAnsi="Arial" w:eastAsia="Arial" w:cs="Arial"/>
+                <w:i w:val="false"/>
+                <w:b w:val="false"/>
+                <w:u w:val="none"/>
+                <w:sz w:val="18"/>
+                <w:szCs w:val="18"/>
+                <w:color w:val="000000"/>
+              </w:rPr>
+            </w:pPr>
+            <w:r>
+              <w:rPr>
+                <w:rFonts w:ascii="Arial" w:hAnsi="Arial" w:eastAsia="Arial" w:cs="Arial"/>
+                <w:i w:val="false"/>
+                <w:b w:val="false"/>
+                <w:u w:val="none"/>
+                <w:sz w:val="18"/>
+                <w:szCs w:val="18"/>
+                <w:color w:val="000000"/>
+              </w:rPr>
+              <w:t xml:space="preserve">0.706</w:t>
+            </w:r>
+          </w:p>
+        </w:tc>
+        <w:tc>
+          <w:tcPr>
+            <w:tcBorders>
+              <w:bottom w:val="none" w:sz="0" w:space="0" w:color="000000"/>
+              <w:top w:val="none" w:sz="0" w:space="0" w:color="000000"/>
+              <w:left w:val="none" w:sz="0" w:space="0" w:color="000000"/>
+              <w:right w:val="none" w:sz="0" w:space="0" w:color="000000"/>
+            </w:tcBorders>
+            <w:shd w:val="clear" w:color="auto" w:fill="FFFFFF"/>
+            <w:tcMar>
+              <w:top w:w="0" w:type="dxa"/>
+              <w:bottom w:w="0" w:type="dxa"/>
+              <w:left w:w="0" w:type="dxa"/>
+              <w:right w:w="0" w:type="dxa"/>
+            </w:tcMar>
+            <w:vAlign w:val="top"/>
+          </w:tcPr>
+          <w:p>
+            <w:pPr>
+              <w:jc w:val="center"/>
+              <w:pBdr>
+                <w:bottom w:val="none" w:sz="0" w:space="0" w:color="000000"/>
+                <w:top w:val="none" w:sz="0" w:space="0" w:color="000000"/>
+                <w:left w:val="none" w:sz="0" w:space="0" w:color="000000"/>
+                <w:right w:val="none" w:sz="0" w:space="0" w:color="000000"/>
+              </w:pBdr>
+              <w:spacing w:after="10" w:before="10" w:line="240"/>
+              <w:ind w:left="100" w:right="100" w:firstLine="0" w:firstLineChars="0"/>
+              <w:rPr>
+                <w:rFonts w:ascii="Arial" w:hAnsi="Arial" w:eastAsia="Arial" w:cs="Arial"/>
+                <w:i w:val="false"/>
+                <w:b w:val="false"/>
+                <w:u w:val="none"/>
+                <w:sz w:val="18"/>
+                <w:szCs w:val="18"/>
+                <w:color w:val="000000"/>
+              </w:rPr>
+            </w:pPr>
+            <w:r>
+              <w:rPr>
+                <w:rFonts w:ascii="Arial" w:hAnsi="Arial" w:eastAsia="Arial" w:cs="Arial"/>
+                <w:i w:val="false"/>
+                <w:b w:val="false"/>
+                <w:u w:val="none"/>
+                <w:sz w:val="18"/>
+                <w:szCs w:val="18"/>
+                <w:color w:val="000000"/>
+              </w:rPr>
+              <w:t xml:space="preserve">1.00 (0.85 to 1.18)</w:t>
+            </w:r>
+          </w:p>
+        </w:tc>
+        <w:tc>
+          <w:tcPr>
+            <w:tcBorders>
+              <w:bottom w:val="none" w:sz="0" w:space="0" w:color="000000"/>
+              <w:top w:val="none" w:sz="0" w:space="0" w:color="000000"/>
+              <w:left w:val="none" w:sz="0" w:space="0" w:color="000000"/>
+              <w:right w:val="none" w:sz="0" w:space="0" w:color="000000"/>
+            </w:tcBorders>
+            <w:shd w:val="clear" w:color="auto" w:fill="FFFFFF"/>
+            <w:tcMar>
+              <w:top w:w="0" w:type="dxa"/>
+              <w:bottom w:w="0" w:type="dxa"/>
+              <w:left w:w="0" w:type="dxa"/>
+              <w:right w:w="0" w:type="dxa"/>
+            </w:tcMar>
+            <w:vAlign w:val="top"/>
+          </w:tcPr>
+          <w:p>
+            <w:pPr>
+              <w:jc w:val="center"/>
+              <w:pBdr>
+                <w:bottom w:val="none" w:sz="0" w:space="0" w:color="000000"/>
+                <w:top w:val="none" w:sz="0" w:space="0" w:color="000000"/>
+                <w:left w:val="none" w:sz="0" w:space="0" w:color="000000"/>
+                <w:right w:val="none" w:sz="0" w:space="0" w:color="000000"/>
+              </w:pBdr>
+              <w:spacing w:after="10" w:before="10" w:line="240"/>
+              <w:ind w:left="100" w:right="100" w:firstLine="0" w:firstLineChars="0"/>
+              <w:rPr>
+                <w:rFonts w:ascii="Arial" w:hAnsi="Arial" w:eastAsia="Arial" w:cs="Arial"/>
+                <w:i w:val="false"/>
+                <w:b w:val="false"/>
+                <w:u w:val="none"/>
+                <w:sz w:val="18"/>
+                <w:szCs w:val="18"/>
+                <w:color w:val="000000"/>
+              </w:rPr>
+            </w:pPr>
+            <w:r>
+              <w:rPr>
+                <w:rFonts w:ascii="Arial" w:hAnsi="Arial" w:eastAsia="Arial" w:cs="Arial"/>
+                <w:i w:val="false"/>
+                <w:b w:val="false"/>
+                <w:u w:val="none"/>
+                <w:sz w:val="18"/>
+                <w:szCs w:val="18"/>
+                <w:color w:val="000000"/>
+              </w:rPr>
+              <w:t xml:space="preserve">0.972</w:t>
+            </w:r>
+          </w:p>
+        </w:tc>
+        <w:tc>
+          <w:tcPr>
+            <w:tcBorders>
+              <w:bottom w:val="none" w:sz="0" w:space="0" w:color="000000"/>
+              <w:top w:val="none" w:sz="0" w:space="0" w:color="000000"/>
+              <w:left w:val="none" w:sz="0" w:space="0" w:color="000000"/>
+              <w:right w:val="none" w:sz="0" w:space="0" w:color="000000"/>
+            </w:tcBorders>
+            <w:shd w:val="clear" w:color="auto" w:fill="FFFFFF"/>
+            <w:tcMar>
+              <w:top w:w="0" w:type="dxa"/>
+              <w:bottom w:w="0" w:type="dxa"/>
+              <w:left w:w="0" w:type="dxa"/>
+              <w:right w:w="0" w:type="dxa"/>
+            </w:tcMar>
+            <w:vAlign w:val="top"/>
+          </w:tcPr>
+          <w:p>
+            <w:pPr>
+              <w:jc w:val="center"/>
+              <w:pBdr>
+                <w:bottom w:val="none" w:sz="0" w:space="0" w:color="000000"/>
+                <w:top w:val="none" w:sz="0" w:space="0" w:color="000000"/>
+                <w:left w:val="none" w:sz="0" w:space="0" w:color="000000"/>
+                <w:right w:val="none" w:sz="0" w:space="0" w:color="000000"/>
+              </w:pBdr>
+              <w:spacing w:after="10" w:before="10" w:line="240"/>
+              <w:ind w:left="100" w:right="100" w:firstLine="0" w:firstLineChars="0"/>
+              <w:rPr>
+                <w:rFonts w:ascii="Arial" w:hAnsi="Arial" w:eastAsia="Arial" w:cs="Arial"/>
+                <w:i w:val="false"/>
+                <w:b w:val="false"/>
+                <w:u w:val="none"/>
+                <w:sz w:val="18"/>
+                <w:szCs w:val="18"/>
+                <w:color w:val="000000"/>
+              </w:rPr>
+            </w:pPr>
+            <w:r>
+              <w:rPr>
+                <w:rFonts w:ascii="Arial" w:hAnsi="Arial" w:eastAsia="Arial" w:cs="Arial"/>
+                <w:i w:val="false"/>
+                <w:b w:val="false"/>
+                <w:u w:val="none"/>
+                <w:sz w:val="18"/>
+                <w:szCs w:val="18"/>
+                <w:color w:val="000000"/>
+              </w:rPr>
+              <w:t xml:space="preserve">1.02 (0.63 to 1.63)</w:t>
+            </w:r>
+          </w:p>
+        </w:tc>
+        <w:tc>
+          <w:tcPr>
+            <w:tcBorders>
+              <w:bottom w:val="none" w:sz="0" w:space="0" w:color="000000"/>
+              <w:top w:val="none" w:sz="0" w:space="0" w:color="000000"/>
+              <w:left w:val="none" w:sz="0" w:space="0" w:color="000000"/>
+              <w:right w:val="none" w:sz="0" w:space="0" w:color="000000"/>
+            </w:tcBorders>
+            <w:shd w:val="clear" w:color="auto" w:fill="FFFFFF"/>
+            <w:tcMar>
+              <w:top w:w="0" w:type="dxa"/>
+              <w:bottom w:w="0" w:type="dxa"/>
+              <w:left w:w="0" w:type="dxa"/>
+              <w:right w:w="0" w:type="dxa"/>
+            </w:tcMar>
+            <w:vAlign w:val="top"/>
+          </w:tcPr>
+          <w:p>
+            <w:pPr>
+              <w:jc w:val="center"/>
+              <w:pBdr>
+                <w:bottom w:val="none" w:sz="0" w:space="0" w:color="000000"/>
+                <w:top w:val="none" w:sz="0" w:space="0" w:color="000000"/>
+                <w:left w:val="none" w:sz="0" w:space="0" w:color="000000"/>
+                <w:right w:val="none" w:sz="0" w:space="0" w:color="000000"/>
+              </w:pBdr>
+              <w:spacing w:after="10" w:before="10" w:line="240"/>
+              <w:ind w:left="100" w:right="100" w:firstLine="0" w:firstLineChars="0"/>
+              <w:rPr>
+                <w:rFonts w:ascii="Arial" w:hAnsi="Arial" w:eastAsia="Arial" w:cs="Arial"/>
+                <w:i w:val="false"/>
+                <w:b w:val="false"/>
+                <w:u w:val="none"/>
+                <w:sz w:val="18"/>
+                <w:szCs w:val="18"/>
+                <w:color w:val="000000"/>
+              </w:rPr>
+            </w:pPr>
+            <w:r>
+              <w:rPr>
+                <w:rFonts w:ascii="Arial" w:hAnsi="Arial" w:eastAsia="Arial" w:cs="Arial"/>
+                <w:i w:val="false"/>
+                <w:b w:val="false"/>
+                <w:u w:val="none"/>
+                <w:sz w:val="18"/>
+                <w:szCs w:val="18"/>
+                <w:color w:val="000000"/>
+              </w:rPr>
+              <w:t xml:space="preserve">0.948</w:t>
+            </w:r>
+          </w:p>
+        </w:tc>
+        <w:tc>
+          <w:tcPr>
+            <w:tcBorders>
+              <w:bottom w:val="none" w:sz="0" w:space="0" w:color="000000"/>
+              <w:top w:val="none" w:sz="0" w:space="0" w:color="000000"/>
+              <w:left w:val="none" w:sz="0" w:space="0" w:color="000000"/>
+              <w:right w:val="none" w:sz="0" w:space="0" w:color="000000"/>
+            </w:tcBorders>
+            <w:shd w:val="clear" w:color="auto" w:fill="FFFFFF"/>
+            <w:tcMar>
+              <w:top w:w="0" w:type="dxa"/>
+              <w:bottom w:w="0" w:type="dxa"/>
+              <w:left w:w="0" w:type="dxa"/>
+              <w:right w:w="0" w:type="dxa"/>
+            </w:tcMar>
+            <w:vAlign w:val="top"/>
+          </w:tcPr>
+          <w:p>
+            <w:pPr>
+              <w:jc w:val="center"/>
+              <w:pBdr>
+                <w:bottom w:val="none" w:sz="0" w:space="0" w:color="000000"/>
+                <w:top w:val="none" w:sz="0" w:space="0" w:color="000000"/>
+                <w:left w:val="none" w:sz="0" w:space="0" w:color="000000"/>
+                <w:right w:val="none" w:sz="0" w:space="0" w:color="000000"/>
+              </w:pBdr>
+              <w:spacing w:after="10" w:before="10" w:line="240"/>
+              <w:ind w:left="100" w:right="100" w:firstLine="0" w:firstLineChars="0"/>
+              <w:rPr>
+                <w:rFonts w:ascii="Arial" w:hAnsi="Arial" w:eastAsia="Arial" w:cs="Arial"/>
+                <w:i w:val="false"/>
+                <w:b w:val="false"/>
+                <w:u w:val="none"/>
+                <w:sz w:val="18"/>
+                <w:szCs w:val="18"/>
+                <w:color w:val="000000"/>
+              </w:rPr>
+            </w:pPr>
+            <w:r>
+              <w:rPr>
+                <w:rFonts w:ascii="Arial" w:hAnsi="Arial" w:eastAsia="Arial" w:cs="Arial"/>
+                <w:i w:val="false"/>
+                <w:b w:val="false"/>
+                <w:u w:val="none"/>
+                <w:sz w:val="18"/>
+                <w:szCs w:val="18"/>
+                <w:color w:val="000000"/>
+              </w:rPr>
+              <w:t xml:space="preserve">1.04 (0.78 to 1.38)</w:t>
+            </w:r>
+          </w:p>
+        </w:tc>
+        <w:tc>
+          <w:tcPr>
+            <w:tcBorders>
+              <w:bottom w:val="none" w:sz="0" w:space="0" w:color="000000"/>
+              <w:top w:val="none" w:sz="0" w:space="0" w:color="000000"/>
+              <w:left w:val="none" w:sz="0" w:space="0" w:color="000000"/>
+              <w:right w:val="none" w:sz="0" w:space="0" w:color="000000"/>
+            </w:tcBorders>
+            <w:shd w:val="clear" w:color="auto" w:fill="FFFFFF"/>
+            <w:tcMar>
+              <w:top w:w="0" w:type="dxa"/>
+              <w:bottom w:w="0" w:type="dxa"/>
+              <w:left w:w="0" w:type="dxa"/>
+              <w:right w:w="0" w:type="dxa"/>
+            </w:tcMar>
+            <w:vAlign w:val="top"/>
+          </w:tcPr>
+          <w:p>
+            <w:pPr>
+              <w:jc w:val="center"/>
+              <w:pBdr>
+                <w:bottom w:val="none" w:sz="0" w:space="0" w:color="000000"/>
+                <w:top w:val="none" w:sz="0" w:space="0" w:color="000000"/>
+                <w:left w:val="none" w:sz="0" w:space="0" w:color="000000"/>
+                <w:right w:val="none" w:sz="0" w:space="0" w:color="000000"/>
+              </w:pBdr>
+              <w:spacing w:after="10" w:before="10" w:line="240"/>
+              <w:ind w:left="100" w:right="100" w:firstLine="0" w:firstLineChars="0"/>
+              <w:rPr>
+                <w:rFonts w:ascii="Arial" w:hAnsi="Arial" w:eastAsia="Arial" w:cs="Arial"/>
+                <w:i w:val="false"/>
+                <w:b w:val="false"/>
+                <w:u w:val="none"/>
+                <w:sz w:val="18"/>
+                <w:szCs w:val="18"/>
+                <w:color w:val="000000"/>
+              </w:rPr>
+            </w:pPr>
+            <w:r>
+              <w:rPr>
+                <w:rFonts w:ascii="Arial" w:hAnsi="Arial" w:eastAsia="Arial" w:cs="Arial"/>
+                <w:i w:val="false"/>
+                <w:b w:val="false"/>
+                <w:u w:val="none"/>
+                <w:sz w:val="18"/>
+                <w:szCs w:val="18"/>
+                <w:color w:val="000000"/>
+              </w:rPr>
+              <w:t xml:space="preserve">0.806</w:t>
+            </w:r>
+          </w:p>
+        </w:tc>
+        <w:tc>
+          <w:tcPr>
+            <w:tcBorders>
+              <w:bottom w:val="none" w:sz="0" w:space="0" w:color="000000"/>
+              <w:top w:val="none" w:sz="0" w:space="0" w:color="000000"/>
+              <w:left w:val="none" w:sz="0" w:space="0" w:color="000000"/>
+              <w:right w:val="none" w:sz="0" w:space="0" w:color="000000"/>
+            </w:tcBorders>
+            <w:shd w:val="clear" w:color="auto" w:fill="FFFFFF"/>
+            <w:tcMar>
+              <w:top w:w="0" w:type="dxa"/>
+              <w:bottom w:w="0" w:type="dxa"/>
+              <w:left w:w="0" w:type="dxa"/>
+              <w:right w:w="0" w:type="dxa"/>
+            </w:tcMar>
+            <w:vAlign w:val="top"/>
+          </w:tcPr>
+          <w:p>
+            <w:pPr>
+              <w:jc w:val="center"/>
+              <w:pBdr>
+                <w:bottom w:val="none" w:sz="0" w:space="0" w:color="000000"/>
+                <w:top w:val="none" w:sz="0" w:space="0" w:color="000000"/>
+                <w:left w:val="none" w:sz="0" w:space="0" w:color="000000"/>
+                <w:right w:val="none" w:sz="0" w:space="0" w:color="000000"/>
+              </w:pBdr>
+              <w:spacing w:after="10" w:before="10" w:line="240"/>
+              <w:ind w:left="100" w:right="100" w:firstLine="0" w:firstLineChars="0"/>
+              <w:rPr>
+                <w:rFonts w:ascii="Arial" w:hAnsi="Arial" w:eastAsia="Arial" w:cs="Arial"/>
+                <w:i w:val="false"/>
+                <w:b w:val="false"/>
+                <w:u w:val="none"/>
+                <w:sz w:val="18"/>
+                <w:szCs w:val="18"/>
+                <w:color w:val="000000"/>
+              </w:rPr>
+            </w:pPr>
+            <w:r>
+              <w:rPr>
+                <w:rFonts w:ascii="Arial" w:hAnsi="Arial" w:eastAsia="Arial" w:cs="Arial"/>
+                <w:i w:val="false"/>
+                <w:b w:val="false"/>
+                <w:u w:val="none"/>
+                <w:sz w:val="18"/>
+                <w:szCs w:val="18"/>
+                <w:color w:val="000000"/>
+              </w:rPr>
+              <w:t xml:space="preserve">1.06 (0.80 to 1.40)</w:t>
+            </w:r>
+          </w:p>
+        </w:tc>
+        <w:tc>
+          <w:tcPr>
+            <w:tcBorders>
+              <w:bottom w:val="none" w:sz="0" w:space="0" w:color="000000"/>
+              <w:top w:val="none" w:sz="0" w:space="0" w:color="000000"/>
+              <w:left w:val="none" w:sz="0" w:space="0" w:color="000000"/>
+              <w:right w:val="none" w:sz="0" w:space="0" w:color="000000"/>
+            </w:tcBorders>
+            <w:shd w:val="clear" w:color="auto" w:fill="FFFFFF"/>
+            <w:tcMar>
+              <w:top w:w="0" w:type="dxa"/>
+              <w:bottom w:w="0" w:type="dxa"/>
+              <w:left w:w="0" w:type="dxa"/>
+              <w:right w:w="0" w:type="dxa"/>
+            </w:tcMar>
+            <w:vAlign w:val="top"/>
+          </w:tcPr>
+          <w:p>
+            <w:pPr>
+              <w:jc w:val="center"/>
+              <w:pBdr>
+                <w:bottom w:val="none" w:sz="0" w:space="0" w:color="000000"/>
+                <w:top w:val="none" w:sz="0" w:space="0" w:color="000000"/>
+                <w:left w:val="none" w:sz="0" w:space="0" w:color="000000"/>
+                <w:right w:val="none" w:sz="0" w:space="0" w:color="000000"/>
+              </w:pBdr>
+              <w:spacing w:after="10" w:before="10" w:line="240"/>
+              <w:ind w:left="100" w:right="100" w:firstLine="0" w:firstLineChars="0"/>
+              <w:rPr>
+                <w:rFonts w:ascii="Arial" w:hAnsi="Arial" w:eastAsia="Arial" w:cs="Arial"/>
+                <w:i w:val="false"/>
+                <w:b w:val="false"/>
+                <w:u w:val="none"/>
+                <w:sz w:val="18"/>
+                <w:szCs w:val="18"/>
+                <w:color w:val="000000"/>
+              </w:rPr>
+            </w:pPr>
+            <w:r>
+              <w:rPr>
+                <w:rFonts w:ascii="Arial" w:hAnsi="Arial" w:eastAsia="Arial" w:cs="Arial"/>
+                <w:i w:val="false"/>
+                <w:b w:val="false"/>
+                <w:u w:val="none"/>
+                <w:sz w:val="18"/>
+                <w:szCs w:val="18"/>
+                <w:color w:val="000000"/>
+              </w:rPr>
+              <w:t xml:space="preserve">0.690</w:t>
+            </w:r>
+          </w:p>
+        </w:tc>
+        <w:tc>
+          <w:tcPr>
+            <w:tcBorders>
+              <w:bottom w:val="none" w:sz="0" w:space="0" w:color="000000"/>
+              <w:top w:val="none" w:sz="0" w:space="0" w:color="000000"/>
+              <w:left w:val="none" w:sz="0" w:space="0" w:color="000000"/>
+              <w:right w:val="none" w:sz="0" w:space="0" w:color="000000"/>
+            </w:tcBorders>
+            <w:shd w:val="clear" w:color="auto" w:fill="FFFFFF"/>
+            <w:tcMar>
+              <w:top w:w="0" w:type="dxa"/>
+              <w:bottom w:w="0" w:type="dxa"/>
+              <w:left w:w="0" w:type="dxa"/>
+              <w:right w:w="0" w:type="dxa"/>
+            </w:tcMar>
+            <w:vAlign w:val="top"/>
+          </w:tcPr>
+          <w:p>
+            <w:pPr>
+              <w:jc w:val="center"/>
+              <w:pBdr>
+                <w:bottom w:val="none" w:sz="0" w:space="0" w:color="000000"/>
+                <w:top w:val="none" w:sz="0" w:space="0" w:color="000000"/>
+                <w:left w:val="none" w:sz="0" w:space="0" w:color="000000"/>
+                <w:right w:val="none" w:sz="0" w:space="0" w:color="000000"/>
+              </w:pBdr>
+              <w:spacing w:after="10" w:before="10" w:line="240"/>
+              <w:ind w:left="100" w:right="100" w:firstLine="0" w:firstLineChars="0"/>
+              <w:rPr>
+                <w:rFonts w:ascii="Arial" w:hAnsi="Arial" w:eastAsia="Arial" w:cs="Arial"/>
+                <w:i w:val="false"/>
+                <w:b w:val="false"/>
+                <w:u w:val="none"/>
+                <w:sz w:val="18"/>
+                <w:szCs w:val="18"/>
+                <w:color w:val="000000"/>
+              </w:rPr>
+            </w:pPr>
+            <w:r>
+              <w:rPr>
+                <w:rFonts w:ascii="Arial" w:hAnsi="Arial" w:eastAsia="Arial" w:cs="Arial"/>
+                <w:i w:val="false"/>
+                <w:b w:val="false"/>
+                <w:u w:val="none"/>
+                <w:sz w:val="18"/>
+                <w:szCs w:val="18"/>
+                <w:color w:val="000000"/>
+              </w:rPr>
+              <w:t xml:space="preserve">1.11 (0.90 to 1.38)</w:t>
+            </w:r>
+          </w:p>
+        </w:tc>
+        <w:tc>
+          <w:tcPr>
+            <w:tcBorders>
+              <w:bottom w:val="none" w:sz="0" w:space="0" w:color="000000"/>
+              <w:top w:val="none" w:sz="0" w:space="0" w:color="000000"/>
+              <w:left w:val="none" w:sz="0" w:space="0" w:color="000000"/>
+              <w:right w:val="none" w:sz="0" w:space="0" w:color="000000"/>
+            </w:tcBorders>
+            <w:shd w:val="clear" w:color="auto" w:fill="FFFFFF"/>
+            <w:tcMar>
+              <w:top w:w="0" w:type="dxa"/>
+              <w:bottom w:w="0" w:type="dxa"/>
+              <w:left w:w="0" w:type="dxa"/>
+              <w:right w:w="0" w:type="dxa"/>
+            </w:tcMar>
+            <w:vAlign w:val="top"/>
+          </w:tcPr>
+          <w:p>
+            <w:pPr>
+              <w:jc w:val="center"/>
+              <w:pBdr>
+                <w:bottom w:val="none" w:sz="0" w:space="0" w:color="000000"/>
+                <w:top w:val="none" w:sz="0" w:space="0" w:color="000000"/>
+                <w:left w:val="none" w:sz="0" w:space="0" w:color="000000"/>
+                <w:right w:val="none" w:sz="0" w:space="0" w:color="000000"/>
+              </w:pBdr>
+              <w:spacing w:after="10" w:before="10" w:line="240"/>
+              <w:ind w:left="100" w:right="100" w:firstLine="0" w:firstLineChars="0"/>
+              <w:rPr>
+                <w:rFonts w:ascii="Arial" w:hAnsi="Arial" w:eastAsia="Arial" w:cs="Arial"/>
+                <w:i w:val="false"/>
+                <w:b w:val="false"/>
+                <w:u w:val="none"/>
+                <w:sz w:val="18"/>
+                <w:szCs w:val="18"/>
+                <w:color w:val="000000"/>
+              </w:rPr>
+            </w:pPr>
+            <w:r>
+              <w:rPr>
+                <w:rFonts w:ascii="Arial" w:hAnsi="Arial" w:eastAsia="Arial" w:cs="Arial"/>
+                <w:i w:val="false"/>
+                <w:b w:val="false"/>
+                <w:u w:val="none"/>
+                <w:sz w:val="18"/>
+                <w:szCs w:val="18"/>
+                <w:color w:val="000000"/>
+              </w:rPr>
+              <w:t xml:space="preserve">0.332</w:t>
+            </w:r>
+          </w:p>
+        </w:tc>
+        <w:tc>
+          <w:tcPr>
+            <w:tcBorders>
+              <w:bottom w:val="none" w:sz="0" w:space="0" w:color="000000"/>
+              <w:top w:val="none" w:sz="0" w:space="0" w:color="000000"/>
+              <w:left w:val="none" w:sz="0" w:space="0" w:color="000000"/>
+              <w:right w:val="none" w:sz="0" w:space="0" w:color="000000"/>
+            </w:tcBorders>
+            <w:shd w:val="clear" w:color="auto" w:fill="FFFFFF"/>
+            <w:tcMar>
+              <w:top w:w="0" w:type="dxa"/>
+              <w:bottom w:w="0" w:type="dxa"/>
+              <w:left w:w="0" w:type="dxa"/>
+              <w:right w:w="0" w:type="dxa"/>
+            </w:tcMar>
+            <w:vAlign w:val="top"/>
+          </w:tcPr>
+          <w:p>
+            <w:pPr>
+              <w:jc w:val="center"/>
+              <w:pBdr>
+                <w:bottom w:val="none" w:sz="0" w:space="0" w:color="000000"/>
+                <w:top w:val="none" w:sz="0" w:space="0" w:color="000000"/>
+                <w:left w:val="none" w:sz="0" w:space="0" w:color="000000"/>
+                <w:right w:val="none" w:sz="0" w:space="0" w:color="000000"/>
+              </w:pBdr>
+              <w:spacing w:after="10" w:before="10" w:line="240"/>
+              <w:ind w:left="100" w:right="100" w:firstLine="0" w:firstLineChars="0"/>
+              <w:rPr>
+                <w:rFonts w:ascii="Arial" w:hAnsi="Arial" w:eastAsia="Arial" w:cs="Arial"/>
+                <w:i w:val="false"/>
+                <w:b w:val="false"/>
+                <w:u w:val="none"/>
+                <w:sz w:val="18"/>
+                <w:szCs w:val="18"/>
+                <w:color w:val="000000"/>
+              </w:rPr>
+            </w:pPr>
+            <w:r>
+              <w:rPr>
+                <w:rFonts w:ascii="Arial" w:hAnsi="Arial" w:eastAsia="Arial" w:cs="Arial"/>
+                <w:i w:val="false"/>
+                <w:b w:val="false"/>
+                <w:u w:val="none"/>
+                <w:sz w:val="18"/>
+                <w:szCs w:val="18"/>
+                <w:color w:val="000000"/>
+              </w:rPr>
+              <w:t xml:space="preserve">0.98 (0.53 to 1.81)</w:t>
+            </w:r>
+          </w:p>
+        </w:tc>
+        <w:tc>
+          <w:tcPr>
+            <w:tcBorders>
+              <w:bottom w:val="none" w:sz="0" w:space="0" w:color="000000"/>
+              <w:top w:val="none" w:sz="0" w:space="0" w:color="000000"/>
+              <w:left w:val="none" w:sz="0" w:space="0" w:color="000000"/>
+              <w:right w:val="none" w:sz="0" w:space="0" w:color="000000"/>
+            </w:tcBorders>
+            <w:shd w:val="clear" w:color="auto" w:fill="FFFFFF"/>
+            <w:tcMar>
+              <w:top w:w="0" w:type="dxa"/>
+              <w:bottom w:w="0" w:type="dxa"/>
+              <w:left w:w="0" w:type="dxa"/>
+              <w:right w:w="0" w:type="dxa"/>
+            </w:tcMar>
+            <w:vAlign w:val="top"/>
+          </w:tcPr>
+          <w:p>
+            <w:pPr>
+              <w:jc w:val="center"/>
+              <w:pBdr>
+                <w:bottom w:val="none" w:sz="0" w:space="0" w:color="000000"/>
+                <w:top w:val="none" w:sz="0" w:space="0" w:color="000000"/>
+                <w:left w:val="none" w:sz="0" w:space="0" w:color="000000"/>
+                <w:right w:val="none" w:sz="0" w:space="0" w:color="000000"/>
+              </w:pBdr>
+              <w:spacing w:after="10" w:before="10" w:line="240"/>
+              <w:ind w:left="100" w:right="100" w:firstLine="0" w:firstLineChars="0"/>
+              <w:rPr>
+                <w:rFonts w:ascii="Arial" w:hAnsi="Arial" w:eastAsia="Arial" w:cs="Arial"/>
+                <w:i w:val="false"/>
+                <w:b w:val="false"/>
+                <w:u w:val="none"/>
+                <w:sz w:val="18"/>
+                <w:szCs w:val="18"/>
+                <w:color w:val="000000"/>
+              </w:rPr>
+            </w:pPr>
+            <w:r>
+              <w:rPr>
+                <w:rFonts w:ascii="Arial" w:hAnsi="Arial" w:eastAsia="Arial" w:cs="Arial"/>
+                <w:i w:val="false"/>
+                <w:b w:val="false"/>
+                <w:u w:val="none"/>
+                <w:sz w:val="18"/>
+                <w:szCs w:val="18"/>
+                <w:color w:val="000000"/>
+              </w:rPr>
+              <w:t xml:space="preserve">0.954</w:t>
+            </w:r>
+          </w:p>
+        </w:tc>
+        <w:tc>
+          <w:tcPr>
+            <w:tcBorders>
+              <w:bottom w:val="none" w:sz="0" w:space="0" w:color="000000"/>
+              <w:top w:val="none" w:sz="0" w:space="0" w:color="000000"/>
+              <w:left w:val="none" w:sz="0" w:space="0" w:color="000000"/>
+              <w:right w:val="none" w:sz="0" w:space="0" w:color="000000"/>
+            </w:tcBorders>
+            <w:shd w:val="clear" w:color="auto" w:fill="FFFFFF"/>
+            <w:tcMar>
+              <w:top w:w="0" w:type="dxa"/>
+              <w:bottom w:w="0" w:type="dxa"/>
+              <w:left w:w="0" w:type="dxa"/>
+              <w:right w:w="0" w:type="dxa"/>
+            </w:tcMar>
+            <w:vAlign w:val="top"/>
+          </w:tcPr>
+          <w:p>
+            <w:pPr>
+              <w:jc w:val="center"/>
+              <w:pBdr>
+                <w:bottom w:val="none" w:sz="0" w:space="0" w:color="000000"/>
+                <w:top w:val="none" w:sz="0" w:space="0" w:color="000000"/>
+                <w:left w:val="none" w:sz="0" w:space="0" w:color="000000"/>
+                <w:right w:val="none" w:sz="0" w:space="0" w:color="000000"/>
+              </w:pBdr>
+              <w:spacing w:after="10" w:before="10" w:line="240"/>
+              <w:ind w:left="100" w:right="100" w:firstLine="0" w:firstLineChars="0"/>
+              <w:rPr>
+                <w:rFonts w:ascii="Arial" w:hAnsi="Arial" w:eastAsia="Arial" w:cs="Arial"/>
+                <w:i w:val="false"/>
+                <w:b w:val="false"/>
+                <w:u w:val="none"/>
+                <w:sz w:val="18"/>
+                <w:szCs w:val="18"/>
+                <w:color w:val="000000"/>
+              </w:rPr>
+            </w:pPr>
+            <w:r>
+              <w:rPr>
+                <w:rFonts w:ascii="Arial" w:hAnsi="Arial" w:eastAsia="Arial" w:cs="Arial"/>
+                <w:i w:val="false"/>
+                <w:b w:val="false"/>
+                <w:u w:val="none"/>
+                <w:sz w:val="18"/>
+                <w:szCs w:val="18"/>
+                <w:color w:val="000000"/>
+              </w:rPr>
+              <w:t xml:space="preserve">0.74 (0.50 to 1.11)</w:t>
+            </w:r>
+          </w:p>
+        </w:tc>
+        <w:tc>
+          <w:tcPr>
+            <w:tcBorders>
+              <w:bottom w:val="none" w:sz="0" w:space="0" w:color="000000"/>
+              <w:top w:val="none" w:sz="0" w:space="0" w:color="000000"/>
+              <w:left w:val="none" w:sz="0" w:space="0" w:color="000000"/>
+              <w:right w:val="none" w:sz="0" w:space="0" w:color="000000"/>
+            </w:tcBorders>
+            <w:shd w:val="clear" w:color="auto" w:fill="FFFFFF"/>
+            <w:tcMar>
+              <w:top w:w="0" w:type="dxa"/>
+              <w:bottom w:w="0" w:type="dxa"/>
+              <w:left w:w="0" w:type="dxa"/>
+              <w:right w:w="0" w:type="dxa"/>
+            </w:tcMar>
+            <w:vAlign w:val="top"/>
+          </w:tcPr>
+          <w:p>
+            <w:pPr>
+              <w:jc w:val="center"/>
+              <w:pBdr>
+                <w:bottom w:val="none" w:sz="0" w:space="0" w:color="000000"/>
+                <w:top w:val="none" w:sz="0" w:space="0" w:color="000000"/>
+                <w:left w:val="none" w:sz="0" w:space="0" w:color="000000"/>
+                <w:right w:val="none" w:sz="0" w:space="0" w:color="000000"/>
+              </w:pBdr>
+              <w:spacing w:after="10" w:before="10" w:line="240"/>
+              <w:ind w:left="100" w:right="100" w:firstLine="0" w:firstLineChars="0"/>
+              <w:rPr>
+                <w:rFonts w:ascii="Arial" w:hAnsi="Arial" w:eastAsia="Arial" w:cs="Arial"/>
+                <w:i w:val="false"/>
+                <w:b w:val="false"/>
+                <w:u w:val="none"/>
+                <w:sz w:val="18"/>
+                <w:szCs w:val="18"/>
+                <w:color w:val="000000"/>
+              </w:rPr>
+            </w:pPr>
+            <w:r>
+              <w:rPr>
+                <w:rFonts w:ascii="Arial" w:hAnsi="Arial" w:eastAsia="Arial" w:cs="Arial"/>
+                <w:i w:val="false"/>
+                <w:b w:val="false"/>
+                <w:u w:val="none"/>
+                <w:sz w:val="18"/>
+                <w:szCs w:val="18"/>
+                <w:color w:val="000000"/>
+              </w:rPr>
+              <w:t xml:space="preserve">0.151</w:t>
             </w:r>
           </w:p>
         </w:tc>
@@ -4375,839 +4375,839 @@
                 <w:szCs w:val="18"/>
                 <w:color w:val="000000"/>
               </w:rPr>
-              <w:t xml:space="preserve">Rico</w:t>
-            </w:r>
-          </w:p>
-        </w:tc>
-        <w:tc>
-          <w:tcPr>
-            <w:tcBorders>
-              <w:bottom w:val="none" w:sz="0" w:space="0" w:color="000000"/>
-              <w:top w:val="none" w:sz="0" w:space="0" w:color="000000"/>
-              <w:left w:val="none" w:sz="0" w:space="0" w:color="000000"/>
-              <w:right w:val="none" w:sz="0" w:space="0" w:color="000000"/>
-            </w:tcBorders>
-            <w:shd w:val="clear" w:color="auto" w:fill="FFFFFF"/>
-            <w:tcMar>
-              <w:top w:w="0" w:type="dxa"/>
-              <w:bottom w:w="0" w:type="dxa"/>
-              <w:left w:w="0" w:type="dxa"/>
-              <w:right w:w="0" w:type="dxa"/>
-            </w:tcMar>
-            <w:vAlign w:val="top"/>
-          </w:tcPr>
-          <w:p>
-            <w:pPr>
-              <w:jc w:val="center"/>
-              <w:pBdr>
-                <w:bottom w:val="none" w:sz="0" w:space="0" w:color="000000"/>
-                <w:top w:val="none" w:sz="0" w:space="0" w:color="000000"/>
-                <w:left w:val="none" w:sz="0" w:space="0" w:color="000000"/>
-                <w:right w:val="none" w:sz="0" w:space="0" w:color="000000"/>
-              </w:pBdr>
-              <w:spacing w:after="10" w:before="10" w:line="240"/>
-              <w:ind w:left="100" w:right="100" w:firstLine="0" w:firstLineChars="0"/>
-              <w:rPr>
-                <w:rFonts w:ascii="Arial" w:hAnsi="Arial" w:eastAsia="Arial" w:cs="Arial"/>
-                <w:i w:val="false"/>
-                <w:b w:val="false"/>
-                <w:u w:val="none"/>
-                <w:sz w:val="18"/>
-                <w:szCs w:val="18"/>
-                <w:color w:val="000000"/>
-              </w:rPr>
-            </w:pPr>
-            <w:r>
-              <w:rPr>
-                <w:rFonts w:ascii="Arial" w:hAnsi="Arial" w:eastAsia="Arial" w:cs="Arial"/>
-                <w:i w:val="false"/>
-                <w:b w:val="false"/>
-                <w:u w:val="none"/>
-                <w:sz w:val="18"/>
-                <w:szCs w:val="18"/>
-                <w:color w:val="000000"/>
-              </w:rPr>
-              <w:t xml:space="preserve">0.75 (0.63 to 0.90)</w:t>
-            </w:r>
-          </w:p>
-        </w:tc>
-        <w:tc>
-          <w:tcPr>
-            <w:tcBorders>
-              <w:bottom w:val="none" w:sz="0" w:space="0" w:color="000000"/>
-              <w:top w:val="none" w:sz="0" w:space="0" w:color="000000"/>
-              <w:left w:val="none" w:sz="0" w:space="0" w:color="000000"/>
-              <w:right w:val="none" w:sz="0" w:space="0" w:color="000000"/>
-            </w:tcBorders>
-            <w:shd w:val="clear" w:color="auto" w:fill="FFFFFF"/>
-            <w:tcMar>
-              <w:top w:w="0" w:type="dxa"/>
-              <w:bottom w:w="0" w:type="dxa"/>
-              <w:left w:w="0" w:type="dxa"/>
-              <w:right w:w="0" w:type="dxa"/>
-            </w:tcMar>
-            <w:vAlign w:val="top"/>
-          </w:tcPr>
-          <w:p>
-            <w:pPr>
-              <w:jc w:val="center"/>
-              <w:pBdr>
-                <w:bottom w:val="none" w:sz="0" w:space="0" w:color="000000"/>
-                <w:top w:val="none" w:sz="0" w:space="0" w:color="000000"/>
-                <w:left w:val="none" w:sz="0" w:space="0" w:color="000000"/>
-                <w:right w:val="none" w:sz="0" w:space="0" w:color="000000"/>
-              </w:pBdr>
-              <w:spacing w:after="10" w:before="10" w:line="240"/>
-              <w:ind w:left="100" w:right="100" w:firstLine="0" w:firstLineChars="0"/>
-              <w:rPr>
-                <w:rFonts w:ascii="Arial" w:hAnsi="Arial" w:eastAsia="Arial" w:cs="Arial"/>
-                <w:i w:val="false"/>
-                <w:b w:val="true"/>
-                <w:u w:val="none"/>
-                <w:sz w:val="18"/>
-                <w:szCs w:val="18"/>
-                <w:color w:val="000000"/>
-              </w:rPr>
-            </w:pPr>
-            <w:r>
-              <w:rPr>
-                <w:rFonts w:ascii="Arial" w:hAnsi="Arial" w:eastAsia="Arial" w:cs="Arial"/>
-                <w:i w:val="false"/>
-                <w:b w:val="true"/>
-                <w:u w:val="none"/>
-                <w:sz w:val="18"/>
-                <w:szCs w:val="18"/>
-                <w:color w:val="000000"/>
-              </w:rPr>
-              <w:t xml:space="preserve">0.002</w:t>
-            </w:r>
-          </w:p>
-        </w:tc>
-        <w:tc>
-          <w:tcPr>
-            <w:tcBorders>
-              <w:bottom w:val="none" w:sz="0" w:space="0" w:color="000000"/>
-              <w:top w:val="none" w:sz="0" w:space="0" w:color="000000"/>
-              <w:left w:val="none" w:sz="0" w:space="0" w:color="000000"/>
-              <w:right w:val="none" w:sz="0" w:space="0" w:color="000000"/>
-            </w:tcBorders>
-            <w:shd w:val="clear" w:color="auto" w:fill="FFFFFF"/>
-            <w:tcMar>
-              <w:top w:w="0" w:type="dxa"/>
-              <w:bottom w:w="0" w:type="dxa"/>
-              <w:left w:w="0" w:type="dxa"/>
-              <w:right w:w="0" w:type="dxa"/>
-            </w:tcMar>
-            <w:vAlign w:val="top"/>
-          </w:tcPr>
-          <w:p>
-            <w:pPr>
-              <w:jc w:val="center"/>
-              <w:pBdr>
-                <w:bottom w:val="none" w:sz="0" w:space="0" w:color="000000"/>
-                <w:top w:val="none" w:sz="0" w:space="0" w:color="000000"/>
-                <w:left w:val="none" w:sz="0" w:space="0" w:color="000000"/>
-                <w:right w:val="none" w:sz="0" w:space="0" w:color="000000"/>
-              </w:pBdr>
-              <w:spacing w:after="10" w:before="10" w:line="240"/>
-              <w:ind w:left="100" w:right="100" w:firstLine="0" w:firstLineChars="0"/>
-              <w:rPr>
-                <w:rFonts w:ascii="Arial" w:hAnsi="Arial" w:eastAsia="Arial" w:cs="Arial"/>
-                <w:i w:val="false"/>
-                <w:b w:val="false"/>
-                <w:u w:val="none"/>
-                <w:sz w:val="18"/>
-                <w:szCs w:val="18"/>
-                <w:color w:val="000000"/>
-              </w:rPr>
-            </w:pPr>
-            <w:r>
-              <w:rPr>
-                <w:rFonts w:ascii="Arial" w:hAnsi="Arial" w:eastAsia="Arial" w:cs="Arial"/>
-                <w:i w:val="false"/>
-                <w:b w:val="false"/>
-                <w:u w:val="none"/>
-                <w:sz w:val="18"/>
-                <w:szCs w:val="18"/>
-                <w:color w:val="000000"/>
-              </w:rPr>
-              <w:t xml:space="preserve">0.84 (0.68 to 1.04)</w:t>
-            </w:r>
-          </w:p>
-        </w:tc>
-        <w:tc>
-          <w:tcPr>
-            <w:tcBorders>
-              <w:bottom w:val="none" w:sz="0" w:space="0" w:color="000000"/>
-              <w:top w:val="none" w:sz="0" w:space="0" w:color="000000"/>
-              <w:left w:val="none" w:sz="0" w:space="0" w:color="000000"/>
-              <w:right w:val="none" w:sz="0" w:space="0" w:color="000000"/>
-            </w:tcBorders>
-            <w:shd w:val="clear" w:color="auto" w:fill="FFFFFF"/>
-            <w:tcMar>
-              <w:top w:w="0" w:type="dxa"/>
-              <w:bottom w:w="0" w:type="dxa"/>
-              <w:left w:w="0" w:type="dxa"/>
-              <w:right w:w="0" w:type="dxa"/>
-            </w:tcMar>
-            <w:vAlign w:val="top"/>
-          </w:tcPr>
-          <w:p>
-            <w:pPr>
-              <w:jc w:val="center"/>
-              <w:pBdr>
-                <w:bottom w:val="none" w:sz="0" w:space="0" w:color="000000"/>
-                <w:top w:val="none" w:sz="0" w:space="0" w:color="000000"/>
-                <w:left w:val="none" w:sz="0" w:space="0" w:color="000000"/>
-                <w:right w:val="none" w:sz="0" w:space="0" w:color="000000"/>
-              </w:pBdr>
-              <w:spacing w:after="10" w:before="10" w:line="240"/>
-              <w:ind w:left="100" w:right="100" w:firstLine="0" w:firstLineChars="0"/>
-              <w:rPr>
-                <w:rFonts w:ascii="Arial" w:hAnsi="Arial" w:eastAsia="Arial" w:cs="Arial"/>
-                <w:i w:val="false"/>
-                <w:b w:val="false"/>
-                <w:u w:val="none"/>
-                <w:sz w:val="18"/>
-                <w:szCs w:val="18"/>
-                <w:color w:val="000000"/>
-              </w:rPr>
-            </w:pPr>
-            <w:r>
-              <w:rPr>
-                <w:rFonts w:ascii="Arial" w:hAnsi="Arial" w:eastAsia="Arial" w:cs="Arial"/>
-                <w:i w:val="false"/>
-                <w:b w:val="false"/>
-                <w:u w:val="none"/>
-                <w:sz w:val="18"/>
-                <w:szCs w:val="18"/>
-                <w:color w:val="000000"/>
-              </w:rPr>
-              <w:t xml:space="preserve">0.114</w:t>
-            </w:r>
-          </w:p>
-        </w:tc>
-        <w:tc>
-          <w:tcPr>
-            <w:tcBorders>
-              <w:bottom w:val="none" w:sz="0" w:space="0" w:color="000000"/>
-              <w:top w:val="none" w:sz="0" w:space="0" w:color="000000"/>
-              <w:left w:val="none" w:sz="0" w:space="0" w:color="000000"/>
-              <w:right w:val="none" w:sz="0" w:space="0" w:color="000000"/>
-            </w:tcBorders>
-            <w:shd w:val="clear" w:color="auto" w:fill="FFFFFF"/>
-            <w:tcMar>
-              <w:top w:w="0" w:type="dxa"/>
-              <w:bottom w:w="0" w:type="dxa"/>
-              <w:left w:w="0" w:type="dxa"/>
-              <w:right w:w="0" w:type="dxa"/>
-            </w:tcMar>
-            <w:vAlign w:val="top"/>
-          </w:tcPr>
-          <w:p>
-            <w:pPr>
-              <w:jc w:val="center"/>
-              <w:pBdr>
-                <w:bottom w:val="none" w:sz="0" w:space="0" w:color="000000"/>
-                <w:top w:val="none" w:sz="0" w:space="0" w:color="000000"/>
-                <w:left w:val="none" w:sz="0" w:space="0" w:color="000000"/>
-                <w:right w:val="none" w:sz="0" w:space="0" w:color="000000"/>
-              </w:pBdr>
-              <w:spacing w:after="10" w:before="10" w:line="240"/>
-              <w:ind w:left="100" w:right="100" w:firstLine="0" w:firstLineChars="0"/>
-              <w:rPr>
-                <w:rFonts w:ascii="Arial" w:hAnsi="Arial" w:eastAsia="Arial" w:cs="Arial"/>
-                <w:i w:val="false"/>
-                <w:b w:val="false"/>
-                <w:u w:val="none"/>
-                <w:sz w:val="18"/>
-                <w:szCs w:val="18"/>
-                <w:color w:val="000000"/>
-              </w:rPr>
-            </w:pPr>
-            <w:r>
-              <w:rPr>
-                <w:rFonts w:ascii="Arial" w:hAnsi="Arial" w:eastAsia="Arial" w:cs="Arial"/>
-                <w:i w:val="false"/>
-                <w:b w:val="false"/>
-                <w:u w:val="none"/>
-                <w:sz w:val="18"/>
-                <w:szCs w:val="18"/>
-                <w:color w:val="000000"/>
-              </w:rPr>
-              <w:t xml:space="preserve">0.57 (0.39 to 0.83)</w:t>
-            </w:r>
-          </w:p>
-        </w:tc>
-        <w:tc>
-          <w:tcPr>
-            <w:tcBorders>
-              <w:bottom w:val="none" w:sz="0" w:space="0" w:color="000000"/>
-              <w:top w:val="none" w:sz="0" w:space="0" w:color="000000"/>
-              <w:left w:val="none" w:sz="0" w:space="0" w:color="000000"/>
-              <w:right w:val="none" w:sz="0" w:space="0" w:color="000000"/>
-            </w:tcBorders>
-            <w:shd w:val="clear" w:color="auto" w:fill="FFFFFF"/>
-            <w:tcMar>
-              <w:top w:w="0" w:type="dxa"/>
-              <w:bottom w:w="0" w:type="dxa"/>
-              <w:left w:w="0" w:type="dxa"/>
-              <w:right w:w="0" w:type="dxa"/>
-            </w:tcMar>
-            <w:vAlign w:val="top"/>
-          </w:tcPr>
-          <w:p>
-            <w:pPr>
-              <w:jc w:val="center"/>
-              <w:pBdr>
-                <w:bottom w:val="none" w:sz="0" w:space="0" w:color="000000"/>
-                <w:top w:val="none" w:sz="0" w:space="0" w:color="000000"/>
-                <w:left w:val="none" w:sz="0" w:space="0" w:color="000000"/>
-                <w:right w:val="none" w:sz="0" w:space="0" w:color="000000"/>
-              </w:pBdr>
-              <w:spacing w:after="10" w:before="10" w:line="240"/>
-              <w:ind w:left="100" w:right="100" w:firstLine="0" w:firstLineChars="0"/>
-              <w:rPr>
-                <w:rFonts w:ascii="Arial" w:hAnsi="Arial" w:eastAsia="Arial" w:cs="Arial"/>
-                <w:i w:val="false"/>
-                <w:b w:val="true"/>
-                <w:u w:val="none"/>
-                <w:sz w:val="18"/>
-                <w:szCs w:val="18"/>
-                <w:color w:val="000000"/>
-              </w:rPr>
-            </w:pPr>
-            <w:r>
-              <w:rPr>
-                <w:rFonts w:ascii="Arial" w:hAnsi="Arial" w:eastAsia="Arial" w:cs="Arial"/>
-                <w:i w:val="false"/>
-                <w:b w:val="true"/>
-                <w:u w:val="none"/>
-                <w:sz w:val="18"/>
-                <w:szCs w:val="18"/>
-                <w:color w:val="000000"/>
-              </w:rPr>
-              <w:t xml:space="preserve">0.003</w:t>
-            </w:r>
-          </w:p>
-        </w:tc>
-        <w:tc>
-          <w:tcPr>
-            <w:tcBorders>
-              <w:bottom w:val="none" w:sz="0" w:space="0" w:color="000000"/>
-              <w:top w:val="none" w:sz="0" w:space="0" w:color="000000"/>
-              <w:left w:val="none" w:sz="0" w:space="0" w:color="000000"/>
-              <w:right w:val="none" w:sz="0" w:space="0" w:color="000000"/>
-            </w:tcBorders>
-            <w:shd w:val="clear" w:color="auto" w:fill="FFFFFF"/>
-            <w:tcMar>
-              <w:top w:w="0" w:type="dxa"/>
-              <w:bottom w:w="0" w:type="dxa"/>
-              <w:left w:w="0" w:type="dxa"/>
-              <w:right w:w="0" w:type="dxa"/>
-            </w:tcMar>
-            <w:vAlign w:val="top"/>
-          </w:tcPr>
-          <w:p>
-            <w:pPr>
-              <w:jc w:val="center"/>
-              <w:pBdr>
-                <w:bottom w:val="none" w:sz="0" w:space="0" w:color="000000"/>
-                <w:top w:val="none" w:sz="0" w:space="0" w:color="000000"/>
-                <w:left w:val="none" w:sz="0" w:space="0" w:color="000000"/>
-                <w:right w:val="none" w:sz="0" w:space="0" w:color="000000"/>
-              </w:pBdr>
-              <w:spacing w:after="10" w:before="10" w:line="240"/>
-              <w:ind w:left="100" w:right="100" w:firstLine="0" w:firstLineChars="0"/>
-              <w:rPr>
-                <w:rFonts w:ascii="Arial" w:hAnsi="Arial" w:eastAsia="Arial" w:cs="Arial"/>
-                <w:i w:val="false"/>
-                <w:b w:val="false"/>
-                <w:u w:val="none"/>
-                <w:sz w:val="18"/>
-                <w:szCs w:val="18"/>
-                <w:color w:val="000000"/>
-              </w:rPr>
-            </w:pPr>
-            <w:r>
-              <w:rPr>
-                <w:rFonts w:ascii="Arial" w:hAnsi="Arial" w:eastAsia="Arial" w:cs="Arial"/>
-                <w:i w:val="false"/>
-                <w:b w:val="false"/>
-                <w:u w:val="none"/>
-                <w:sz w:val="18"/>
-                <w:szCs w:val="18"/>
-                <w:color w:val="000000"/>
-              </w:rPr>
-              <w:t xml:space="preserve">0.81 (0.54 to 1.20)</w:t>
-            </w:r>
-          </w:p>
-        </w:tc>
-        <w:tc>
-          <w:tcPr>
-            <w:tcBorders>
-              <w:bottom w:val="none" w:sz="0" w:space="0" w:color="000000"/>
-              <w:top w:val="none" w:sz="0" w:space="0" w:color="000000"/>
-              <w:left w:val="none" w:sz="0" w:space="0" w:color="000000"/>
-              <w:right w:val="none" w:sz="0" w:space="0" w:color="000000"/>
-            </w:tcBorders>
-            <w:shd w:val="clear" w:color="auto" w:fill="FFFFFF"/>
-            <w:tcMar>
-              <w:top w:w="0" w:type="dxa"/>
-              <w:bottom w:w="0" w:type="dxa"/>
-              <w:left w:w="0" w:type="dxa"/>
-              <w:right w:w="0" w:type="dxa"/>
-            </w:tcMar>
-            <w:vAlign w:val="top"/>
-          </w:tcPr>
-          <w:p>
-            <w:pPr>
-              <w:jc w:val="center"/>
-              <w:pBdr>
-                <w:bottom w:val="none" w:sz="0" w:space="0" w:color="000000"/>
-                <w:top w:val="none" w:sz="0" w:space="0" w:color="000000"/>
-                <w:left w:val="none" w:sz="0" w:space="0" w:color="000000"/>
-                <w:right w:val="none" w:sz="0" w:space="0" w:color="000000"/>
-              </w:pBdr>
-              <w:spacing w:after="10" w:before="10" w:line="240"/>
-              <w:ind w:left="100" w:right="100" w:firstLine="0" w:firstLineChars="0"/>
-              <w:rPr>
-                <w:rFonts w:ascii="Arial" w:hAnsi="Arial" w:eastAsia="Arial" w:cs="Arial"/>
-                <w:i w:val="false"/>
-                <w:b w:val="false"/>
-                <w:u w:val="none"/>
-                <w:sz w:val="18"/>
-                <w:szCs w:val="18"/>
-                <w:color w:val="000000"/>
-              </w:rPr>
-            </w:pPr>
-            <w:r>
-              <w:rPr>
-                <w:rFonts w:ascii="Arial" w:hAnsi="Arial" w:eastAsia="Arial" w:cs="Arial"/>
-                <w:i w:val="false"/>
-                <w:b w:val="false"/>
-                <w:u w:val="none"/>
-                <w:sz w:val="18"/>
-                <w:szCs w:val="18"/>
-                <w:color w:val="000000"/>
-              </w:rPr>
-              <w:t xml:space="preserve">0.287</w:t>
-            </w:r>
-          </w:p>
-        </w:tc>
-        <w:tc>
-          <w:tcPr>
-            <w:tcBorders>
-              <w:bottom w:val="none" w:sz="0" w:space="0" w:color="000000"/>
-              <w:top w:val="none" w:sz="0" w:space="0" w:color="000000"/>
-              <w:left w:val="none" w:sz="0" w:space="0" w:color="000000"/>
-              <w:right w:val="none" w:sz="0" w:space="0" w:color="000000"/>
-            </w:tcBorders>
-            <w:shd w:val="clear" w:color="auto" w:fill="FFFFFF"/>
-            <w:tcMar>
-              <w:top w:w="0" w:type="dxa"/>
-              <w:bottom w:w="0" w:type="dxa"/>
-              <w:left w:w="0" w:type="dxa"/>
-              <w:right w:w="0" w:type="dxa"/>
-            </w:tcMar>
-            <w:vAlign w:val="top"/>
-          </w:tcPr>
-          <w:p>
-            <w:pPr>
-              <w:jc w:val="center"/>
-              <w:pBdr>
-                <w:bottom w:val="none" w:sz="0" w:space="0" w:color="000000"/>
-                <w:top w:val="none" w:sz="0" w:space="0" w:color="000000"/>
-                <w:left w:val="none" w:sz="0" w:space="0" w:color="000000"/>
-                <w:right w:val="none" w:sz="0" w:space="0" w:color="000000"/>
-              </w:pBdr>
-              <w:spacing w:after="10" w:before="10" w:line="240"/>
-              <w:ind w:left="100" w:right="100" w:firstLine="0" w:firstLineChars="0"/>
-              <w:rPr>
-                <w:rFonts w:ascii="Arial" w:hAnsi="Arial" w:eastAsia="Arial" w:cs="Arial"/>
-                <w:i w:val="false"/>
-                <w:b w:val="false"/>
-                <w:u w:val="none"/>
-                <w:sz w:val="18"/>
-                <w:szCs w:val="18"/>
-                <w:color w:val="000000"/>
-              </w:rPr>
-            </w:pPr>
-            <w:r>
-              <w:rPr>
-                <w:rFonts w:ascii="Arial" w:hAnsi="Arial" w:eastAsia="Arial" w:cs="Arial"/>
-                <w:i w:val="false"/>
-                <w:b w:val="false"/>
-                <w:u w:val="none"/>
-                <w:sz w:val="18"/>
-                <w:szCs w:val="18"/>
-                <w:color w:val="000000"/>
-              </w:rPr>
-              <w:t xml:space="preserve">0.93 (0.73 to 1.18)</w:t>
-            </w:r>
-          </w:p>
-        </w:tc>
-        <w:tc>
-          <w:tcPr>
-            <w:tcBorders>
-              <w:bottom w:val="none" w:sz="0" w:space="0" w:color="000000"/>
-              <w:top w:val="none" w:sz="0" w:space="0" w:color="000000"/>
-              <w:left w:val="none" w:sz="0" w:space="0" w:color="000000"/>
-              <w:right w:val="none" w:sz="0" w:space="0" w:color="000000"/>
-            </w:tcBorders>
-            <w:shd w:val="clear" w:color="auto" w:fill="FFFFFF"/>
-            <w:tcMar>
-              <w:top w:w="0" w:type="dxa"/>
-              <w:bottom w:w="0" w:type="dxa"/>
-              <w:left w:w="0" w:type="dxa"/>
-              <w:right w:w="0" w:type="dxa"/>
-            </w:tcMar>
-            <w:vAlign w:val="top"/>
-          </w:tcPr>
-          <w:p>
-            <w:pPr>
-              <w:jc w:val="center"/>
-              <w:pBdr>
-                <w:bottom w:val="none" w:sz="0" w:space="0" w:color="000000"/>
-                <w:top w:val="none" w:sz="0" w:space="0" w:color="000000"/>
-                <w:left w:val="none" w:sz="0" w:space="0" w:color="000000"/>
-                <w:right w:val="none" w:sz="0" w:space="0" w:color="000000"/>
-              </w:pBdr>
-              <w:spacing w:after="10" w:before="10" w:line="240"/>
-              <w:ind w:left="100" w:right="100" w:firstLine="0" w:firstLineChars="0"/>
-              <w:rPr>
-                <w:rFonts w:ascii="Arial" w:hAnsi="Arial" w:eastAsia="Arial" w:cs="Arial"/>
-                <w:i w:val="false"/>
-                <w:b w:val="false"/>
-                <w:u w:val="none"/>
-                <w:sz w:val="18"/>
-                <w:szCs w:val="18"/>
-                <w:color w:val="000000"/>
-              </w:rPr>
-            </w:pPr>
-            <w:r>
-              <w:rPr>
-                <w:rFonts w:ascii="Arial" w:hAnsi="Arial" w:eastAsia="Arial" w:cs="Arial"/>
-                <w:i w:val="false"/>
-                <w:b w:val="false"/>
-                <w:u w:val="none"/>
-                <w:sz w:val="18"/>
-                <w:szCs w:val="18"/>
-                <w:color w:val="000000"/>
-              </w:rPr>
-              <w:t xml:space="preserve">0.538</w:t>
-            </w:r>
-          </w:p>
-        </w:tc>
-        <w:tc>
-          <w:tcPr>
-            <w:tcBorders>
-              <w:bottom w:val="none" w:sz="0" w:space="0" w:color="000000"/>
-              <w:top w:val="none" w:sz="0" w:space="0" w:color="000000"/>
-              <w:left w:val="none" w:sz="0" w:space="0" w:color="000000"/>
-              <w:right w:val="none" w:sz="0" w:space="0" w:color="000000"/>
-            </w:tcBorders>
-            <w:shd w:val="clear" w:color="auto" w:fill="FFFFFF"/>
-            <w:tcMar>
-              <w:top w:w="0" w:type="dxa"/>
-              <w:bottom w:w="0" w:type="dxa"/>
-              <w:left w:w="0" w:type="dxa"/>
-              <w:right w:w="0" w:type="dxa"/>
-            </w:tcMar>
-            <w:vAlign w:val="top"/>
-          </w:tcPr>
-          <w:p>
-            <w:pPr>
-              <w:jc w:val="center"/>
-              <w:pBdr>
-                <w:bottom w:val="none" w:sz="0" w:space="0" w:color="000000"/>
-                <w:top w:val="none" w:sz="0" w:space="0" w:color="000000"/>
-                <w:left w:val="none" w:sz="0" w:space="0" w:color="000000"/>
-                <w:right w:val="none" w:sz="0" w:space="0" w:color="000000"/>
-              </w:pBdr>
-              <w:spacing w:after="10" w:before="10" w:line="240"/>
-              <w:ind w:left="100" w:right="100" w:firstLine="0" w:firstLineChars="0"/>
-              <w:rPr>
-                <w:rFonts w:ascii="Arial" w:hAnsi="Arial" w:eastAsia="Arial" w:cs="Arial"/>
-                <w:i w:val="false"/>
-                <w:b w:val="false"/>
-                <w:u w:val="none"/>
-                <w:sz w:val="18"/>
-                <w:szCs w:val="18"/>
-                <w:color w:val="000000"/>
-              </w:rPr>
-            </w:pPr>
-            <w:r>
-              <w:rPr>
-                <w:rFonts w:ascii="Arial" w:hAnsi="Arial" w:eastAsia="Arial" w:cs="Arial"/>
-                <w:i w:val="false"/>
-                <w:b w:val="false"/>
-                <w:u w:val="none"/>
-                <w:sz w:val="18"/>
-                <w:szCs w:val="18"/>
-                <w:color w:val="000000"/>
-              </w:rPr>
-              <w:t xml:space="preserve">0.99 (0.76 to 1.29)</w:t>
-            </w:r>
-          </w:p>
-        </w:tc>
-        <w:tc>
-          <w:tcPr>
-            <w:tcBorders>
-              <w:bottom w:val="none" w:sz="0" w:space="0" w:color="000000"/>
-              <w:top w:val="none" w:sz="0" w:space="0" w:color="000000"/>
-              <w:left w:val="none" w:sz="0" w:space="0" w:color="000000"/>
-              <w:right w:val="none" w:sz="0" w:space="0" w:color="000000"/>
-            </w:tcBorders>
-            <w:shd w:val="clear" w:color="auto" w:fill="FFFFFF"/>
-            <w:tcMar>
-              <w:top w:w="0" w:type="dxa"/>
-              <w:bottom w:w="0" w:type="dxa"/>
-              <w:left w:w="0" w:type="dxa"/>
-              <w:right w:w="0" w:type="dxa"/>
-            </w:tcMar>
-            <w:vAlign w:val="top"/>
-          </w:tcPr>
-          <w:p>
-            <w:pPr>
-              <w:jc w:val="center"/>
-              <w:pBdr>
-                <w:bottom w:val="none" w:sz="0" w:space="0" w:color="000000"/>
-                <w:top w:val="none" w:sz="0" w:space="0" w:color="000000"/>
-                <w:left w:val="none" w:sz="0" w:space="0" w:color="000000"/>
-                <w:right w:val="none" w:sz="0" w:space="0" w:color="000000"/>
-              </w:pBdr>
-              <w:spacing w:after="10" w:before="10" w:line="240"/>
-              <w:ind w:left="100" w:right="100" w:firstLine="0" w:firstLineChars="0"/>
-              <w:rPr>
-                <w:rFonts w:ascii="Arial" w:hAnsi="Arial" w:eastAsia="Arial" w:cs="Arial"/>
-                <w:i w:val="false"/>
-                <w:b w:val="false"/>
-                <w:u w:val="none"/>
-                <w:sz w:val="18"/>
-                <w:szCs w:val="18"/>
-                <w:color w:val="000000"/>
-              </w:rPr>
-            </w:pPr>
-            <w:r>
-              <w:rPr>
-                <w:rFonts w:ascii="Arial" w:hAnsi="Arial" w:eastAsia="Arial" w:cs="Arial"/>
-                <w:i w:val="false"/>
-                <w:b w:val="false"/>
-                <w:u w:val="none"/>
-                <w:sz w:val="18"/>
-                <w:szCs w:val="18"/>
-                <w:color w:val="000000"/>
-              </w:rPr>
-              <w:t xml:space="preserve">0.932</w:t>
-            </w:r>
-          </w:p>
-        </w:tc>
-        <w:tc>
-          <w:tcPr>
-            <w:tcBorders>
-              <w:bottom w:val="none" w:sz="0" w:space="0" w:color="000000"/>
-              <w:top w:val="none" w:sz="0" w:space="0" w:color="000000"/>
-              <w:left w:val="none" w:sz="0" w:space="0" w:color="000000"/>
-              <w:right w:val="none" w:sz="0" w:space="0" w:color="000000"/>
-            </w:tcBorders>
-            <w:shd w:val="clear" w:color="auto" w:fill="FFFFFF"/>
-            <w:tcMar>
-              <w:top w:w="0" w:type="dxa"/>
-              <w:bottom w:w="0" w:type="dxa"/>
-              <w:left w:w="0" w:type="dxa"/>
-              <w:right w:w="0" w:type="dxa"/>
-            </w:tcMar>
-            <w:vAlign w:val="top"/>
-          </w:tcPr>
-          <w:p>
-            <w:pPr>
-              <w:jc w:val="center"/>
-              <w:pBdr>
-                <w:bottom w:val="none" w:sz="0" w:space="0" w:color="000000"/>
-                <w:top w:val="none" w:sz="0" w:space="0" w:color="000000"/>
-                <w:left w:val="none" w:sz="0" w:space="0" w:color="000000"/>
-                <w:right w:val="none" w:sz="0" w:space="0" w:color="000000"/>
-              </w:pBdr>
-              <w:spacing w:after="10" w:before="10" w:line="240"/>
-              <w:ind w:left="100" w:right="100" w:firstLine="0" w:firstLineChars="0"/>
-              <w:rPr>
-                <w:rFonts w:ascii="Arial" w:hAnsi="Arial" w:eastAsia="Arial" w:cs="Arial"/>
-                <w:i w:val="false"/>
-                <w:b w:val="false"/>
-                <w:u w:val="none"/>
-                <w:sz w:val="18"/>
-                <w:szCs w:val="18"/>
-                <w:color w:val="000000"/>
-              </w:rPr>
-            </w:pPr>
-            <w:r>
-              <w:rPr>
-                <w:rFonts w:ascii="Arial" w:hAnsi="Arial" w:eastAsia="Arial" w:cs="Arial"/>
-                <w:i w:val="false"/>
-                <w:b w:val="false"/>
-                <w:u w:val="none"/>
-                <w:sz w:val="18"/>
-                <w:szCs w:val="18"/>
-                <w:color w:val="000000"/>
-              </w:rPr>
-              <w:t xml:space="preserve">0.40 (0.25 to 0.65)</w:t>
-            </w:r>
-          </w:p>
-        </w:tc>
-        <w:tc>
-          <w:tcPr>
-            <w:tcBorders>
-              <w:bottom w:val="none" w:sz="0" w:space="0" w:color="000000"/>
-              <w:top w:val="none" w:sz="0" w:space="0" w:color="000000"/>
-              <w:left w:val="none" w:sz="0" w:space="0" w:color="000000"/>
-              <w:right w:val="none" w:sz="0" w:space="0" w:color="000000"/>
-            </w:tcBorders>
-            <w:shd w:val="clear" w:color="auto" w:fill="FFFFFF"/>
-            <w:tcMar>
-              <w:top w:w="0" w:type="dxa"/>
-              <w:bottom w:w="0" w:type="dxa"/>
-              <w:left w:w="0" w:type="dxa"/>
-              <w:right w:w="0" w:type="dxa"/>
-            </w:tcMar>
-            <w:vAlign w:val="top"/>
-          </w:tcPr>
-          <w:p>
-            <w:pPr>
-              <w:jc w:val="center"/>
-              <w:pBdr>
-                <w:bottom w:val="none" w:sz="0" w:space="0" w:color="000000"/>
-                <w:top w:val="none" w:sz="0" w:space="0" w:color="000000"/>
-                <w:left w:val="none" w:sz="0" w:space="0" w:color="000000"/>
-                <w:right w:val="none" w:sz="0" w:space="0" w:color="000000"/>
-              </w:pBdr>
-              <w:spacing w:after="10" w:before="10" w:line="240"/>
-              <w:ind w:left="100" w:right="100" w:firstLine="0" w:firstLineChars="0"/>
-              <w:rPr>
-                <w:rFonts w:ascii="Arial" w:hAnsi="Arial" w:eastAsia="Arial" w:cs="Arial"/>
-                <w:i w:val="false"/>
-                <w:b w:val="true"/>
-                <w:u w:val="none"/>
-                <w:sz w:val="18"/>
-                <w:szCs w:val="18"/>
-                <w:color w:val="000000"/>
-              </w:rPr>
-            </w:pPr>
-            <w:r>
-              <w:rPr>
-                <w:rFonts w:ascii="Arial" w:hAnsi="Arial" w:eastAsia="Arial" w:cs="Arial"/>
-                <w:i w:val="false"/>
-                <w:b w:val="true"/>
-                <w:u w:val="none"/>
-                <w:sz w:val="18"/>
-                <w:szCs w:val="18"/>
-                <w:color w:val="000000"/>
-              </w:rPr>
-              <w:t xml:space="preserve">&lt;0.001</w:t>
-            </w:r>
-          </w:p>
-        </w:tc>
-        <w:tc>
-          <w:tcPr>
-            <w:tcBorders>
-              <w:bottom w:val="none" w:sz="0" w:space="0" w:color="000000"/>
-              <w:top w:val="none" w:sz="0" w:space="0" w:color="000000"/>
-              <w:left w:val="none" w:sz="0" w:space="0" w:color="000000"/>
-              <w:right w:val="none" w:sz="0" w:space="0" w:color="000000"/>
-            </w:tcBorders>
-            <w:shd w:val="clear" w:color="auto" w:fill="FFFFFF"/>
-            <w:tcMar>
-              <w:top w:w="0" w:type="dxa"/>
-              <w:bottom w:w="0" w:type="dxa"/>
-              <w:left w:w="0" w:type="dxa"/>
-              <w:right w:w="0" w:type="dxa"/>
-            </w:tcMar>
-            <w:vAlign w:val="top"/>
-          </w:tcPr>
-          <w:p>
-            <w:pPr>
-              <w:jc w:val="center"/>
-              <w:pBdr>
-                <w:bottom w:val="none" w:sz="0" w:space="0" w:color="000000"/>
-                <w:top w:val="none" w:sz="0" w:space="0" w:color="000000"/>
-                <w:left w:val="none" w:sz="0" w:space="0" w:color="000000"/>
-                <w:right w:val="none" w:sz="0" w:space="0" w:color="000000"/>
-              </w:pBdr>
-              <w:spacing w:after="10" w:before="10" w:line="240"/>
-              <w:ind w:left="100" w:right="100" w:firstLine="0" w:firstLineChars="0"/>
-              <w:rPr>
-                <w:rFonts w:ascii="Arial" w:hAnsi="Arial" w:eastAsia="Arial" w:cs="Arial"/>
-                <w:i w:val="false"/>
-                <w:b w:val="false"/>
-                <w:u w:val="none"/>
-                <w:sz w:val="18"/>
-                <w:szCs w:val="18"/>
-                <w:color w:val="000000"/>
-              </w:rPr>
-            </w:pPr>
-            <w:r>
-              <w:rPr>
-                <w:rFonts w:ascii="Arial" w:hAnsi="Arial" w:eastAsia="Arial" w:cs="Arial"/>
-                <w:i w:val="false"/>
-                <w:b w:val="false"/>
-                <w:u w:val="none"/>
-                <w:sz w:val="18"/>
-                <w:szCs w:val="18"/>
-                <w:color w:val="000000"/>
-              </w:rPr>
-              <w:t xml:space="preserve">0.57 (0.33 to 0.98)</w:t>
-            </w:r>
-          </w:p>
-        </w:tc>
-        <w:tc>
-          <w:tcPr>
-            <w:tcBorders>
-              <w:bottom w:val="none" w:sz="0" w:space="0" w:color="000000"/>
-              <w:top w:val="none" w:sz="0" w:space="0" w:color="000000"/>
-              <w:left w:val="none" w:sz="0" w:space="0" w:color="000000"/>
-              <w:right w:val="none" w:sz="0" w:space="0" w:color="000000"/>
-            </w:tcBorders>
-            <w:shd w:val="clear" w:color="auto" w:fill="FFFFFF"/>
-            <w:tcMar>
-              <w:top w:w="0" w:type="dxa"/>
-              <w:bottom w:w="0" w:type="dxa"/>
-              <w:left w:w="0" w:type="dxa"/>
-              <w:right w:w="0" w:type="dxa"/>
-            </w:tcMar>
-            <w:vAlign w:val="top"/>
-          </w:tcPr>
-          <w:p>
-            <w:pPr>
-              <w:jc w:val="center"/>
-              <w:pBdr>
-                <w:bottom w:val="none" w:sz="0" w:space="0" w:color="000000"/>
-                <w:top w:val="none" w:sz="0" w:space="0" w:color="000000"/>
-                <w:left w:val="none" w:sz="0" w:space="0" w:color="000000"/>
-                <w:right w:val="none" w:sz="0" w:space="0" w:color="000000"/>
-              </w:pBdr>
-              <w:spacing w:after="10" w:before="10" w:line="240"/>
-              <w:ind w:left="100" w:right="100" w:firstLine="0" w:firstLineChars="0"/>
-              <w:rPr>
-                <w:rFonts w:ascii="Arial" w:hAnsi="Arial" w:eastAsia="Arial" w:cs="Arial"/>
-                <w:i w:val="false"/>
-                <w:b w:val="true"/>
-                <w:u w:val="none"/>
-                <w:sz w:val="18"/>
-                <w:szCs w:val="18"/>
-                <w:color w:val="000000"/>
-              </w:rPr>
-            </w:pPr>
-            <w:r>
-              <w:rPr>
-                <w:rFonts w:ascii="Arial" w:hAnsi="Arial" w:eastAsia="Arial" w:cs="Arial"/>
-                <w:i w:val="false"/>
-                <w:b w:val="true"/>
-                <w:u w:val="none"/>
-                <w:sz w:val="18"/>
-                <w:szCs w:val="18"/>
-                <w:color w:val="000000"/>
-              </w:rPr>
-              <w:t xml:space="preserve">0.041</w:t>
+              <w:t xml:space="preserve">Richest</w:t>
+            </w:r>
+          </w:p>
+        </w:tc>
+        <w:tc>
+          <w:tcPr>
+            <w:tcBorders>
+              <w:bottom w:val="none" w:sz="0" w:space="0" w:color="000000"/>
+              <w:top w:val="none" w:sz="0" w:space="0" w:color="000000"/>
+              <w:left w:val="none" w:sz="0" w:space="0" w:color="000000"/>
+              <w:right w:val="none" w:sz="0" w:space="0" w:color="000000"/>
+            </w:tcBorders>
+            <w:shd w:val="clear" w:color="auto" w:fill="FFFFFF"/>
+            <w:tcMar>
+              <w:top w:w="0" w:type="dxa"/>
+              <w:bottom w:w="0" w:type="dxa"/>
+              <w:left w:w="0" w:type="dxa"/>
+              <w:right w:w="0" w:type="dxa"/>
+            </w:tcMar>
+            <w:vAlign w:val="top"/>
+          </w:tcPr>
+          <w:p>
+            <w:pPr>
+              <w:jc w:val="center"/>
+              <w:pBdr>
+                <w:bottom w:val="none" w:sz="0" w:space="0" w:color="000000"/>
+                <w:top w:val="none" w:sz="0" w:space="0" w:color="000000"/>
+                <w:left w:val="none" w:sz="0" w:space="0" w:color="000000"/>
+                <w:right w:val="none" w:sz="0" w:space="0" w:color="000000"/>
+              </w:pBdr>
+              <w:spacing w:after="10" w:before="10" w:line="240"/>
+              <w:ind w:left="100" w:right="100" w:firstLine="0" w:firstLineChars="0"/>
+              <w:rPr>
+                <w:rFonts w:ascii="Arial" w:hAnsi="Arial" w:eastAsia="Arial" w:cs="Arial"/>
+                <w:i w:val="false"/>
+                <w:b w:val="false"/>
+                <w:u w:val="none"/>
+                <w:sz w:val="18"/>
+                <w:szCs w:val="18"/>
+                <w:color w:val="000000"/>
+              </w:rPr>
+            </w:pPr>
+            <w:r>
+              <w:rPr>
+                <w:rFonts w:ascii="Arial" w:hAnsi="Arial" w:eastAsia="Arial" w:cs="Arial"/>
+                <w:i w:val="false"/>
+                <w:b w:val="false"/>
+                <w:u w:val="none"/>
+                <w:sz w:val="18"/>
+                <w:szCs w:val="18"/>
+                <w:color w:val="000000"/>
+              </w:rPr>
+              <w:t xml:space="preserve">0.81 (0.64 to 1.01)</w:t>
+            </w:r>
+          </w:p>
+        </w:tc>
+        <w:tc>
+          <w:tcPr>
+            <w:tcBorders>
+              <w:bottom w:val="none" w:sz="0" w:space="0" w:color="000000"/>
+              <w:top w:val="none" w:sz="0" w:space="0" w:color="000000"/>
+              <w:left w:val="none" w:sz="0" w:space="0" w:color="000000"/>
+              <w:right w:val="none" w:sz="0" w:space="0" w:color="000000"/>
+            </w:tcBorders>
+            <w:shd w:val="clear" w:color="auto" w:fill="FFFFFF"/>
+            <w:tcMar>
+              <w:top w:w="0" w:type="dxa"/>
+              <w:bottom w:w="0" w:type="dxa"/>
+              <w:left w:w="0" w:type="dxa"/>
+              <w:right w:w="0" w:type="dxa"/>
+            </w:tcMar>
+            <w:vAlign w:val="top"/>
+          </w:tcPr>
+          <w:p>
+            <w:pPr>
+              <w:jc w:val="center"/>
+              <w:pBdr>
+                <w:bottom w:val="none" w:sz="0" w:space="0" w:color="000000"/>
+                <w:top w:val="none" w:sz="0" w:space="0" w:color="000000"/>
+                <w:left w:val="none" w:sz="0" w:space="0" w:color="000000"/>
+                <w:right w:val="none" w:sz="0" w:space="0" w:color="000000"/>
+              </w:pBdr>
+              <w:spacing w:after="10" w:before="10" w:line="240"/>
+              <w:ind w:left="100" w:right="100" w:firstLine="0" w:firstLineChars="0"/>
+              <w:rPr>
+                <w:rFonts w:ascii="Arial" w:hAnsi="Arial" w:eastAsia="Arial" w:cs="Arial"/>
+                <w:i w:val="false"/>
+                <w:b w:val="false"/>
+                <w:u w:val="none"/>
+                <w:sz w:val="18"/>
+                <w:szCs w:val="18"/>
+                <w:color w:val="000000"/>
+              </w:rPr>
+            </w:pPr>
+            <w:r>
+              <w:rPr>
+                <w:rFonts w:ascii="Arial" w:hAnsi="Arial" w:eastAsia="Arial" w:cs="Arial"/>
+                <w:i w:val="false"/>
+                <w:b w:val="false"/>
+                <w:u w:val="none"/>
+                <w:sz w:val="18"/>
+                <w:szCs w:val="18"/>
+                <w:color w:val="000000"/>
+              </w:rPr>
+              <w:t xml:space="preserve">0.066</w:t>
+            </w:r>
+          </w:p>
+        </w:tc>
+        <w:tc>
+          <w:tcPr>
+            <w:tcBorders>
+              <w:bottom w:val="none" w:sz="0" w:space="0" w:color="000000"/>
+              <w:top w:val="none" w:sz="0" w:space="0" w:color="000000"/>
+              <w:left w:val="none" w:sz="0" w:space="0" w:color="000000"/>
+              <w:right w:val="none" w:sz="0" w:space="0" w:color="000000"/>
+            </w:tcBorders>
+            <w:shd w:val="clear" w:color="auto" w:fill="FFFFFF"/>
+            <w:tcMar>
+              <w:top w:w="0" w:type="dxa"/>
+              <w:bottom w:w="0" w:type="dxa"/>
+              <w:left w:w="0" w:type="dxa"/>
+              <w:right w:w="0" w:type="dxa"/>
+            </w:tcMar>
+            <w:vAlign w:val="top"/>
+          </w:tcPr>
+          <w:p>
+            <w:pPr>
+              <w:jc w:val="center"/>
+              <w:pBdr>
+                <w:bottom w:val="none" w:sz="0" w:space="0" w:color="000000"/>
+                <w:top w:val="none" w:sz="0" w:space="0" w:color="000000"/>
+                <w:left w:val="none" w:sz="0" w:space="0" w:color="000000"/>
+                <w:right w:val="none" w:sz="0" w:space="0" w:color="000000"/>
+              </w:pBdr>
+              <w:spacing w:after="10" w:before="10" w:line="240"/>
+              <w:ind w:left="100" w:right="100" w:firstLine="0" w:firstLineChars="0"/>
+              <w:rPr>
+                <w:rFonts w:ascii="Arial" w:hAnsi="Arial" w:eastAsia="Arial" w:cs="Arial"/>
+                <w:i w:val="false"/>
+                <w:b w:val="false"/>
+                <w:u w:val="none"/>
+                <w:sz w:val="18"/>
+                <w:szCs w:val="18"/>
+                <w:color w:val="000000"/>
+              </w:rPr>
+            </w:pPr>
+            <w:r>
+              <w:rPr>
+                <w:rFonts w:ascii="Arial" w:hAnsi="Arial" w:eastAsia="Arial" w:cs="Arial"/>
+                <w:i w:val="false"/>
+                <w:b w:val="false"/>
+                <w:u w:val="none"/>
+                <w:sz w:val="18"/>
+                <w:szCs w:val="18"/>
+                <w:color w:val="000000"/>
+              </w:rPr>
+              <w:t xml:space="preserve">0.86 (0.70 to 1.05)</w:t>
+            </w:r>
+          </w:p>
+        </w:tc>
+        <w:tc>
+          <w:tcPr>
+            <w:tcBorders>
+              <w:bottom w:val="none" w:sz="0" w:space="0" w:color="000000"/>
+              <w:top w:val="none" w:sz="0" w:space="0" w:color="000000"/>
+              <w:left w:val="none" w:sz="0" w:space="0" w:color="000000"/>
+              <w:right w:val="none" w:sz="0" w:space="0" w:color="000000"/>
+            </w:tcBorders>
+            <w:shd w:val="clear" w:color="auto" w:fill="FFFFFF"/>
+            <w:tcMar>
+              <w:top w:w="0" w:type="dxa"/>
+              <w:bottom w:w="0" w:type="dxa"/>
+              <w:left w:w="0" w:type="dxa"/>
+              <w:right w:w="0" w:type="dxa"/>
+            </w:tcMar>
+            <w:vAlign w:val="top"/>
+          </w:tcPr>
+          <w:p>
+            <w:pPr>
+              <w:jc w:val="center"/>
+              <w:pBdr>
+                <w:bottom w:val="none" w:sz="0" w:space="0" w:color="000000"/>
+                <w:top w:val="none" w:sz="0" w:space="0" w:color="000000"/>
+                <w:left w:val="none" w:sz="0" w:space="0" w:color="000000"/>
+                <w:right w:val="none" w:sz="0" w:space="0" w:color="000000"/>
+              </w:pBdr>
+              <w:spacing w:after="10" w:before="10" w:line="240"/>
+              <w:ind w:left="100" w:right="100" w:firstLine="0" w:firstLineChars="0"/>
+              <w:rPr>
+                <w:rFonts w:ascii="Arial" w:hAnsi="Arial" w:eastAsia="Arial" w:cs="Arial"/>
+                <w:i w:val="false"/>
+                <w:b w:val="false"/>
+                <w:u w:val="none"/>
+                <w:sz w:val="18"/>
+                <w:szCs w:val="18"/>
+                <w:color w:val="000000"/>
+              </w:rPr>
+            </w:pPr>
+            <w:r>
+              <w:rPr>
+                <w:rFonts w:ascii="Arial" w:hAnsi="Arial" w:eastAsia="Arial" w:cs="Arial"/>
+                <w:i w:val="false"/>
+                <w:b w:val="false"/>
+                <w:u w:val="none"/>
+                <w:sz w:val="18"/>
+                <w:szCs w:val="18"/>
+                <w:color w:val="000000"/>
+              </w:rPr>
+              <w:t xml:space="preserve">0.136</w:t>
+            </w:r>
+          </w:p>
+        </w:tc>
+        <w:tc>
+          <w:tcPr>
+            <w:tcBorders>
+              <w:bottom w:val="none" w:sz="0" w:space="0" w:color="000000"/>
+              <w:top w:val="none" w:sz="0" w:space="0" w:color="000000"/>
+              <w:left w:val="none" w:sz="0" w:space="0" w:color="000000"/>
+              <w:right w:val="none" w:sz="0" w:space="0" w:color="000000"/>
+            </w:tcBorders>
+            <w:shd w:val="clear" w:color="auto" w:fill="FFFFFF"/>
+            <w:tcMar>
+              <w:top w:w="0" w:type="dxa"/>
+              <w:bottom w:w="0" w:type="dxa"/>
+              <w:left w:w="0" w:type="dxa"/>
+              <w:right w:w="0" w:type="dxa"/>
+            </w:tcMar>
+            <w:vAlign w:val="top"/>
+          </w:tcPr>
+          <w:p>
+            <w:pPr>
+              <w:jc w:val="center"/>
+              <w:pBdr>
+                <w:bottom w:val="none" w:sz="0" w:space="0" w:color="000000"/>
+                <w:top w:val="none" w:sz="0" w:space="0" w:color="000000"/>
+                <w:left w:val="none" w:sz="0" w:space="0" w:color="000000"/>
+                <w:right w:val="none" w:sz="0" w:space="0" w:color="000000"/>
+              </w:pBdr>
+              <w:spacing w:after="10" w:before="10" w:line="240"/>
+              <w:ind w:left="100" w:right="100" w:firstLine="0" w:firstLineChars="0"/>
+              <w:rPr>
+                <w:rFonts w:ascii="Arial" w:hAnsi="Arial" w:eastAsia="Arial" w:cs="Arial"/>
+                <w:i w:val="false"/>
+                <w:b w:val="false"/>
+                <w:u w:val="none"/>
+                <w:sz w:val="18"/>
+                <w:szCs w:val="18"/>
+                <w:color w:val="000000"/>
+              </w:rPr>
+            </w:pPr>
+            <w:r>
+              <w:rPr>
+                <w:rFonts w:ascii="Arial" w:hAnsi="Arial" w:eastAsia="Arial" w:cs="Arial"/>
+                <w:i w:val="false"/>
+                <w:b w:val="false"/>
+                <w:u w:val="none"/>
+                <w:sz w:val="18"/>
+                <w:szCs w:val="18"/>
+                <w:color w:val="000000"/>
+              </w:rPr>
+              <w:t xml:space="preserve">0.87 (0.54 to 1.39)</w:t>
+            </w:r>
+          </w:p>
+        </w:tc>
+        <w:tc>
+          <w:tcPr>
+            <w:tcBorders>
+              <w:bottom w:val="none" w:sz="0" w:space="0" w:color="000000"/>
+              <w:top w:val="none" w:sz="0" w:space="0" w:color="000000"/>
+              <w:left w:val="none" w:sz="0" w:space="0" w:color="000000"/>
+              <w:right w:val="none" w:sz="0" w:space="0" w:color="000000"/>
+            </w:tcBorders>
+            <w:shd w:val="clear" w:color="auto" w:fill="FFFFFF"/>
+            <w:tcMar>
+              <w:top w:w="0" w:type="dxa"/>
+              <w:bottom w:w="0" w:type="dxa"/>
+              <w:left w:w="0" w:type="dxa"/>
+              <w:right w:w="0" w:type="dxa"/>
+            </w:tcMar>
+            <w:vAlign w:val="top"/>
+          </w:tcPr>
+          <w:p>
+            <w:pPr>
+              <w:jc w:val="center"/>
+              <w:pBdr>
+                <w:bottom w:val="none" w:sz="0" w:space="0" w:color="000000"/>
+                <w:top w:val="none" w:sz="0" w:space="0" w:color="000000"/>
+                <w:left w:val="none" w:sz="0" w:space="0" w:color="000000"/>
+                <w:right w:val="none" w:sz="0" w:space="0" w:color="000000"/>
+              </w:pBdr>
+              <w:spacing w:after="10" w:before="10" w:line="240"/>
+              <w:ind w:left="100" w:right="100" w:firstLine="0" w:firstLineChars="0"/>
+              <w:rPr>
+                <w:rFonts w:ascii="Arial" w:hAnsi="Arial" w:eastAsia="Arial" w:cs="Arial"/>
+                <w:i w:val="false"/>
+                <w:b w:val="false"/>
+                <w:u w:val="none"/>
+                <w:sz w:val="18"/>
+                <w:szCs w:val="18"/>
+                <w:color w:val="000000"/>
+              </w:rPr>
+            </w:pPr>
+            <w:r>
+              <w:rPr>
+                <w:rFonts w:ascii="Arial" w:hAnsi="Arial" w:eastAsia="Arial" w:cs="Arial"/>
+                <w:i w:val="false"/>
+                <w:b w:val="false"/>
+                <w:u w:val="none"/>
+                <w:sz w:val="18"/>
+                <w:szCs w:val="18"/>
+                <w:color w:val="000000"/>
+              </w:rPr>
+              <w:t xml:space="preserve">0.560</w:t>
+            </w:r>
+          </w:p>
+        </w:tc>
+        <w:tc>
+          <w:tcPr>
+            <w:tcBorders>
+              <w:bottom w:val="none" w:sz="0" w:space="0" w:color="000000"/>
+              <w:top w:val="none" w:sz="0" w:space="0" w:color="000000"/>
+              <w:left w:val="none" w:sz="0" w:space="0" w:color="000000"/>
+              <w:right w:val="none" w:sz="0" w:space="0" w:color="000000"/>
+            </w:tcBorders>
+            <w:shd w:val="clear" w:color="auto" w:fill="FFFFFF"/>
+            <w:tcMar>
+              <w:top w:w="0" w:type="dxa"/>
+              <w:bottom w:w="0" w:type="dxa"/>
+              <w:left w:w="0" w:type="dxa"/>
+              <w:right w:w="0" w:type="dxa"/>
+            </w:tcMar>
+            <w:vAlign w:val="top"/>
+          </w:tcPr>
+          <w:p>
+            <w:pPr>
+              <w:jc w:val="center"/>
+              <w:pBdr>
+                <w:bottom w:val="none" w:sz="0" w:space="0" w:color="000000"/>
+                <w:top w:val="none" w:sz="0" w:space="0" w:color="000000"/>
+                <w:left w:val="none" w:sz="0" w:space="0" w:color="000000"/>
+                <w:right w:val="none" w:sz="0" w:space="0" w:color="000000"/>
+              </w:pBdr>
+              <w:spacing w:after="10" w:before="10" w:line="240"/>
+              <w:ind w:left="100" w:right="100" w:firstLine="0" w:firstLineChars="0"/>
+              <w:rPr>
+                <w:rFonts w:ascii="Arial" w:hAnsi="Arial" w:eastAsia="Arial" w:cs="Arial"/>
+                <w:i w:val="false"/>
+                <w:b w:val="false"/>
+                <w:u w:val="none"/>
+                <w:sz w:val="18"/>
+                <w:szCs w:val="18"/>
+                <w:color w:val="000000"/>
+              </w:rPr>
+            </w:pPr>
+            <w:r>
+              <w:rPr>
+                <w:rFonts w:ascii="Arial" w:hAnsi="Arial" w:eastAsia="Arial" w:cs="Arial"/>
+                <w:i w:val="false"/>
+                <w:b w:val="false"/>
+                <w:u w:val="none"/>
+                <w:sz w:val="18"/>
+                <w:szCs w:val="18"/>
+                <w:color w:val="000000"/>
+              </w:rPr>
+              <w:t xml:space="preserve">0.78 (0.55 to 1.11)</w:t>
+            </w:r>
+          </w:p>
+        </w:tc>
+        <w:tc>
+          <w:tcPr>
+            <w:tcBorders>
+              <w:bottom w:val="none" w:sz="0" w:space="0" w:color="000000"/>
+              <w:top w:val="none" w:sz="0" w:space="0" w:color="000000"/>
+              <w:left w:val="none" w:sz="0" w:space="0" w:color="000000"/>
+              <w:right w:val="none" w:sz="0" w:space="0" w:color="000000"/>
+            </w:tcBorders>
+            <w:shd w:val="clear" w:color="auto" w:fill="FFFFFF"/>
+            <w:tcMar>
+              <w:top w:w="0" w:type="dxa"/>
+              <w:bottom w:w="0" w:type="dxa"/>
+              <w:left w:w="0" w:type="dxa"/>
+              <w:right w:w="0" w:type="dxa"/>
+            </w:tcMar>
+            <w:vAlign w:val="top"/>
+          </w:tcPr>
+          <w:p>
+            <w:pPr>
+              <w:jc w:val="center"/>
+              <w:pBdr>
+                <w:bottom w:val="none" w:sz="0" w:space="0" w:color="000000"/>
+                <w:top w:val="none" w:sz="0" w:space="0" w:color="000000"/>
+                <w:left w:val="none" w:sz="0" w:space="0" w:color="000000"/>
+                <w:right w:val="none" w:sz="0" w:space="0" w:color="000000"/>
+              </w:pBdr>
+              <w:spacing w:after="10" w:before="10" w:line="240"/>
+              <w:ind w:left="100" w:right="100" w:firstLine="0" w:firstLineChars="0"/>
+              <w:rPr>
+                <w:rFonts w:ascii="Arial" w:hAnsi="Arial" w:eastAsia="Arial" w:cs="Arial"/>
+                <w:i w:val="false"/>
+                <w:b w:val="false"/>
+                <w:u w:val="none"/>
+                <w:sz w:val="18"/>
+                <w:szCs w:val="18"/>
+                <w:color w:val="000000"/>
+              </w:rPr>
+            </w:pPr>
+            <w:r>
+              <w:rPr>
+                <w:rFonts w:ascii="Arial" w:hAnsi="Arial" w:eastAsia="Arial" w:cs="Arial"/>
+                <w:i w:val="false"/>
+                <w:b w:val="false"/>
+                <w:u w:val="none"/>
+                <w:sz w:val="18"/>
+                <w:szCs w:val="18"/>
+                <w:color w:val="000000"/>
+              </w:rPr>
+              <w:t xml:space="preserve">0.173</w:t>
+            </w:r>
+          </w:p>
+        </w:tc>
+        <w:tc>
+          <w:tcPr>
+            <w:tcBorders>
+              <w:bottom w:val="none" w:sz="0" w:space="0" w:color="000000"/>
+              <w:top w:val="none" w:sz="0" w:space="0" w:color="000000"/>
+              <w:left w:val="none" w:sz="0" w:space="0" w:color="000000"/>
+              <w:right w:val="none" w:sz="0" w:space="0" w:color="000000"/>
+            </w:tcBorders>
+            <w:shd w:val="clear" w:color="auto" w:fill="FFFFFF"/>
+            <w:tcMar>
+              <w:top w:w="0" w:type="dxa"/>
+              <w:bottom w:w="0" w:type="dxa"/>
+              <w:left w:w="0" w:type="dxa"/>
+              <w:right w:w="0" w:type="dxa"/>
+            </w:tcMar>
+            <w:vAlign w:val="top"/>
+          </w:tcPr>
+          <w:p>
+            <w:pPr>
+              <w:jc w:val="center"/>
+              <w:pBdr>
+                <w:bottom w:val="none" w:sz="0" w:space="0" w:color="000000"/>
+                <w:top w:val="none" w:sz="0" w:space="0" w:color="000000"/>
+                <w:left w:val="none" w:sz="0" w:space="0" w:color="000000"/>
+                <w:right w:val="none" w:sz="0" w:space="0" w:color="000000"/>
+              </w:pBdr>
+              <w:spacing w:after="10" w:before="10" w:line="240"/>
+              <w:ind w:left="100" w:right="100" w:firstLine="0" w:firstLineChars="0"/>
+              <w:rPr>
+                <w:rFonts w:ascii="Arial" w:hAnsi="Arial" w:eastAsia="Arial" w:cs="Arial"/>
+                <w:i w:val="false"/>
+                <w:b w:val="false"/>
+                <w:u w:val="none"/>
+                <w:sz w:val="18"/>
+                <w:szCs w:val="18"/>
+                <w:color w:val="000000"/>
+              </w:rPr>
+            </w:pPr>
+            <w:r>
+              <w:rPr>
+                <w:rFonts w:ascii="Arial" w:hAnsi="Arial" w:eastAsia="Arial" w:cs="Arial"/>
+                <w:i w:val="false"/>
+                <w:b w:val="false"/>
+                <w:u w:val="none"/>
+                <w:sz w:val="18"/>
+                <w:szCs w:val="18"/>
+                <w:color w:val="000000"/>
+              </w:rPr>
+              <w:t xml:space="preserve">0.79 (0.59 to 1.05)</w:t>
+            </w:r>
+          </w:p>
+        </w:tc>
+        <w:tc>
+          <w:tcPr>
+            <w:tcBorders>
+              <w:bottom w:val="none" w:sz="0" w:space="0" w:color="000000"/>
+              <w:top w:val="none" w:sz="0" w:space="0" w:color="000000"/>
+              <w:left w:val="none" w:sz="0" w:space="0" w:color="000000"/>
+              <w:right w:val="none" w:sz="0" w:space="0" w:color="000000"/>
+            </w:tcBorders>
+            <w:shd w:val="clear" w:color="auto" w:fill="FFFFFF"/>
+            <w:tcMar>
+              <w:top w:w="0" w:type="dxa"/>
+              <w:bottom w:w="0" w:type="dxa"/>
+              <w:left w:w="0" w:type="dxa"/>
+              <w:right w:w="0" w:type="dxa"/>
+            </w:tcMar>
+            <w:vAlign w:val="top"/>
+          </w:tcPr>
+          <w:p>
+            <w:pPr>
+              <w:jc w:val="center"/>
+              <w:pBdr>
+                <w:bottom w:val="none" w:sz="0" w:space="0" w:color="000000"/>
+                <w:top w:val="none" w:sz="0" w:space="0" w:color="000000"/>
+                <w:left w:val="none" w:sz="0" w:space="0" w:color="000000"/>
+                <w:right w:val="none" w:sz="0" w:space="0" w:color="000000"/>
+              </w:pBdr>
+              <w:spacing w:after="10" w:before="10" w:line="240"/>
+              <w:ind w:left="100" w:right="100" w:firstLine="0" w:firstLineChars="0"/>
+              <w:rPr>
+                <w:rFonts w:ascii="Arial" w:hAnsi="Arial" w:eastAsia="Arial" w:cs="Arial"/>
+                <w:i w:val="false"/>
+                <w:b w:val="false"/>
+                <w:u w:val="none"/>
+                <w:sz w:val="18"/>
+                <w:szCs w:val="18"/>
+                <w:color w:val="000000"/>
+              </w:rPr>
+            </w:pPr>
+            <w:r>
+              <w:rPr>
+                <w:rFonts w:ascii="Arial" w:hAnsi="Arial" w:eastAsia="Arial" w:cs="Arial"/>
+                <w:i w:val="false"/>
+                <w:b w:val="false"/>
+                <w:u w:val="none"/>
+                <w:sz w:val="18"/>
+                <w:szCs w:val="18"/>
+                <w:color w:val="000000"/>
+              </w:rPr>
+              <w:t xml:space="preserve">0.109</w:t>
+            </w:r>
+          </w:p>
+        </w:tc>
+        <w:tc>
+          <w:tcPr>
+            <w:tcBorders>
+              <w:bottom w:val="none" w:sz="0" w:space="0" w:color="000000"/>
+              <w:top w:val="none" w:sz="0" w:space="0" w:color="000000"/>
+              <w:left w:val="none" w:sz="0" w:space="0" w:color="000000"/>
+              <w:right w:val="none" w:sz="0" w:space="0" w:color="000000"/>
+            </w:tcBorders>
+            <w:shd w:val="clear" w:color="auto" w:fill="FFFFFF"/>
+            <w:tcMar>
+              <w:top w:w="0" w:type="dxa"/>
+              <w:bottom w:w="0" w:type="dxa"/>
+              <w:left w:w="0" w:type="dxa"/>
+              <w:right w:w="0" w:type="dxa"/>
+            </w:tcMar>
+            <w:vAlign w:val="top"/>
+          </w:tcPr>
+          <w:p>
+            <w:pPr>
+              <w:jc w:val="center"/>
+              <w:pBdr>
+                <w:bottom w:val="none" w:sz="0" w:space="0" w:color="000000"/>
+                <w:top w:val="none" w:sz="0" w:space="0" w:color="000000"/>
+                <w:left w:val="none" w:sz="0" w:space="0" w:color="000000"/>
+                <w:right w:val="none" w:sz="0" w:space="0" w:color="000000"/>
+              </w:pBdr>
+              <w:spacing w:after="10" w:before="10" w:line="240"/>
+              <w:ind w:left="100" w:right="100" w:firstLine="0" w:firstLineChars="0"/>
+              <w:rPr>
+                <w:rFonts w:ascii="Arial" w:hAnsi="Arial" w:eastAsia="Arial" w:cs="Arial"/>
+                <w:i w:val="false"/>
+                <w:b w:val="false"/>
+                <w:u w:val="none"/>
+                <w:sz w:val="18"/>
+                <w:szCs w:val="18"/>
+                <w:color w:val="000000"/>
+              </w:rPr>
+            </w:pPr>
+            <w:r>
+              <w:rPr>
+                <w:rFonts w:ascii="Arial" w:hAnsi="Arial" w:eastAsia="Arial" w:cs="Arial"/>
+                <w:i w:val="false"/>
+                <w:b w:val="false"/>
+                <w:u w:val="none"/>
+                <w:sz w:val="18"/>
+                <w:szCs w:val="18"/>
+                <w:color w:val="000000"/>
+              </w:rPr>
+              <w:t xml:space="preserve">0.92 (0.71 to 1.19)</w:t>
+            </w:r>
+          </w:p>
+        </w:tc>
+        <w:tc>
+          <w:tcPr>
+            <w:tcBorders>
+              <w:bottom w:val="none" w:sz="0" w:space="0" w:color="000000"/>
+              <w:top w:val="none" w:sz="0" w:space="0" w:color="000000"/>
+              <w:left w:val="none" w:sz="0" w:space="0" w:color="000000"/>
+              <w:right w:val="none" w:sz="0" w:space="0" w:color="000000"/>
+            </w:tcBorders>
+            <w:shd w:val="clear" w:color="auto" w:fill="FFFFFF"/>
+            <w:tcMar>
+              <w:top w:w="0" w:type="dxa"/>
+              <w:bottom w:w="0" w:type="dxa"/>
+              <w:left w:w="0" w:type="dxa"/>
+              <w:right w:w="0" w:type="dxa"/>
+            </w:tcMar>
+            <w:vAlign w:val="top"/>
+          </w:tcPr>
+          <w:p>
+            <w:pPr>
+              <w:jc w:val="center"/>
+              <w:pBdr>
+                <w:bottom w:val="none" w:sz="0" w:space="0" w:color="000000"/>
+                <w:top w:val="none" w:sz="0" w:space="0" w:color="000000"/>
+                <w:left w:val="none" w:sz="0" w:space="0" w:color="000000"/>
+                <w:right w:val="none" w:sz="0" w:space="0" w:color="000000"/>
+              </w:pBdr>
+              <w:spacing w:after="10" w:before="10" w:line="240"/>
+              <w:ind w:left="100" w:right="100" w:firstLine="0" w:firstLineChars="0"/>
+              <w:rPr>
+                <w:rFonts w:ascii="Arial" w:hAnsi="Arial" w:eastAsia="Arial" w:cs="Arial"/>
+                <w:i w:val="false"/>
+                <w:b w:val="false"/>
+                <w:u w:val="none"/>
+                <w:sz w:val="18"/>
+                <w:szCs w:val="18"/>
+                <w:color w:val="000000"/>
+              </w:rPr>
+            </w:pPr>
+            <w:r>
+              <w:rPr>
+                <w:rFonts w:ascii="Arial" w:hAnsi="Arial" w:eastAsia="Arial" w:cs="Arial"/>
+                <w:i w:val="false"/>
+                <w:b w:val="false"/>
+                <w:u w:val="none"/>
+                <w:sz w:val="18"/>
+                <w:szCs w:val="18"/>
+                <w:color w:val="000000"/>
+              </w:rPr>
+              <w:t xml:space="preserve">0.524</w:t>
+            </w:r>
+          </w:p>
+        </w:tc>
+        <w:tc>
+          <w:tcPr>
+            <w:tcBorders>
+              <w:bottom w:val="none" w:sz="0" w:space="0" w:color="000000"/>
+              <w:top w:val="none" w:sz="0" w:space="0" w:color="000000"/>
+              <w:left w:val="none" w:sz="0" w:space="0" w:color="000000"/>
+              <w:right w:val="none" w:sz="0" w:space="0" w:color="000000"/>
+            </w:tcBorders>
+            <w:shd w:val="clear" w:color="auto" w:fill="FFFFFF"/>
+            <w:tcMar>
+              <w:top w:w="0" w:type="dxa"/>
+              <w:bottom w:w="0" w:type="dxa"/>
+              <w:left w:w="0" w:type="dxa"/>
+              <w:right w:w="0" w:type="dxa"/>
+            </w:tcMar>
+            <w:vAlign w:val="top"/>
+          </w:tcPr>
+          <w:p>
+            <w:pPr>
+              <w:jc w:val="center"/>
+              <w:pBdr>
+                <w:bottom w:val="none" w:sz="0" w:space="0" w:color="000000"/>
+                <w:top w:val="none" w:sz="0" w:space="0" w:color="000000"/>
+                <w:left w:val="none" w:sz="0" w:space="0" w:color="000000"/>
+                <w:right w:val="none" w:sz="0" w:space="0" w:color="000000"/>
+              </w:pBdr>
+              <w:spacing w:after="10" w:before="10" w:line="240"/>
+              <w:ind w:left="100" w:right="100" w:firstLine="0" w:firstLineChars="0"/>
+              <w:rPr>
+                <w:rFonts w:ascii="Arial" w:hAnsi="Arial" w:eastAsia="Arial" w:cs="Arial"/>
+                <w:i w:val="false"/>
+                <w:b w:val="false"/>
+                <w:u w:val="none"/>
+                <w:sz w:val="18"/>
+                <w:szCs w:val="18"/>
+                <w:color w:val="000000"/>
+              </w:rPr>
+            </w:pPr>
+            <w:r>
+              <w:rPr>
+                <w:rFonts w:ascii="Arial" w:hAnsi="Arial" w:eastAsia="Arial" w:cs="Arial"/>
+                <w:i w:val="false"/>
+                <w:b w:val="false"/>
+                <w:u w:val="none"/>
+                <w:sz w:val="18"/>
+                <w:szCs w:val="18"/>
+                <w:color w:val="000000"/>
+              </w:rPr>
+              <w:t xml:space="preserve">0.83 (0.46 to 1.53)</w:t>
+            </w:r>
+          </w:p>
+        </w:tc>
+        <w:tc>
+          <w:tcPr>
+            <w:tcBorders>
+              <w:bottom w:val="none" w:sz="0" w:space="0" w:color="000000"/>
+              <w:top w:val="none" w:sz="0" w:space="0" w:color="000000"/>
+              <w:left w:val="none" w:sz="0" w:space="0" w:color="000000"/>
+              <w:right w:val="none" w:sz="0" w:space="0" w:color="000000"/>
+            </w:tcBorders>
+            <w:shd w:val="clear" w:color="auto" w:fill="FFFFFF"/>
+            <w:tcMar>
+              <w:top w:w="0" w:type="dxa"/>
+              <w:bottom w:w="0" w:type="dxa"/>
+              <w:left w:w="0" w:type="dxa"/>
+              <w:right w:w="0" w:type="dxa"/>
+            </w:tcMar>
+            <w:vAlign w:val="top"/>
+          </w:tcPr>
+          <w:p>
+            <w:pPr>
+              <w:jc w:val="center"/>
+              <w:pBdr>
+                <w:bottom w:val="none" w:sz="0" w:space="0" w:color="000000"/>
+                <w:top w:val="none" w:sz="0" w:space="0" w:color="000000"/>
+                <w:left w:val="none" w:sz="0" w:space="0" w:color="000000"/>
+                <w:right w:val="none" w:sz="0" w:space="0" w:color="000000"/>
+              </w:pBdr>
+              <w:spacing w:after="10" w:before="10" w:line="240"/>
+              <w:ind w:left="100" w:right="100" w:firstLine="0" w:firstLineChars="0"/>
+              <w:rPr>
+                <w:rFonts w:ascii="Arial" w:hAnsi="Arial" w:eastAsia="Arial" w:cs="Arial"/>
+                <w:i w:val="false"/>
+                <w:b w:val="false"/>
+                <w:u w:val="none"/>
+                <w:sz w:val="18"/>
+                <w:szCs w:val="18"/>
+                <w:color w:val="000000"/>
+              </w:rPr>
+            </w:pPr>
+            <w:r>
+              <w:rPr>
+                <w:rFonts w:ascii="Arial" w:hAnsi="Arial" w:eastAsia="Arial" w:cs="Arial"/>
+                <w:i w:val="false"/>
+                <w:b w:val="false"/>
+                <w:u w:val="none"/>
+                <w:sz w:val="18"/>
+                <w:szCs w:val="18"/>
+                <w:color w:val="000000"/>
+              </w:rPr>
+              <w:t xml:space="preserve">0.557</w:t>
+            </w:r>
+          </w:p>
+        </w:tc>
+        <w:tc>
+          <w:tcPr>
+            <w:tcBorders>
+              <w:bottom w:val="none" w:sz="0" w:space="0" w:color="000000"/>
+              <w:top w:val="none" w:sz="0" w:space="0" w:color="000000"/>
+              <w:left w:val="none" w:sz="0" w:space="0" w:color="000000"/>
+              <w:right w:val="none" w:sz="0" w:space="0" w:color="000000"/>
+            </w:tcBorders>
+            <w:shd w:val="clear" w:color="auto" w:fill="FFFFFF"/>
+            <w:tcMar>
+              <w:top w:w="0" w:type="dxa"/>
+              <w:bottom w:w="0" w:type="dxa"/>
+              <w:left w:w="0" w:type="dxa"/>
+              <w:right w:w="0" w:type="dxa"/>
+            </w:tcMar>
+            <w:vAlign w:val="top"/>
+          </w:tcPr>
+          <w:p>
+            <w:pPr>
+              <w:jc w:val="center"/>
+              <w:pBdr>
+                <w:bottom w:val="none" w:sz="0" w:space="0" w:color="000000"/>
+                <w:top w:val="none" w:sz="0" w:space="0" w:color="000000"/>
+                <w:left w:val="none" w:sz="0" w:space="0" w:color="000000"/>
+                <w:right w:val="none" w:sz="0" w:space="0" w:color="000000"/>
+              </w:pBdr>
+              <w:spacing w:after="10" w:before="10" w:line="240"/>
+              <w:ind w:left="100" w:right="100" w:firstLine="0" w:firstLineChars="0"/>
+              <w:rPr>
+                <w:rFonts w:ascii="Arial" w:hAnsi="Arial" w:eastAsia="Arial" w:cs="Arial"/>
+                <w:i w:val="false"/>
+                <w:b w:val="false"/>
+                <w:u w:val="none"/>
+                <w:sz w:val="18"/>
+                <w:szCs w:val="18"/>
+                <w:color w:val="000000"/>
+              </w:rPr>
+            </w:pPr>
+            <w:r>
+              <w:rPr>
+                <w:rFonts w:ascii="Arial" w:hAnsi="Arial" w:eastAsia="Arial" w:cs="Arial"/>
+                <w:i w:val="false"/>
+                <w:b w:val="false"/>
+                <w:u w:val="none"/>
+                <w:sz w:val="18"/>
+                <w:szCs w:val="18"/>
+                <w:color w:val="000000"/>
+              </w:rPr>
+              <w:t xml:space="preserve">0.73 (0.46 to 1.15)</w:t>
+            </w:r>
+          </w:p>
+        </w:tc>
+        <w:tc>
+          <w:tcPr>
+            <w:tcBorders>
+              <w:bottom w:val="none" w:sz="0" w:space="0" w:color="000000"/>
+              <w:top w:val="none" w:sz="0" w:space="0" w:color="000000"/>
+              <w:left w:val="none" w:sz="0" w:space="0" w:color="000000"/>
+              <w:right w:val="none" w:sz="0" w:space="0" w:color="000000"/>
+            </w:tcBorders>
+            <w:shd w:val="clear" w:color="auto" w:fill="FFFFFF"/>
+            <w:tcMar>
+              <w:top w:w="0" w:type="dxa"/>
+              <w:bottom w:w="0" w:type="dxa"/>
+              <w:left w:w="0" w:type="dxa"/>
+              <w:right w:w="0" w:type="dxa"/>
+            </w:tcMar>
+            <w:vAlign w:val="top"/>
+          </w:tcPr>
+          <w:p>
+            <w:pPr>
+              <w:jc w:val="center"/>
+              <w:pBdr>
+                <w:bottom w:val="none" w:sz="0" w:space="0" w:color="000000"/>
+                <w:top w:val="none" w:sz="0" w:space="0" w:color="000000"/>
+                <w:left w:val="none" w:sz="0" w:space="0" w:color="000000"/>
+                <w:right w:val="none" w:sz="0" w:space="0" w:color="000000"/>
+              </w:pBdr>
+              <w:spacing w:after="10" w:before="10" w:line="240"/>
+              <w:ind w:left="100" w:right="100" w:firstLine="0" w:firstLineChars="0"/>
+              <w:rPr>
+                <w:rFonts w:ascii="Arial" w:hAnsi="Arial" w:eastAsia="Arial" w:cs="Arial"/>
+                <w:i w:val="false"/>
+                <w:b w:val="false"/>
+                <w:u w:val="none"/>
+                <w:sz w:val="18"/>
+                <w:szCs w:val="18"/>
+                <w:color w:val="000000"/>
+              </w:rPr>
+            </w:pPr>
+            <w:r>
+              <w:rPr>
+                <w:rFonts w:ascii="Arial" w:hAnsi="Arial" w:eastAsia="Arial" w:cs="Arial"/>
+                <w:i w:val="false"/>
+                <w:b w:val="false"/>
+                <w:u w:val="none"/>
+                <w:sz w:val="18"/>
+                <w:szCs w:val="18"/>
+                <w:color w:val="000000"/>
+              </w:rPr>
+              <w:t xml:space="preserve">0.171</w:t>
             </w:r>
           </w:p>
         </w:tc>
@@ -5265,7 +5265,7 @@
                 <w:szCs w:val="18"/>
                 <w:color w:val="000000"/>
               </w:rPr>
-              <w:t xml:space="preserve">Sexo del infante</w:t>
+              <w:t xml:space="preserve">Sex of children</w:t>
             </w:r>
           </w:p>
         </w:tc>
@@ -6155,7 +6155,7 @@
                 <w:szCs w:val="18"/>
                 <w:color w:val="000000"/>
               </w:rPr>
-              <w:t xml:space="preserve">Masculino</w:t>
+              <w:t xml:space="preserve">Male</w:t>
             </w:r>
           </w:p>
         </w:tc>
@@ -7045,59 +7045,59 @@
                 <w:szCs w:val="18"/>
                 <w:color w:val="000000"/>
               </w:rPr>
-              <w:t xml:space="preserve">Femenino</w:t>
-            </w:r>
-          </w:p>
-        </w:tc>
-        <w:tc>
-          <w:tcPr>
-            <w:tcBorders>
-              <w:bottom w:val="none" w:sz="0" w:space="0" w:color="000000"/>
-              <w:top w:val="none" w:sz="0" w:space="0" w:color="000000"/>
-              <w:left w:val="none" w:sz="0" w:space="0" w:color="000000"/>
-              <w:right w:val="none" w:sz="0" w:space="0" w:color="000000"/>
-            </w:tcBorders>
-            <w:shd w:val="clear" w:color="auto" w:fill="FFFFFF"/>
-            <w:tcMar>
-              <w:top w:w="0" w:type="dxa"/>
-              <w:bottom w:w="0" w:type="dxa"/>
-              <w:left w:w="0" w:type="dxa"/>
-              <w:right w:w="0" w:type="dxa"/>
-            </w:tcMar>
-            <w:vAlign w:val="top"/>
-          </w:tcPr>
-          <w:p>
-            <w:pPr>
-              <w:jc w:val="center"/>
-              <w:pBdr>
-                <w:bottom w:val="none" w:sz="0" w:space="0" w:color="000000"/>
-                <w:top w:val="none" w:sz="0" w:space="0" w:color="000000"/>
-                <w:left w:val="none" w:sz="0" w:space="0" w:color="000000"/>
-                <w:right w:val="none" w:sz="0" w:space="0" w:color="000000"/>
-              </w:pBdr>
-              <w:spacing w:after="10" w:before="10" w:line="240"/>
-              <w:ind w:left="100" w:right="100" w:firstLine="0" w:firstLineChars="0"/>
-              <w:rPr>
-                <w:rFonts w:ascii="Arial" w:hAnsi="Arial" w:eastAsia="Arial" w:cs="Arial"/>
-                <w:i w:val="false"/>
-                <w:b w:val="false"/>
-                <w:u w:val="none"/>
-                <w:sz w:val="18"/>
-                <w:szCs w:val="18"/>
-                <w:color w:val="000000"/>
-              </w:rPr>
-            </w:pPr>
-            <w:r>
-              <w:rPr>
-                <w:rFonts w:ascii="Arial" w:hAnsi="Arial" w:eastAsia="Arial" w:cs="Arial"/>
-                <w:i w:val="false"/>
-                <w:b w:val="false"/>
-                <w:u w:val="none"/>
-                <w:sz w:val="18"/>
-                <w:szCs w:val="18"/>
-                <w:color w:val="000000"/>
-              </w:rPr>
-              <w:t xml:space="preserve">0.78 (0.66 to 0.92)</w:t>
+              <w:t xml:space="preserve">Female</w:t>
+            </w:r>
+          </w:p>
+        </w:tc>
+        <w:tc>
+          <w:tcPr>
+            <w:tcBorders>
+              <w:bottom w:val="none" w:sz="0" w:space="0" w:color="000000"/>
+              <w:top w:val="none" w:sz="0" w:space="0" w:color="000000"/>
+              <w:left w:val="none" w:sz="0" w:space="0" w:color="000000"/>
+              <w:right w:val="none" w:sz="0" w:space="0" w:color="000000"/>
+            </w:tcBorders>
+            <w:shd w:val="clear" w:color="auto" w:fill="FFFFFF"/>
+            <w:tcMar>
+              <w:top w:w="0" w:type="dxa"/>
+              <w:bottom w:w="0" w:type="dxa"/>
+              <w:left w:w="0" w:type="dxa"/>
+              <w:right w:w="0" w:type="dxa"/>
+            </w:tcMar>
+            <w:vAlign w:val="top"/>
+          </w:tcPr>
+          <w:p>
+            <w:pPr>
+              <w:jc w:val="center"/>
+              <w:pBdr>
+                <w:bottom w:val="none" w:sz="0" w:space="0" w:color="000000"/>
+                <w:top w:val="none" w:sz="0" w:space="0" w:color="000000"/>
+                <w:left w:val="none" w:sz="0" w:space="0" w:color="000000"/>
+                <w:right w:val="none" w:sz="0" w:space="0" w:color="000000"/>
+              </w:pBdr>
+              <w:spacing w:after="10" w:before="10" w:line="240"/>
+              <w:ind w:left="100" w:right="100" w:firstLine="0" w:firstLineChars="0"/>
+              <w:rPr>
+                <w:rFonts w:ascii="Arial" w:hAnsi="Arial" w:eastAsia="Arial" w:cs="Arial"/>
+                <w:i w:val="false"/>
+                <w:b w:val="false"/>
+                <w:u w:val="none"/>
+                <w:sz w:val="18"/>
+                <w:szCs w:val="18"/>
+                <w:color w:val="000000"/>
+              </w:rPr>
+            </w:pPr>
+            <w:r>
+              <w:rPr>
+                <w:rFonts w:ascii="Arial" w:hAnsi="Arial" w:eastAsia="Arial" w:cs="Arial"/>
+                <w:i w:val="false"/>
+                <w:b w:val="false"/>
+                <w:u w:val="none"/>
+                <w:sz w:val="18"/>
+                <w:szCs w:val="18"/>
+                <w:color w:val="000000"/>
+              </w:rPr>
+              <w:t xml:space="preserve">0.79 (0.67 to 0.94)</w:t>
             </w:r>
           </w:p>
         </w:tc>
@@ -7149,7 +7149,7 @@
                 <w:szCs w:val="18"/>
                 <w:color w:val="000000"/>
               </w:rPr>
-              <w:t xml:space="preserve">0.004</w:t>
+              <w:t xml:space="preserve">0.007</w:t>
             </w:r>
           </w:p>
         </w:tc>
@@ -7253,59 +7253,59 @@
                 <w:szCs w:val="18"/>
                 <w:color w:val="000000"/>
               </w:rPr>
-              <w:t xml:space="preserve">0.007</w:t>
-            </w:r>
-          </w:p>
-        </w:tc>
-        <w:tc>
-          <w:tcPr>
-            <w:tcBorders>
-              <w:bottom w:val="none" w:sz="0" w:space="0" w:color="000000"/>
-              <w:top w:val="none" w:sz="0" w:space="0" w:color="000000"/>
-              <w:left w:val="none" w:sz="0" w:space="0" w:color="000000"/>
-              <w:right w:val="none" w:sz="0" w:space="0" w:color="000000"/>
-            </w:tcBorders>
-            <w:shd w:val="clear" w:color="auto" w:fill="FFFFFF"/>
-            <w:tcMar>
-              <w:top w:w="0" w:type="dxa"/>
-              <w:bottom w:w="0" w:type="dxa"/>
-              <w:left w:w="0" w:type="dxa"/>
-              <w:right w:w="0" w:type="dxa"/>
-            </w:tcMar>
-            <w:vAlign w:val="top"/>
-          </w:tcPr>
-          <w:p>
-            <w:pPr>
-              <w:jc w:val="center"/>
-              <w:pBdr>
-                <w:bottom w:val="none" w:sz="0" w:space="0" w:color="000000"/>
-                <w:top w:val="none" w:sz="0" w:space="0" w:color="000000"/>
-                <w:left w:val="none" w:sz="0" w:space="0" w:color="000000"/>
-                <w:right w:val="none" w:sz="0" w:space="0" w:color="000000"/>
-              </w:pBdr>
-              <w:spacing w:after="10" w:before="10" w:line="240"/>
-              <w:ind w:left="100" w:right="100" w:firstLine="0" w:firstLineChars="0"/>
-              <w:rPr>
-                <w:rFonts w:ascii="Arial" w:hAnsi="Arial" w:eastAsia="Arial" w:cs="Arial"/>
-                <w:i w:val="false"/>
-                <w:b w:val="false"/>
-                <w:u w:val="none"/>
-                <w:sz w:val="18"/>
-                <w:szCs w:val="18"/>
-                <w:color w:val="000000"/>
-              </w:rPr>
-            </w:pPr>
-            <w:r>
-              <w:rPr>
-                <w:rFonts w:ascii="Arial" w:hAnsi="Arial" w:eastAsia="Arial" w:cs="Arial"/>
-                <w:i w:val="false"/>
-                <w:b w:val="false"/>
-                <w:u w:val="none"/>
-                <w:sz w:val="18"/>
-                <w:szCs w:val="18"/>
-                <w:color w:val="000000"/>
-              </w:rPr>
-              <w:t xml:space="preserve">0.67 (0.47 to 0.95)</w:t>
+              <w:t xml:space="preserve">0.008</w:t>
+            </w:r>
+          </w:p>
+        </w:tc>
+        <w:tc>
+          <w:tcPr>
+            <w:tcBorders>
+              <w:bottom w:val="none" w:sz="0" w:space="0" w:color="000000"/>
+              <w:top w:val="none" w:sz="0" w:space="0" w:color="000000"/>
+              <w:left w:val="none" w:sz="0" w:space="0" w:color="000000"/>
+              <w:right w:val="none" w:sz="0" w:space="0" w:color="000000"/>
+            </w:tcBorders>
+            <w:shd w:val="clear" w:color="auto" w:fill="FFFFFF"/>
+            <w:tcMar>
+              <w:top w:w="0" w:type="dxa"/>
+              <w:bottom w:w="0" w:type="dxa"/>
+              <w:left w:w="0" w:type="dxa"/>
+              <w:right w:w="0" w:type="dxa"/>
+            </w:tcMar>
+            <w:vAlign w:val="top"/>
+          </w:tcPr>
+          <w:p>
+            <w:pPr>
+              <w:jc w:val="center"/>
+              <w:pBdr>
+                <w:bottom w:val="none" w:sz="0" w:space="0" w:color="000000"/>
+                <w:top w:val="none" w:sz="0" w:space="0" w:color="000000"/>
+                <w:left w:val="none" w:sz="0" w:space="0" w:color="000000"/>
+                <w:right w:val="none" w:sz="0" w:space="0" w:color="000000"/>
+              </w:pBdr>
+              <w:spacing w:after="10" w:before="10" w:line="240"/>
+              <w:ind w:left="100" w:right="100" w:firstLine="0" w:firstLineChars="0"/>
+              <w:rPr>
+                <w:rFonts w:ascii="Arial" w:hAnsi="Arial" w:eastAsia="Arial" w:cs="Arial"/>
+                <w:i w:val="false"/>
+                <w:b w:val="false"/>
+                <w:u w:val="none"/>
+                <w:sz w:val="18"/>
+                <w:szCs w:val="18"/>
+                <w:color w:val="000000"/>
+              </w:rPr>
+            </w:pPr>
+            <w:r>
+              <w:rPr>
+                <w:rFonts w:ascii="Arial" w:hAnsi="Arial" w:eastAsia="Arial" w:cs="Arial"/>
+                <w:i w:val="false"/>
+                <w:b w:val="false"/>
+                <w:u w:val="none"/>
+                <w:sz w:val="18"/>
+                <w:szCs w:val="18"/>
+                <w:color w:val="000000"/>
+              </w:rPr>
+              <w:t xml:space="preserve">0.65 (0.45 to 0.92)</w:t>
             </w:r>
           </w:p>
         </w:tc>
@@ -7357,59 +7357,59 @@
                 <w:szCs w:val="18"/>
                 <w:color w:val="000000"/>
               </w:rPr>
-              <w:t xml:space="preserve">0.025</w:t>
-            </w:r>
-          </w:p>
-        </w:tc>
-        <w:tc>
-          <w:tcPr>
-            <w:tcBorders>
-              <w:bottom w:val="none" w:sz="0" w:space="0" w:color="000000"/>
-              <w:top w:val="none" w:sz="0" w:space="0" w:color="000000"/>
-              <w:left w:val="none" w:sz="0" w:space="0" w:color="000000"/>
-              <w:right w:val="none" w:sz="0" w:space="0" w:color="000000"/>
-            </w:tcBorders>
-            <w:shd w:val="clear" w:color="auto" w:fill="FFFFFF"/>
-            <w:tcMar>
-              <w:top w:w="0" w:type="dxa"/>
-              <w:bottom w:w="0" w:type="dxa"/>
-              <w:left w:w="0" w:type="dxa"/>
-              <w:right w:w="0" w:type="dxa"/>
-            </w:tcMar>
-            <w:vAlign w:val="top"/>
-          </w:tcPr>
-          <w:p>
-            <w:pPr>
-              <w:jc w:val="center"/>
-              <w:pBdr>
-                <w:bottom w:val="none" w:sz="0" w:space="0" w:color="000000"/>
-                <w:top w:val="none" w:sz="0" w:space="0" w:color="000000"/>
-                <w:left w:val="none" w:sz="0" w:space="0" w:color="000000"/>
-                <w:right w:val="none" w:sz="0" w:space="0" w:color="000000"/>
-              </w:pBdr>
-              <w:spacing w:after="10" w:before="10" w:line="240"/>
-              <w:ind w:left="100" w:right="100" w:firstLine="0" w:firstLineChars="0"/>
-              <w:rPr>
-                <w:rFonts w:ascii="Arial" w:hAnsi="Arial" w:eastAsia="Arial" w:cs="Arial"/>
-                <w:i w:val="false"/>
-                <w:b w:val="false"/>
-                <w:u w:val="none"/>
-                <w:sz w:val="18"/>
-                <w:szCs w:val="18"/>
-                <w:color w:val="000000"/>
-              </w:rPr>
-            </w:pPr>
-            <w:r>
-              <w:rPr>
-                <w:rFonts w:ascii="Arial" w:hAnsi="Arial" w:eastAsia="Arial" w:cs="Arial"/>
-                <w:i w:val="false"/>
-                <w:b w:val="false"/>
-                <w:u w:val="none"/>
-                <w:sz w:val="18"/>
-                <w:szCs w:val="18"/>
-                <w:color w:val="000000"/>
-              </w:rPr>
-              <w:t xml:space="preserve">0.52 (0.40 to 0.69)</w:t>
+              <w:t xml:space="preserve">0.015</w:t>
+            </w:r>
+          </w:p>
+        </w:tc>
+        <w:tc>
+          <w:tcPr>
+            <w:tcBorders>
+              <w:bottom w:val="none" w:sz="0" w:space="0" w:color="000000"/>
+              <w:top w:val="none" w:sz="0" w:space="0" w:color="000000"/>
+              <w:left w:val="none" w:sz="0" w:space="0" w:color="000000"/>
+              <w:right w:val="none" w:sz="0" w:space="0" w:color="000000"/>
+            </w:tcBorders>
+            <w:shd w:val="clear" w:color="auto" w:fill="FFFFFF"/>
+            <w:tcMar>
+              <w:top w:w="0" w:type="dxa"/>
+              <w:bottom w:w="0" w:type="dxa"/>
+              <w:left w:w="0" w:type="dxa"/>
+              <w:right w:w="0" w:type="dxa"/>
+            </w:tcMar>
+            <w:vAlign w:val="top"/>
+          </w:tcPr>
+          <w:p>
+            <w:pPr>
+              <w:jc w:val="center"/>
+              <w:pBdr>
+                <w:bottom w:val="none" w:sz="0" w:space="0" w:color="000000"/>
+                <w:top w:val="none" w:sz="0" w:space="0" w:color="000000"/>
+                <w:left w:val="none" w:sz="0" w:space="0" w:color="000000"/>
+                <w:right w:val="none" w:sz="0" w:space="0" w:color="000000"/>
+              </w:pBdr>
+              <w:spacing w:after="10" w:before="10" w:line="240"/>
+              <w:ind w:left="100" w:right="100" w:firstLine="0" w:firstLineChars="0"/>
+              <w:rPr>
+                <w:rFonts w:ascii="Arial" w:hAnsi="Arial" w:eastAsia="Arial" w:cs="Arial"/>
+                <w:i w:val="false"/>
+                <w:b w:val="false"/>
+                <w:u w:val="none"/>
+                <w:sz w:val="18"/>
+                <w:szCs w:val="18"/>
+                <w:color w:val="000000"/>
+              </w:rPr>
+            </w:pPr>
+            <w:r>
+              <w:rPr>
+                <w:rFonts w:ascii="Arial" w:hAnsi="Arial" w:eastAsia="Arial" w:cs="Arial"/>
+                <w:i w:val="false"/>
+                <w:b w:val="false"/>
+                <w:u w:val="none"/>
+                <w:sz w:val="18"/>
+                <w:szCs w:val="18"/>
+                <w:color w:val="000000"/>
+              </w:rPr>
+              <w:t xml:space="preserve">0.53 (0.40 to 0.69)</w:t>
             </w:r>
           </w:p>
         </w:tc>
@@ -7513,59 +7513,59 @@
                 <w:szCs w:val="18"/>
                 <w:color w:val="000000"/>
               </w:rPr>
-              <w:t xml:space="preserve">0.83 (0.68 to 1.03)</w:t>
-            </w:r>
-          </w:p>
-        </w:tc>
-        <w:tc>
-          <w:tcPr>
-            <w:tcBorders>
-              <w:bottom w:val="none" w:sz="0" w:space="0" w:color="000000"/>
-              <w:top w:val="none" w:sz="0" w:space="0" w:color="000000"/>
-              <w:left w:val="none" w:sz="0" w:space="0" w:color="000000"/>
-              <w:right w:val="none" w:sz="0" w:space="0" w:color="000000"/>
-            </w:tcBorders>
-            <w:shd w:val="clear" w:color="auto" w:fill="FFFFFF"/>
-            <w:tcMar>
-              <w:top w:w="0" w:type="dxa"/>
-              <w:bottom w:w="0" w:type="dxa"/>
-              <w:left w:w="0" w:type="dxa"/>
-              <w:right w:w="0" w:type="dxa"/>
-            </w:tcMar>
-            <w:vAlign w:val="top"/>
-          </w:tcPr>
-          <w:p>
-            <w:pPr>
-              <w:jc w:val="center"/>
-              <w:pBdr>
-                <w:bottom w:val="none" w:sz="0" w:space="0" w:color="000000"/>
-                <w:top w:val="none" w:sz="0" w:space="0" w:color="000000"/>
-                <w:left w:val="none" w:sz="0" w:space="0" w:color="000000"/>
-                <w:right w:val="none" w:sz="0" w:space="0" w:color="000000"/>
-              </w:pBdr>
-              <w:spacing w:after="10" w:before="10" w:line="240"/>
-              <w:ind w:left="100" w:right="100" w:firstLine="0" w:firstLineChars="0"/>
-              <w:rPr>
-                <w:rFonts w:ascii="Arial" w:hAnsi="Arial" w:eastAsia="Arial" w:cs="Arial"/>
-                <w:i w:val="false"/>
-                <w:b w:val="false"/>
-                <w:u w:val="none"/>
-                <w:sz w:val="18"/>
-                <w:szCs w:val="18"/>
-                <w:color w:val="000000"/>
-              </w:rPr>
-            </w:pPr>
-            <w:r>
-              <w:rPr>
-                <w:rFonts w:ascii="Arial" w:hAnsi="Arial" w:eastAsia="Arial" w:cs="Arial"/>
-                <w:i w:val="false"/>
-                <w:b w:val="false"/>
-                <w:u w:val="none"/>
-                <w:sz w:val="18"/>
-                <w:szCs w:val="18"/>
-                <w:color w:val="000000"/>
-              </w:rPr>
-              <w:t xml:space="preserve">0.094</w:t>
+              <w:t xml:space="preserve">0.84 (0.68 to 1.04)</w:t>
+            </w:r>
+          </w:p>
+        </w:tc>
+        <w:tc>
+          <w:tcPr>
+            <w:tcBorders>
+              <w:bottom w:val="none" w:sz="0" w:space="0" w:color="000000"/>
+              <w:top w:val="none" w:sz="0" w:space="0" w:color="000000"/>
+              <w:left w:val="none" w:sz="0" w:space="0" w:color="000000"/>
+              <w:right w:val="none" w:sz="0" w:space="0" w:color="000000"/>
+            </w:tcBorders>
+            <w:shd w:val="clear" w:color="auto" w:fill="FFFFFF"/>
+            <w:tcMar>
+              <w:top w:w="0" w:type="dxa"/>
+              <w:bottom w:w="0" w:type="dxa"/>
+              <w:left w:w="0" w:type="dxa"/>
+              <w:right w:w="0" w:type="dxa"/>
+            </w:tcMar>
+            <w:vAlign w:val="top"/>
+          </w:tcPr>
+          <w:p>
+            <w:pPr>
+              <w:jc w:val="center"/>
+              <w:pBdr>
+                <w:bottom w:val="none" w:sz="0" w:space="0" w:color="000000"/>
+                <w:top w:val="none" w:sz="0" w:space="0" w:color="000000"/>
+                <w:left w:val="none" w:sz="0" w:space="0" w:color="000000"/>
+                <w:right w:val="none" w:sz="0" w:space="0" w:color="000000"/>
+              </w:pBdr>
+              <w:spacing w:after="10" w:before="10" w:line="240"/>
+              <w:ind w:left="100" w:right="100" w:firstLine="0" w:firstLineChars="0"/>
+              <w:rPr>
+                <w:rFonts w:ascii="Arial" w:hAnsi="Arial" w:eastAsia="Arial" w:cs="Arial"/>
+                <w:i w:val="false"/>
+                <w:b w:val="false"/>
+                <w:u w:val="none"/>
+                <w:sz w:val="18"/>
+                <w:szCs w:val="18"/>
+                <w:color w:val="000000"/>
+              </w:rPr>
+            </w:pPr>
+            <w:r>
+              <w:rPr>
+                <w:rFonts w:ascii="Arial" w:hAnsi="Arial" w:eastAsia="Arial" w:cs="Arial"/>
+                <w:i w:val="false"/>
+                <w:b w:val="false"/>
+                <w:u w:val="none"/>
+                <w:sz w:val="18"/>
+                <w:szCs w:val="18"/>
+                <w:color w:val="000000"/>
+              </w:rPr>
+              <w:t xml:space="preserve">0.109</w:t>
             </w:r>
           </w:p>
         </w:tc>
@@ -7669,163 +7669,163 @@
                 <w:szCs w:val="18"/>
                 <w:color w:val="000000"/>
               </w:rPr>
-              <w:t xml:space="preserve">0.914</w:t>
-            </w:r>
-          </w:p>
-        </w:tc>
-        <w:tc>
-          <w:tcPr>
-            <w:tcBorders>
-              <w:bottom w:val="none" w:sz="0" w:space="0" w:color="000000"/>
-              <w:top w:val="none" w:sz="0" w:space="0" w:color="000000"/>
-              <w:left w:val="none" w:sz="0" w:space="0" w:color="000000"/>
-              <w:right w:val="none" w:sz="0" w:space="0" w:color="000000"/>
-            </w:tcBorders>
-            <w:shd w:val="clear" w:color="auto" w:fill="FFFFFF"/>
-            <w:tcMar>
-              <w:top w:w="0" w:type="dxa"/>
-              <w:bottom w:w="0" w:type="dxa"/>
-              <w:left w:w="0" w:type="dxa"/>
-              <w:right w:w="0" w:type="dxa"/>
-            </w:tcMar>
-            <w:vAlign w:val="top"/>
-          </w:tcPr>
-          <w:p>
-            <w:pPr>
-              <w:jc w:val="center"/>
-              <w:pBdr>
-                <w:bottom w:val="none" w:sz="0" w:space="0" w:color="000000"/>
-                <w:top w:val="none" w:sz="0" w:space="0" w:color="000000"/>
-                <w:left w:val="none" w:sz="0" w:space="0" w:color="000000"/>
-                <w:right w:val="none" w:sz="0" w:space="0" w:color="000000"/>
-              </w:pBdr>
-              <w:spacing w:after="10" w:before="10" w:line="240"/>
-              <w:ind w:left="100" w:right="100" w:firstLine="0" w:firstLineChars="0"/>
-              <w:rPr>
-                <w:rFonts w:ascii="Arial" w:hAnsi="Arial" w:eastAsia="Arial" w:cs="Arial"/>
-                <w:i w:val="false"/>
-                <w:b w:val="false"/>
-                <w:u w:val="none"/>
-                <w:sz w:val="18"/>
-                <w:szCs w:val="18"/>
-                <w:color w:val="000000"/>
-              </w:rPr>
-            </w:pPr>
-            <w:r>
-              <w:rPr>
-                <w:rFonts w:ascii="Arial" w:hAnsi="Arial" w:eastAsia="Arial" w:cs="Arial"/>
-                <w:i w:val="false"/>
-                <w:b w:val="false"/>
-                <w:u w:val="none"/>
-                <w:sz w:val="18"/>
-                <w:szCs w:val="18"/>
-                <w:color w:val="000000"/>
-              </w:rPr>
-              <w:t xml:space="preserve">0.64 (0.40 to 1.00)</w:t>
-            </w:r>
-          </w:p>
-        </w:tc>
-        <w:tc>
-          <w:tcPr>
-            <w:tcBorders>
-              <w:bottom w:val="none" w:sz="0" w:space="0" w:color="000000"/>
-              <w:top w:val="none" w:sz="0" w:space="0" w:color="000000"/>
-              <w:left w:val="none" w:sz="0" w:space="0" w:color="000000"/>
-              <w:right w:val="none" w:sz="0" w:space="0" w:color="000000"/>
-            </w:tcBorders>
-            <w:shd w:val="clear" w:color="auto" w:fill="FFFFFF"/>
-            <w:tcMar>
-              <w:top w:w="0" w:type="dxa"/>
-              <w:bottom w:w="0" w:type="dxa"/>
-              <w:left w:w="0" w:type="dxa"/>
-              <w:right w:w="0" w:type="dxa"/>
-            </w:tcMar>
-            <w:vAlign w:val="top"/>
-          </w:tcPr>
-          <w:p>
-            <w:pPr>
-              <w:jc w:val="center"/>
-              <w:pBdr>
-                <w:bottom w:val="none" w:sz="0" w:space="0" w:color="000000"/>
-                <w:top w:val="none" w:sz="0" w:space="0" w:color="000000"/>
-                <w:left w:val="none" w:sz="0" w:space="0" w:color="000000"/>
-                <w:right w:val="none" w:sz="0" w:space="0" w:color="000000"/>
-              </w:pBdr>
-              <w:spacing w:after="10" w:before="10" w:line="240"/>
-              <w:ind w:left="100" w:right="100" w:firstLine="0" w:firstLineChars="0"/>
-              <w:rPr>
-                <w:rFonts w:ascii="Arial" w:hAnsi="Arial" w:eastAsia="Arial" w:cs="Arial"/>
-                <w:i w:val="false"/>
-                <w:b w:val="false"/>
-                <w:u w:val="none"/>
-                <w:sz w:val="18"/>
-                <w:szCs w:val="18"/>
-                <w:color w:val="000000"/>
-              </w:rPr>
-            </w:pPr>
-            <w:r>
-              <w:rPr>
-                <w:rFonts w:ascii="Arial" w:hAnsi="Arial" w:eastAsia="Arial" w:cs="Arial"/>
-                <w:i w:val="false"/>
-                <w:b w:val="false"/>
-                <w:u w:val="none"/>
-                <w:sz w:val="18"/>
-                <w:szCs w:val="18"/>
-                <w:color w:val="000000"/>
-              </w:rPr>
-              <w:t xml:space="preserve">0.051</w:t>
-            </w:r>
-          </w:p>
-        </w:tc>
-        <w:tc>
-          <w:tcPr>
-            <w:tcBorders>
-              <w:bottom w:val="none" w:sz="0" w:space="0" w:color="000000"/>
-              <w:top w:val="none" w:sz="0" w:space="0" w:color="000000"/>
-              <w:left w:val="none" w:sz="0" w:space="0" w:color="000000"/>
-              <w:right w:val="none" w:sz="0" w:space="0" w:color="000000"/>
-            </w:tcBorders>
-            <w:shd w:val="clear" w:color="auto" w:fill="FFFFFF"/>
-            <w:tcMar>
-              <w:top w:w="0" w:type="dxa"/>
-              <w:bottom w:w="0" w:type="dxa"/>
-              <w:left w:w="0" w:type="dxa"/>
-              <w:right w:w="0" w:type="dxa"/>
-            </w:tcMar>
-            <w:vAlign w:val="top"/>
-          </w:tcPr>
-          <w:p>
-            <w:pPr>
-              <w:jc w:val="center"/>
-              <w:pBdr>
-                <w:bottom w:val="none" w:sz="0" w:space="0" w:color="000000"/>
-                <w:top w:val="none" w:sz="0" w:space="0" w:color="000000"/>
-                <w:left w:val="none" w:sz="0" w:space="0" w:color="000000"/>
-                <w:right w:val="none" w:sz="0" w:space="0" w:color="000000"/>
-              </w:pBdr>
-              <w:spacing w:after="10" w:before="10" w:line="240"/>
-              <w:ind w:left="100" w:right="100" w:firstLine="0" w:firstLineChars="0"/>
-              <w:rPr>
-                <w:rFonts w:ascii="Arial" w:hAnsi="Arial" w:eastAsia="Arial" w:cs="Arial"/>
-                <w:i w:val="false"/>
-                <w:b w:val="false"/>
-                <w:u w:val="none"/>
-                <w:sz w:val="18"/>
-                <w:szCs w:val="18"/>
-                <w:color w:val="000000"/>
-              </w:rPr>
-            </w:pPr>
-            <w:r>
-              <w:rPr>
-                <w:rFonts w:ascii="Arial" w:hAnsi="Arial" w:eastAsia="Arial" w:cs="Arial"/>
-                <w:i w:val="false"/>
-                <w:b w:val="false"/>
-                <w:u w:val="none"/>
-                <w:sz w:val="18"/>
-                <w:szCs w:val="18"/>
-                <w:color w:val="000000"/>
-              </w:rPr>
-              <w:t xml:space="preserve">0.50 (0.35 to 0.72)</w:t>
+              <w:t xml:space="preserve">0.928</w:t>
+            </w:r>
+          </w:p>
+        </w:tc>
+        <w:tc>
+          <w:tcPr>
+            <w:tcBorders>
+              <w:bottom w:val="none" w:sz="0" w:space="0" w:color="000000"/>
+              <w:top w:val="none" w:sz="0" w:space="0" w:color="000000"/>
+              <w:left w:val="none" w:sz="0" w:space="0" w:color="000000"/>
+              <w:right w:val="none" w:sz="0" w:space="0" w:color="000000"/>
+            </w:tcBorders>
+            <w:shd w:val="clear" w:color="auto" w:fill="FFFFFF"/>
+            <w:tcMar>
+              <w:top w:w="0" w:type="dxa"/>
+              <w:bottom w:w="0" w:type="dxa"/>
+              <w:left w:w="0" w:type="dxa"/>
+              <w:right w:w="0" w:type="dxa"/>
+            </w:tcMar>
+            <w:vAlign w:val="top"/>
+          </w:tcPr>
+          <w:p>
+            <w:pPr>
+              <w:jc w:val="center"/>
+              <w:pBdr>
+                <w:bottom w:val="none" w:sz="0" w:space="0" w:color="000000"/>
+                <w:top w:val="none" w:sz="0" w:space="0" w:color="000000"/>
+                <w:left w:val="none" w:sz="0" w:space="0" w:color="000000"/>
+                <w:right w:val="none" w:sz="0" w:space="0" w:color="000000"/>
+              </w:pBdr>
+              <w:spacing w:after="10" w:before="10" w:line="240"/>
+              <w:ind w:left="100" w:right="100" w:firstLine="0" w:firstLineChars="0"/>
+              <w:rPr>
+                <w:rFonts w:ascii="Arial" w:hAnsi="Arial" w:eastAsia="Arial" w:cs="Arial"/>
+                <w:i w:val="false"/>
+                <w:b w:val="false"/>
+                <w:u w:val="none"/>
+                <w:sz w:val="18"/>
+                <w:szCs w:val="18"/>
+                <w:color w:val="000000"/>
+              </w:rPr>
+            </w:pPr>
+            <w:r>
+              <w:rPr>
+                <w:rFonts w:ascii="Arial" w:hAnsi="Arial" w:eastAsia="Arial" w:cs="Arial"/>
+                <w:i w:val="false"/>
+                <w:b w:val="false"/>
+                <w:u w:val="none"/>
+                <w:sz w:val="18"/>
+                <w:szCs w:val="18"/>
+                <w:color w:val="000000"/>
+              </w:rPr>
+              <w:t xml:space="preserve">0.61 (0.39 to 0.97)</w:t>
+            </w:r>
+          </w:p>
+        </w:tc>
+        <w:tc>
+          <w:tcPr>
+            <w:tcBorders>
+              <w:bottom w:val="none" w:sz="0" w:space="0" w:color="000000"/>
+              <w:top w:val="none" w:sz="0" w:space="0" w:color="000000"/>
+              <w:left w:val="none" w:sz="0" w:space="0" w:color="000000"/>
+              <w:right w:val="none" w:sz="0" w:space="0" w:color="000000"/>
+            </w:tcBorders>
+            <w:shd w:val="clear" w:color="auto" w:fill="FFFFFF"/>
+            <w:tcMar>
+              <w:top w:w="0" w:type="dxa"/>
+              <w:bottom w:w="0" w:type="dxa"/>
+              <w:left w:w="0" w:type="dxa"/>
+              <w:right w:w="0" w:type="dxa"/>
+            </w:tcMar>
+            <w:vAlign w:val="top"/>
+          </w:tcPr>
+          <w:p>
+            <w:pPr>
+              <w:jc w:val="center"/>
+              <w:pBdr>
+                <w:bottom w:val="none" w:sz="0" w:space="0" w:color="000000"/>
+                <w:top w:val="none" w:sz="0" w:space="0" w:color="000000"/>
+                <w:left w:val="none" w:sz="0" w:space="0" w:color="000000"/>
+                <w:right w:val="none" w:sz="0" w:space="0" w:color="000000"/>
+              </w:pBdr>
+              <w:spacing w:after="10" w:before="10" w:line="240"/>
+              <w:ind w:left="100" w:right="100" w:firstLine="0" w:firstLineChars="0"/>
+              <w:rPr>
+                <w:rFonts w:ascii="Arial" w:hAnsi="Arial" w:eastAsia="Arial" w:cs="Arial"/>
+                <w:i w:val="false"/>
+                <w:b w:val="true"/>
+                <w:u w:val="none"/>
+                <w:sz w:val="18"/>
+                <w:szCs w:val="18"/>
+                <w:color w:val="000000"/>
+              </w:rPr>
+            </w:pPr>
+            <w:r>
+              <w:rPr>
+                <w:rFonts w:ascii="Arial" w:hAnsi="Arial" w:eastAsia="Arial" w:cs="Arial"/>
+                <w:i w:val="false"/>
+                <w:b w:val="true"/>
+                <w:u w:val="none"/>
+                <w:sz w:val="18"/>
+                <w:szCs w:val="18"/>
+                <w:color w:val="000000"/>
+              </w:rPr>
+              <w:t xml:space="preserve">0.037</w:t>
+            </w:r>
+          </w:p>
+        </w:tc>
+        <w:tc>
+          <w:tcPr>
+            <w:tcBorders>
+              <w:bottom w:val="none" w:sz="0" w:space="0" w:color="000000"/>
+              <w:top w:val="none" w:sz="0" w:space="0" w:color="000000"/>
+              <w:left w:val="none" w:sz="0" w:space="0" w:color="000000"/>
+              <w:right w:val="none" w:sz="0" w:space="0" w:color="000000"/>
+            </w:tcBorders>
+            <w:shd w:val="clear" w:color="auto" w:fill="FFFFFF"/>
+            <w:tcMar>
+              <w:top w:w="0" w:type="dxa"/>
+              <w:bottom w:w="0" w:type="dxa"/>
+              <w:left w:w="0" w:type="dxa"/>
+              <w:right w:w="0" w:type="dxa"/>
+            </w:tcMar>
+            <w:vAlign w:val="top"/>
+          </w:tcPr>
+          <w:p>
+            <w:pPr>
+              <w:jc w:val="center"/>
+              <w:pBdr>
+                <w:bottom w:val="none" w:sz="0" w:space="0" w:color="000000"/>
+                <w:top w:val="none" w:sz="0" w:space="0" w:color="000000"/>
+                <w:left w:val="none" w:sz="0" w:space="0" w:color="000000"/>
+                <w:right w:val="none" w:sz="0" w:space="0" w:color="000000"/>
+              </w:pBdr>
+              <w:spacing w:after="10" w:before="10" w:line="240"/>
+              <w:ind w:left="100" w:right="100" w:firstLine="0" w:firstLineChars="0"/>
+              <w:rPr>
+                <w:rFonts w:ascii="Arial" w:hAnsi="Arial" w:eastAsia="Arial" w:cs="Arial"/>
+                <w:i w:val="false"/>
+                <w:b w:val="false"/>
+                <w:u w:val="none"/>
+                <w:sz w:val="18"/>
+                <w:szCs w:val="18"/>
+                <w:color w:val="000000"/>
+              </w:rPr>
+            </w:pPr>
+            <w:r>
+              <w:rPr>
+                <w:rFonts w:ascii="Arial" w:hAnsi="Arial" w:eastAsia="Arial" w:cs="Arial"/>
+                <w:i w:val="false"/>
+                <w:b w:val="false"/>
+                <w:u w:val="none"/>
+                <w:sz w:val="18"/>
+                <w:szCs w:val="18"/>
+                <w:color w:val="000000"/>
+              </w:rPr>
+              <w:t xml:space="preserve">0.48 (0.33 to 0.70)</w:t>
             </w:r>
           </w:p>
         </w:tc>
@@ -7884,7 +7884,7 @@
       </w:tr>
       <w:tr>
         <w:trPr>
-          <w:trHeight w:val="571" w:hRule="auto"/>
+          <w:trHeight w:val="573" w:hRule="auto"/>
         </w:trPr>
         body 8
         <w:tc>
@@ -7935,7 +7935,7 @@
                 <w:szCs w:val="18"/>
                 <w:color w:val="000000"/>
               </w:rPr>
-              <w:t xml:space="preserve">Nivel educativo de la madre</w:t>
+              <w:t xml:space="preserve">Level of education</w:t>
             </w:r>
           </w:p>
         </w:tc>
@@ -8825,7 +8825,7 @@
                 <w:szCs w:val="18"/>
                 <w:color w:val="000000"/>
               </w:rPr>
-              <w:t xml:space="preserve">Primaria o ninguno</w:t>
+              <w:t xml:space="preserve">None or primary</w:t>
             </w:r>
           </w:p>
         </w:tc>
@@ -9715,839 +9715,839 @@
                 <w:szCs w:val="18"/>
                 <w:color w:val="000000"/>
               </w:rPr>
-              <w:t xml:space="preserve">Secundaria</w:t>
-            </w:r>
-          </w:p>
-        </w:tc>
-        <w:tc>
-          <w:tcPr>
-            <w:tcBorders>
-              <w:bottom w:val="none" w:sz="0" w:space="0" w:color="000000"/>
-              <w:top w:val="none" w:sz="0" w:space="0" w:color="000000"/>
-              <w:left w:val="none" w:sz="0" w:space="0" w:color="000000"/>
-              <w:right w:val="none" w:sz="0" w:space="0" w:color="000000"/>
-            </w:tcBorders>
-            <w:shd w:val="clear" w:color="auto" w:fill="FFFFFF"/>
-            <w:tcMar>
-              <w:top w:w="0" w:type="dxa"/>
-              <w:bottom w:w="0" w:type="dxa"/>
-              <w:left w:w="0" w:type="dxa"/>
-              <w:right w:w="0" w:type="dxa"/>
-            </w:tcMar>
-            <w:vAlign w:val="top"/>
-          </w:tcPr>
-          <w:p>
-            <w:pPr>
-              <w:jc w:val="center"/>
-              <w:pBdr>
-                <w:bottom w:val="none" w:sz="0" w:space="0" w:color="000000"/>
-                <w:top w:val="none" w:sz="0" w:space="0" w:color="000000"/>
-                <w:left w:val="none" w:sz="0" w:space="0" w:color="000000"/>
-                <w:right w:val="none" w:sz="0" w:space="0" w:color="000000"/>
-              </w:pBdr>
-              <w:spacing w:after="10" w:before="10" w:line="240"/>
-              <w:ind w:left="100" w:right="100" w:firstLine="0" w:firstLineChars="0"/>
-              <w:rPr>
-                <w:rFonts w:ascii="Arial" w:hAnsi="Arial" w:eastAsia="Arial" w:cs="Arial"/>
-                <w:i w:val="false"/>
-                <w:b w:val="false"/>
-                <w:u w:val="none"/>
-                <w:sz w:val="18"/>
-                <w:szCs w:val="18"/>
-                <w:color w:val="000000"/>
-              </w:rPr>
-            </w:pPr>
-            <w:r>
-              <w:rPr>
-                <w:rFonts w:ascii="Arial" w:hAnsi="Arial" w:eastAsia="Arial" w:cs="Arial"/>
-                <w:i w:val="false"/>
-                <w:b w:val="false"/>
-                <w:u w:val="none"/>
-                <w:sz w:val="18"/>
-                <w:szCs w:val="18"/>
-                <w:color w:val="000000"/>
-              </w:rPr>
-              <w:t xml:space="preserve">1.14 (0.68 to 1.93)</w:t>
-            </w:r>
-          </w:p>
-        </w:tc>
-        <w:tc>
-          <w:tcPr>
-            <w:tcBorders>
-              <w:bottom w:val="none" w:sz="0" w:space="0" w:color="000000"/>
-              <w:top w:val="none" w:sz="0" w:space="0" w:color="000000"/>
-              <w:left w:val="none" w:sz="0" w:space="0" w:color="000000"/>
-              <w:right w:val="none" w:sz="0" w:space="0" w:color="000000"/>
-            </w:tcBorders>
-            <w:shd w:val="clear" w:color="auto" w:fill="FFFFFF"/>
-            <w:tcMar>
-              <w:top w:w="0" w:type="dxa"/>
-              <w:bottom w:w="0" w:type="dxa"/>
-              <w:left w:w="0" w:type="dxa"/>
-              <w:right w:w="0" w:type="dxa"/>
-            </w:tcMar>
-            <w:vAlign w:val="top"/>
-          </w:tcPr>
-          <w:p>
-            <w:pPr>
-              <w:jc w:val="center"/>
-              <w:pBdr>
-                <w:bottom w:val="none" w:sz="0" w:space="0" w:color="000000"/>
-                <w:top w:val="none" w:sz="0" w:space="0" w:color="000000"/>
-                <w:left w:val="none" w:sz="0" w:space="0" w:color="000000"/>
-                <w:right w:val="none" w:sz="0" w:space="0" w:color="000000"/>
-              </w:pBdr>
-              <w:spacing w:after="10" w:before="10" w:line="240"/>
-              <w:ind w:left="100" w:right="100" w:firstLine="0" w:firstLineChars="0"/>
-              <w:rPr>
-                <w:rFonts w:ascii="Arial" w:hAnsi="Arial" w:eastAsia="Arial" w:cs="Arial"/>
-                <w:i w:val="false"/>
-                <w:b w:val="false"/>
-                <w:u w:val="none"/>
-                <w:sz w:val="18"/>
-                <w:szCs w:val="18"/>
-                <w:color w:val="000000"/>
-              </w:rPr>
-            </w:pPr>
-            <w:r>
-              <w:rPr>
-                <w:rFonts w:ascii="Arial" w:hAnsi="Arial" w:eastAsia="Arial" w:cs="Arial"/>
-                <w:i w:val="false"/>
-                <w:b w:val="false"/>
-                <w:u w:val="none"/>
-                <w:sz w:val="18"/>
-                <w:szCs w:val="18"/>
-                <w:color w:val="000000"/>
-              </w:rPr>
-              <w:t xml:space="preserve">0.616</w:t>
-            </w:r>
-          </w:p>
-        </w:tc>
-        <w:tc>
-          <w:tcPr>
-            <w:tcBorders>
-              <w:bottom w:val="none" w:sz="0" w:space="0" w:color="000000"/>
-              <w:top w:val="none" w:sz="0" w:space="0" w:color="000000"/>
-              <w:left w:val="none" w:sz="0" w:space="0" w:color="000000"/>
-              <w:right w:val="none" w:sz="0" w:space="0" w:color="000000"/>
-            </w:tcBorders>
-            <w:shd w:val="clear" w:color="auto" w:fill="FFFFFF"/>
-            <w:tcMar>
-              <w:top w:w="0" w:type="dxa"/>
-              <w:bottom w:w="0" w:type="dxa"/>
-              <w:left w:w="0" w:type="dxa"/>
-              <w:right w:w="0" w:type="dxa"/>
-            </w:tcMar>
-            <w:vAlign w:val="top"/>
-          </w:tcPr>
-          <w:p>
-            <w:pPr>
-              <w:jc w:val="center"/>
-              <w:pBdr>
-                <w:bottom w:val="none" w:sz="0" w:space="0" w:color="000000"/>
-                <w:top w:val="none" w:sz="0" w:space="0" w:color="000000"/>
-                <w:left w:val="none" w:sz="0" w:space="0" w:color="000000"/>
-                <w:right w:val="none" w:sz="0" w:space="0" w:color="000000"/>
-              </w:pBdr>
-              <w:spacing w:after="10" w:before="10" w:line="240"/>
-              <w:ind w:left="100" w:right="100" w:firstLine="0" w:firstLineChars="0"/>
-              <w:rPr>
-                <w:rFonts w:ascii="Arial" w:hAnsi="Arial" w:eastAsia="Arial" w:cs="Arial"/>
-                <w:i w:val="false"/>
-                <w:b w:val="false"/>
-                <w:u w:val="none"/>
-                <w:sz w:val="18"/>
-                <w:szCs w:val="18"/>
-                <w:color w:val="000000"/>
-              </w:rPr>
-            </w:pPr>
-            <w:r>
-              <w:rPr>
-                <w:rFonts w:ascii="Arial" w:hAnsi="Arial" w:eastAsia="Arial" w:cs="Arial"/>
-                <w:i w:val="false"/>
-                <w:b w:val="false"/>
-                <w:u w:val="none"/>
-                <w:sz w:val="18"/>
-                <w:szCs w:val="18"/>
-                <w:color w:val="000000"/>
-              </w:rPr>
-              <w:t xml:space="preserve">1.09 (0.83 to 1.43)</w:t>
-            </w:r>
-          </w:p>
-        </w:tc>
-        <w:tc>
-          <w:tcPr>
-            <w:tcBorders>
-              <w:bottom w:val="none" w:sz="0" w:space="0" w:color="000000"/>
-              <w:top w:val="none" w:sz="0" w:space="0" w:color="000000"/>
-              <w:left w:val="none" w:sz="0" w:space="0" w:color="000000"/>
-              <w:right w:val="none" w:sz="0" w:space="0" w:color="000000"/>
-            </w:tcBorders>
-            <w:shd w:val="clear" w:color="auto" w:fill="FFFFFF"/>
-            <w:tcMar>
-              <w:top w:w="0" w:type="dxa"/>
-              <w:bottom w:w="0" w:type="dxa"/>
-              <w:left w:w="0" w:type="dxa"/>
-              <w:right w:w="0" w:type="dxa"/>
-            </w:tcMar>
-            <w:vAlign w:val="top"/>
-          </w:tcPr>
-          <w:p>
-            <w:pPr>
-              <w:jc w:val="center"/>
-              <w:pBdr>
-                <w:bottom w:val="none" w:sz="0" w:space="0" w:color="000000"/>
-                <w:top w:val="none" w:sz="0" w:space="0" w:color="000000"/>
-                <w:left w:val="none" w:sz="0" w:space="0" w:color="000000"/>
-                <w:right w:val="none" w:sz="0" w:space="0" w:color="000000"/>
-              </w:pBdr>
-              <w:spacing w:after="10" w:before="10" w:line="240"/>
-              <w:ind w:left="100" w:right="100" w:firstLine="0" w:firstLineChars="0"/>
-              <w:rPr>
-                <w:rFonts w:ascii="Arial" w:hAnsi="Arial" w:eastAsia="Arial" w:cs="Arial"/>
-                <w:i w:val="false"/>
-                <w:b w:val="false"/>
-                <w:u w:val="none"/>
-                <w:sz w:val="18"/>
-                <w:szCs w:val="18"/>
-                <w:color w:val="000000"/>
-              </w:rPr>
-            </w:pPr>
-            <w:r>
-              <w:rPr>
-                <w:rFonts w:ascii="Arial" w:hAnsi="Arial" w:eastAsia="Arial" w:cs="Arial"/>
-                <w:i w:val="false"/>
-                <w:b w:val="false"/>
-                <w:u w:val="none"/>
-                <w:sz w:val="18"/>
-                <w:szCs w:val="18"/>
-                <w:color w:val="000000"/>
-              </w:rPr>
-              <w:t xml:space="preserve">0.545</w:t>
-            </w:r>
-          </w:p>
-        </w:tc>
-        <w:tc>
-          <w:tcPr>
-            <w:tcBorders>
-              <w:bottom w:val="none" w:sz="0" w:space="0" w:color="000000"/>
-              <w:top w:val="none" w:sz="0" w:space="0" w:color="000000"/>
-              <w:left w:val="none" w:sz="0" w:space="0" w:color="000000"/>
-              <w:right w:val="none" w:sz="0" w:space="0" w:color="000000"/>
-            </w:tcBorders>
-            <w:shd w:val="clear" w:color="auto" w:fill="FFFFFF"/>
-            <w:tcMar>
-              <w:top w:w="0" w:type="dxa"/>
-              <w:bottom w:w="0" w:type="dxa"/>
-              <w:left w:w="0" w:type="dxa"/>
-              <w:right w:w="0" w:type="dxa"/>
-            </w:tcMar>
-            <w:vAlign w:val="top"/>
-          </w:tcPr>
-          <w:p>
-            <w:pPr>
-              <w:jc w:val="center"/>
-              <w:pBdr>
-                <w:bottom w:val="none" w:sz="0" w:space="0" w:color="000000"/>
-                <w:top w:val="none" w:sz="0" w:space="0" w:color="000000"/>
-                <w:left w:val="none" w:sz="0" w:space="0" w:color="000000"/>
-                <w:right w:val="none" w:sz="0" w:space="0" w:color="000000"/>
-              </w:pBdr>
-              <w:spacing w:after="10" w:before="10" w:line="240"/>
-              <w:ind w:left="100" w:right="100" w:firstLine="0" w:firstLineChars="0"/>
-              <w:rPr>
-                <w:rFonts w:ascii="Arial" w:hAnsi="Arial" w:eastAsia="Arial" w:cs="Arial"/>
-                <w:i w:val="false"/>
-                <w:b w:val="false"/>
-                <w:u w:val="none"/>
-                <w:sz w:val="18"/>
-                <w:szCs w:val="18"/>
-                <w:color w:val="000000"/>
-              </w:rPr>
-            </w:pPr>
-            <w:r>
-              <w:rPr>
-                <w:rFonts w:ascii="Arial" w:hAnsi="Arial" w:eastAsia="Arial" w:cs="Arial"/>
-                <w:i w:val="false"/>
-                <w:b w:val="false"/>
-                <w:u w:val="none"/>
-                <w:sz w:val="18"/>
-                <w:szCs w:val="18"/>
-                <w:color w:val="000000"/>
-              </w:rPr>
-              <w:t xml:space="preserve">1.20 (0.39 to 3.73)</w:t>
-            </w:r>
-          </w:p>
-        </w:tc>
-        <w:tc>
-          <w:tcPr>
-            <w:tcBorders>
-              <w:bottom w:val="none" w:sz="0" w:space="0" w:color="000000"/>
-              <w:top w:val="none" w:sz="0" w:space="0" w:color="000000"/>
-              <w:left w:val="none" w:sz="0" w:space="0" w:color="000000"/>
-              <w:right w:val="none" w:sz="0" w:space="0" w:color="000000"/>
-            </w:tcBorders>
-            <w:shd w:val="clear" w:color="auto" w:fill="FFFFFF"/>
-            <w:tcMar>
-              <w:top w:w="0" w:type="dxa"/>
-              <w:bottom w:w="0" w:type="dxa"/>
-              <w:left w:w="0" w:type="dxa"/>
-              <w:right w:w="0" w:type="dxa"/>
-            </w:tcMar>
-            <w:vAlign w:val="top"/>
-          </w:tcPr>
-          <w:p>
-            <w:pPr>
-              <w:jc w:val="center"/>
-              <w:pBdr>
-                <w:bottom w:val="none" w:sz="0" w:space="0" w:color="000000"/>
-                <w:top w:val="none" w:sz="0" w:space="0" w:color="000000"/>
-                <w:left w:val="none" w:sz="0" w:space="0" w:color="000000"/>
-                <w:right w:val="none" w:sz="0" w:space="0" w:color="000000"/>
-              </w:pBdr>
-              <w:spacing w:after="10" w:before="10" w:line="240"/>
-              <w:ind w:left="100" w:right="100" w:firstLine="0" w:firstLineChars="0"/>
-              <w:rPr>
-                <w:rFonts w:ascii="Arial" w:hAnsi="Arial" w:eastAsia="Arial" w:cs="Arial"/>
-                <w:i w:val="false"/>
-                <w:b w:val="false"/>
-                <w:u w:val="none"/>
-                <w:sz w:val="18"/>
-                <w:szCs w:val="18"/>
-                <w:color w:val="000000"/>
-              </w:rPr>
-            </w:pPr>
-            <w:r>
-              <w:rPr>
-                <w:rFonts w:ascii="Arial" w:hAnsi="Arial" w:eastAsia="Arial" w:cs="Arial"/>
-                <w:i w:val="false"/>
-                <w:b w:val="false"/>
-                <w:u w:val="none"/>
-                <w:sz w:val="18"/>
-                <w:szCs w:val="18"/>
-                <w:color w:val="000000"/>
-              </w:rPr>
-              <w:t xml:space="preserve">0.754</w:t>
-            </w:r>
-          </w:p>
-        </w:tc>
-        <w:tc>
-          <w:tcPr>
-            <w:tcBorders>
-              <w:bottom w:val="none" w:sz="0" w:space="0" w:color="000000"/>
-              <w:top w:val="none" w:sz="0" w:space="0" w:color="000000"/>
-              <w:left w:val="none" w:sz="0" w:space="0" w:color="000000"/>
-              <w:right w:val="none" w:sz="0" w:space="0" w:color="000000"/>
-            </w:tcBorders>
-            <w:shd w:val="clear" w:color="auto" w:fill="FFFFFF"/>
-            <w:tcMar>
-              <w:top w:w="0" w:type="dxa"/>
-              <w:bottom w:w="0" w:type="dxa"/>
-              <w:left w:w="0" w:type="dxa"/>
-              <w:right w:w="0" w:type="dxa"/>
-            </w:tcMar>
-            <w:vAlign w:val="top"/>
-          </w:tcPr>
-          <w:p>
-            <w:pPr>
-              <w:jc w:val="center"/>
-              <w:pBdr>
-                <w:bottom w:val="none" w:sz="0" w:space="0" w:color="000000"/>
-                <w:top w:val="none" w:sz="0" w:space="0" w:color="000000"/>
-                <w:left w:val="none" w:sz="0" w:space="0" w:color="000000"/>
-                <w:right w:val="none" w:sz="0" w:space="0" w:color="000000"/>
-              </w:pBdr>
-              <w:spacing w:after="10" w:before="10" w:line="240"/>
-              <w:ind w:left="100" w:right="100" w:firstLine="0" w:firstLineChars="0"/>
-              <w:rPr>
-                <w:rFonts w:ascii="Arial" w:hAnsi="Arial" w:eastAsia="Arial" w:cs="Arial"/>
-                <w:i w:val="false"/>
-                <w:b w:val="false"/>
-                <w:u w:val="none"/>
-                <w:sz w:val="18"/>
-                <w:szCs w:val="18"/>
-                <w:color w:val="000000"/>
-              </w:rPr>
-            </w:pPr>
-            <w:r>
-              <w:rPr>
-                <w:rFonts w:ascii="Arial" w:hAnsi="Arial" w:eastAsia="Arial" w:cs="Arial"/>
-                <w:i w:val="false"/>
-                <w:b w:val="false"/>
-                <w:u w:val="none"/>
-                <w:sz w:val="18"/>
-                <w:szCs w:val="18"/>
-                <w:color w:val="000000"/>
-              </w:rPr>
-              <w:t xml:space="preserve">0.77 (0.50 to 1.18)</w:t>
-            </w:r>
-          </w:p>
-        </w:tc>
-        <w:tc>
-          <w:tcPr>
-            <w:tcBorders>
-              <w:bottom w:val="none" w:sz="0" w:space="0" w:color="000000"/>
-              <w:top w:val="none" w:sz="0" w:space="0" w:color="000000"/>
-              <w:left w:val="none" w:sz="0" w:space="0" w:color="000000"/>
-              <w:right w:val="none" w:sz="0" w:space="0" w:color="000000"/>
-            </w:tcBorders>
-            <w:shd w:val="clear" w:color="auto" w:fill="FFFFFF"/>
-            <w:tcMar>
-              <w:top w:w="0" w:type="dxa"/>
-              <w:bottom w:w="0" w:type="dxa"/>
-              <w:left w:w="0" w:type="dxa"/>
-              <w:right w:w="0" w:type="dxa"/>
-            </w:tcMar>
-            <w:vAlign w:val="top"/>
-          </w:tcPr>
-          <w:p>
-            <w:pPr>
-              <w:jc w:val="center"/>
-              <w:pBdr>
-                <w:bottom w:val="none" w:sz="0" w:space="0" w:color="000000"/>
-                <w:top w:val="none" w:sz="0" w:space="0" w:color="000000"/>
-                <w:left w:val="none" w:sz="0" w:space="0" w:color="000000"/>
-                <w:right w:val="none" w:sz="0" w:space="0" w:color="000000"/>
-              </w:pBdr>
-              <w:spacing w:after="10" w:before="10" w:line="240"/>
-              <w:ind w:left="100" w:right="100" w:firstLine="0" w:firstLineChars="0"/>
-              <w:rPr>
-                <w:rFonts w:ascii="Arial" w:hAnsi="Arial" w:eastAsia="Arial" w:cs="Arial"/>
-                <w:i w:val="false"/>
-                <w:b w:val="false"/>
-                <w:u w:val="none"/>
-                <w:sz w:val="18"/>
-                <w:szCs w:val="18"/>
-                <w:color w:val="000000"/>
-              </w:rPr>
-            </w:pPr>
-            <w:r>
-              <w:rPr>
-                <w:rFonts w:ascii="Arial" w:hAnsi="Arial" w:eastAsia="Arial" w:cs="Arial"/>
-                <w:i w:val="false"/>
-                <w:b w:val="false"/>
-                <w:u w:val="none"/>
-                <w:sz w:val="18"/>
-                <w:szCs w:val="18"/>
-                <w:color w:val="000000"/>
-              </w:rPr>
-              <w:t xml:space="preserve">0.231</w:t>
-            </w:r>
-          </w:p>
-        </w:tc>
-        <w:tc>
-          <w:tcPr>
-            <w:tcBorders>
-              <w:bottom w:val="none" w:sz="0" w:space="0" w:color="000000"/>
-              <w:top w:val="none" w:sz="0" w:space="0" w:color="000000"/>
-              <w:left w:val="none" w:sz="0" w:space="0" w:color="000000"/>
-              <w:right w:val="none" w:sz="0" w:space="0" w:color="000000"/>
-            </w:tcBorders>
-            <w:shd w:val="clear" w:color="auto" w:fill="FFFFFF"/>
-            <w:tcMar>
-              <w:top w:w="0" w:type="dxa"/>
-              <w:bottom w:w="0" w:type="dxa"/>
-              <w:left w:w="0" w:type="dxa"/>
-              <w:right w:w="0" w:type="dxa"/>
-            </w:tcMar>
-            <w:vAlign w:val="top"/>
-          </w:tcPr>
-          <w:p>
-            <w:pPr>
-              <w:jc w:val="center"/>
-              <w:pBdr>
-                <w:bottom w:val="none" w:sz="0" w:space="0" w:color="000000"/>
-                <w:top w:val="none" w:sz="0" w:space="0" w:color="000000"/>
-                <w:left w:val="none" w:sz="0" w:space="0" w:color="000000"/>
-                <w:right w:val="none" w:sz="0" w:space="0" w:color="000000"/>
-              </w:pBdr>
-              <w:spacing w:after="10" w:before="10" w:line="240"/>
-              <w:ind w:left="100" w:right="100" w:firstLine="0" w:firstLineChars="0"/>
-              <w:rPr>
-                <w:rFonts w:ascii="Arial" w:hAnsi="Arial" w:eastAsia="Arial" w:cs="Arial"/>
-                <w:i w:val="false"/>
-                <w:b w:val="false"/>
-                <w:u w:val="none"/>
-                <w:sz w:val="18"/>
-                <w:szCs w:val="18"/>
-                <w:color w:val="000000"/>
-              </w:rPr>
-            </w:pPr>
-            <w:r>
-              <w:rPr>
-                <w:rFonts w:ascii="Arial" w:hAnsi="Arial" w:eastAsia="Arial" w:cs="Arial"/>
-                <w:i w:val="false"/>
-                <w:b w:val="false"/>
-                <w:u w:val="none"/>
-                <w:sz w:val="18"/>
-                <w:szCs w:val="18"/>
-                <w:color w:val="000000"/>
-              </w:rPr>
-              <w:t xml:space="preserve">1.13 (0.61 to 2.11)</w:t>
-            </w:r>
-          </w:p>
-        </w:tc>
-        <w:tc>
-          <w:tcPr>
-            <w:tcBorders>
-              <w:bottom w:val="none" w:sz="0" w:space="0" w:color="000000"/>
-              <w:top w:val="none" w:sz="0" w:space="0" w:color="000000"/>
-              <w:left w:val="none" w:sz="0" w:space="0" w:color="000000"/>
-              <w:right w:val="none" w:sz="0" w:space="0" w:color="000000"/>
-            </w:tcBorders>
-            <w:shd w:val="clear" w:color="auto" w:fill="FFFFFF"/>
-            <w:tcMar>
-              <w:top w:w="0" w:type="dxa"/>
-              <w:bottom w:w="0" w:type="dxa"/>
-              <w:left w:w="0" w:type="dxa"/>
-              <w:right w:w="0" w:type="dxa"/>
-            </w:tcMar>
-            <w:vAlign w:val="top"/>
-          </w:tcPr>
-          <w:p>
-            <w:pPr>
-              <w:jc w:val="center"/>
-              <w:pBdr>
-                <w:bottom w:val="none" w:sz="0" w:space="0" w:color="000000"/>
-                <w:top w:val="none" w:sz="0" w:space="0" w:color="000000"/>
-                <w:left w:val="none" w:sz="0" w:space="0" w:color="000000"/>
-                <w:right w:val="none" w:sz="0" w:space="0" w:color="000000"/>
-              </w:pBdr>
-              <w:spacing w:after="10" w:before="10" w:line="240"/>
-              <w:ind w:left="100" w:right="100" w:firstLine="0" w:firstLineChars="0"/>
-              <w:rPr>
-                <w:rFonts w:ascii="Arial" w:hAnsi="Arial" w:eastAsia="Arial" w:cs="Arial"/>
-                <w:i w:val="false"/>
-                <w:b w:val="false"/>
-                <w:u w:val="none"/>
-                <w:sz w:val="18"/>
-                <w:szCs w:val="18"/>
-                <w:color w:val="000000"/>
-              </w:rPr>
-            </w:pPr>
-            <w:r>
-              <w:rPr>
-                <w:rFonts w:ascii="Arial" w:hAnsi="Arial" w:eastAsia="Arial" w:cs="Arial"/>
-                <w:i w:val="false"/>
-                <w:b w:val="false"/>
-                <w:u w:val="none"/>
-                <w:sz w:val="18"/>
-                <w:szCs w:val="18"/>
-                <w:color w:val="000000"/>
-              </w:rPr>
-              <w:t xml:space="preserve">0.697</w:t>
-            </w:r>
-          </w:p>
-        </w:tc>
-        <w:tc>
-          <w:tcPr>
-            <w:tcBorders>
-              <w:bottom w:val="none" w:sz="0" w:space="0" w:color="000000"/>
-              <w:top w:val="none" w:sz="0" w:space="0" w:color="000000"/>
-              <w:left w:val="none" w:sz="0" w:space="0" w:color="000000"/>
-              <w:right w:val="none" w:sz="0" w:space="0" w:color="000000"/>
-            </w:tcBorders>
-            <w:shd w:val="clear" w:color="auto" w:fill="FFFFFF"/>
-            <w:tcMar>
-              <w:top w:w="0" w:type="dxa"/>
-              <w:bottom w:w="0" w:type="dxa"/>
-              <w:left w:w="0" w:type="dxa"/>
-              <w:right w:w="0" w:type="dxa"/>
-            </w:tcMar>
-            <w:vAlign w:val="top"/>
-          </w:tcPr>
-          <w:p>
-            <w:pPr>
-              <w:jc w:val="center"/>
-              <w:pBdr>
-                <w:bottom w:val="none" w:sz="0" w:space="0" w:color="000000"/>
-                <w:top w:val="none" w:sz="0" w:space="0" w:color="000000"/>
-                <w:left w:val="none" w:sz="0" w:space="0" w:color="000000"/>
-                <w:right w:val="none" w:sz="0" w:space="0" w:color="000000"/>
-              </w:pBdr>
-              <w:spacing w:after="10" w:before="10" w:line="240"/>
-              <w:ind w:left="100" w:right="100" w:firstLine="0" w:firstLineChars="0"/>
-              <w:rPr>
-                <w:rFonts w:ascii="Arial" w:hAnsi="Arial" w:eastAsia="Arial" w:cs="Arial"/>
-                <w:i w:val="false"/>
-                <w:b w:val="false"/>
-                <w:u w:val="none"/>
-                <w:sz w:val="18"/>
-                <w:szCs w:val="18"/>
-                <w:color w:val="000000"/>
-              </w:rPr>
-            </w:pPr>
-            <w:r>
-              <w:rPr>
-                <w:rFonts w:ascii="Arial" w:hAnsi="Arial" w:eastAsia="Arial" w:cs="Arial"/>
-                <w:i w:val="false"/>
-                <w:b w:val="false"/>
-                <w:u w:val="none"/>
-                <w:sz w:val="18"/>
-                <w:szCs w:val="18"/>
-                <w:color w:val="000000"/>
-              </w:rPr>
-              <w:t xml:space="preserve">1.31 (0.88 to 1.95)</w:t>
-            </w:r>
-          </w:p>
-        </w:tc>
-        <w:tc>
-          <w:tcPr>
-            <w:tcBorders>
-              <w:bottom w:val="none" w:sz="0" w:space="0" w:color="000000"/>
-              <w:top w:val="none" w:sz="0" w:space="0" w:color="000000"/>
-              <w:left w:val="none" w:sz="0" w:space="0" w:color="000000"/>
-              <w:right w:val="none" w:sz="0" w:space="0" w:color="000000"/>
-            </w:tcBorders>
-            <w:shd w:val="clear" w:color="auto" w:fill="FFFFFF"/>
-            <w:tcMar>
-              <w:top w:w="0" w:type="dxa"/>
-              <w:bottom w:w="0" w:type="dxa"/>
-              <w:left w:w="0" w:type="dxa"/>
-              <w:right w:w="0" w:type="dxa"/>
-            </w:tcMar>
-            <w:vAlign w:val="top"/>
-          </w:tcPr>
-          <w:p>
-            <w:pPr>
-              <w:jc w:val="center"/>
-              <w:pBdr>
-                <w:bottom w:val="none" w:sz="0" w:space="0" w:color="000000"/>
-                <w:top w:val="none" w:sz="0" w:space="0" w:color="000000"/>
-                <w:left w:val="none" w:sz="0" w:space="0" w:color="000000"/>
-                <w:right w:val="none" w:sz="0" w:space="0" w:color="000000"/>
-              </w:pBdr>
-              <w:spacing w:after="10" w:before="10" w:line="240"/>
-              <w:ind w:left="100" w:right="100" w:firstLine="0" w:firstLineChars="0"/>
-              <w:rPr>
-                <w:rFonts w:ascii="Arial" w:hAnsi="Arial" w:eastAsia="Arial" w:cs="Arial"/>
-                <w:i w:val="false"/>
-                <w:b w:val="false"/>
-                <w:u w:val="none"/>
-                <w:sz w:val="18"/>
-                <w:szCs w:val="18"/>
-                <w:color w:val="000000"/>
-              </w:rPr>
-            </w:pPr>
-            <w:r>
-              <w:rPr>
-                <w:rFonts w:ascii="Arial" w:hAnsi="Arial" w:eastAsia="Arial" w:cs="Arial"/>
-                <w:i w:val="false"/>
-                <w:b w:val="false"/>
-                <w:u w:val="none"/>
-                <w:sz w:val="18"/>
-                <w:szCs w:val="18"/>
-                <w:color w:val="000000"/>
-              </w:rPr>
-              <w:t xml:space="preserve">0.183</w:t>
-            </w:r>
-          </w:p>
-        </w:tc>
-        <w:tc>
-          <w:tcPr>
-            <w:tcBorders>
-              <w:bottom w:val="none" w:sz="0" w:space="0" w:color="000000"/>
-              <w:top w:val="none" w:sz="0" w:space="0" w:color="000000"/>
-              <w:left w:val="none" w:sz="0" w:space="0" w:color="000000"/>
-              <w:right w:val="none" w:sz="0" w:space="0" w:color="000000"/>
-            </w:tcBorders>
-            <w:shd w:val="clear" w:color="auto" w:fill="FFFFFF"/>
-            <w:tcMar>
-              <w:top w:w="0" w:type="dxa"/>
-              <w:bottom w:w="0" w:type="dxa"/>
-              <w:left w:w="0" w:type="dxa"/>
-              <w:right w:w="0" w:type="dxa"/>
-            </w:tcMar>
-            <w:vAlign w:val="top"/>
-          </w:tcPr>
-          <w:p>
-            <w:pPr>
-              <w:jc w:val="center"/>
-              <w:pBdr>
-                <w:bottom w:val="none" w:sz="0" w:space="0" w:color="000000"/>
-                <w:top w:val="none" w:sz="0" w:space="0" w:color="000000"/>
-                <w:left w:val="none" w:sz="0" w:space="0" w:color="000000"/>
-                <w:right w:val="none" w:sz="0" w:space="0" w:color="000000"/>
-              </w:pBdr>
-              <w:spacing w:after="10" w:before="10" w:line="240"/>
-              <w:ind w:left="100" w:right="100" w:firstLine="0" w:firstLineChars="0"/>
-              <w:rPr>
-                <w:rFonts w:ascii="Arial" w:hAnsi="Arial" w:eastAsia="Arial" w:cs="Arial"/>
-                <w:i w:val="false"/>
-                <w:b w:val="false"/>
-                <w:u w:val="none"/>
-                <w:sz w:val="18"/>
-                <w:szCs w:val="18"/>
-                <w:color w:val="000000"/>
-              </w:rPr>
-            </w:pPr>
-            <w:r>
-              <w:rPr>
-                <w:rFonts w:ascii="Arial" w:hAnsi="Arial" w:eastAsia="Arial" w:cs="Arial"/>
-                <w:i w:val="false"/>
-                <w:b w:val="false"/>
-                <w:u w:val="none"/>
-                <w:sz w:val="18"/>
-                <w:szCs w:val="18"/>
-                <w:color w:val="000000"/>
-              </w:rPr>
-              <w:t xml:space="preserve">1.10 (0.27 to 4.53)</w:t>
-            </w:r>
-          </w:p>
-        </w:tc>
-        <w:tc>
-          <w:tcPr>
-            <w:tcBorders>
-              <w:bottom w:val="none" w:sz="0" w:space="0" w:color="000000"/>
-              <w:top w:val="none" w:sz="0" w:space="0" w:color="000000"/>
-              <w:left w:val="none" w:sz="0" w:space="0" w:color="000000"/>
-              <w:right w:val="none" w:sz="0" w:space="0" w:color="000000"/>
-            </w:tcBorders>
-            <w:shd w:val="clear" w:color="auto" w:fill="FFFFFF"/>
-            <w:tcMar>
-              <w:top w:w="0" w:type="dxa"/>
-              <w:bottom w:w="0" w:type="dxa"/>
-              <w:left w:w="0" w:type="dxa"/>
-              <w:right w:w="0" w:type="dxa"/>
-            </w:tcMar>
-            <w:vAlign w:val="top"/>
-          </w:tcPr>
-          <w:p>
-            <w:pPr>
-              <w:jc w:val="center"/>
-              <w:pBdr>
-                <w:bottom w:val="none" w:sz="0" w:space="0" w:color="000000"/>
-                <w:top w:val="none" w:sz="0" w:space="0" w:color="000000"/>
-                <w:left w:val="none" w:sz="0" w:space="0" w:color="000000"/>
-                <w:right w:val="none" w:sz="0" w:space="0" w:color="000000"/>
-              </w:pBdr>
-              <w:spacing w:after="10" w:before="10" w:line="240"/>
-              <w:ind w:left="100" w:right="100" w:firstLine="0" w:firstLineChars="0"/>
-              <w:rPr>
-                <w:rFonts w:ascii="Arial" w:hAnsi="Arial" w:eastAsia="Arial" w:cs="Arial"/>
-                <w:i w:val="false"/>
-                <w:b w:val="false"/>
-                <w:u w:val="none"/>
-                <w:sz w:val="18"/>
-                <w:szCs w:val="18"/>
-                <w:color w:val="000000"/>
-              </w:rPr>
-            </w:pPr>
-            <w:r>
-              <w:rPr>
-                <w:rFonts w:ascii="Arial" w:hAnsi="Arial" w:eastAsia="Arial" w:cs="Arial"/>
-                <w:i w:val="false"/>
-                <w:b w:val="false"/>
-                <w:u w:val="none"/>
-                <w:sz w:val="18"/>
-                <w:szCs w:val="18"/>
-                <w:color w:val="000000"/>
-              </w:rPr>
-              <w:t xml:space="preserve">0.897</w:t>
-            </w:r>
-          </w:p>
-        </w:tc>
-        <w:tc>
-          <w:tcPr>
-            <w:tcBorders>
-              <w:bottom w:val="none" w:sz="0" w:space="0" w:color="000000"/>
-              <w:top w:val="none" w:sz="0" w:space="0" w:color="000000"/>
-              <w:left w:val="none" w:sz="0" w:space="0" w:color="000000"/>
-              <w:right w:val="none" w:sz="0" w:space="0" w:color="000000"/>
-            </w:tcBorders>
-            <w:shd w:val="clear" w:color="auto" w:fill="FFFFFF"/>
-            <w:tcMar>
-              <w:top w:w="0" w:type="dxa"/>
-              <w:bottom w:w="0" w:type="dxa"/>
-              <w:left w:w="0" w:type="dxa"/>
-              <w:right w:w="0" w:type="dxa"/>
-            </w:tcMar>
-            <w:vAlign w:val="top"/>
-          </w:tcPr>
-          <w:p>
-            <w:pPr>
-              <w:jc w:val="center"/>
-              <w:pBdr>
-                <w:bottom w:val="none" w:sz="0" w:space="0" w:color="000000"/>
-                <w:top w:val="none" w:sz="0" w:space="0" w:color="000000"/>
-                <w:left w:val="none" w:sz="0" w:space="0" w:color="000000"/>
-                <w:right w:val="none" w:sz="0" w:space="0" w:color="000000"/>
-              </w:pBdr>
-              <w:spacing w:after="10" w:before="10" w:line="240"/>
-              <w:ind w:left="100" w:right="100" w:firstLine="0" w:firstLineChars="0"/>
-              <w:rPr>
-                <w:rFonts w:ascii="Arial" w:hAnsi="Arial" w:eastAsia="Arial" w:cs="Arial"/>
-                <w:i w:val="false"/>
-                <w:b w:val="false"/>
-                <w:u w:val="none"/>
-                <w:sz w:val="18"/>
-                <w:szCs w:val="18"/>
-                <w:color w:val="000000"/>
-              </w:rPr>
-            </w:pPr>
-            <w:r>
-              <w:rPr>
-                <w:rFonts w:ascii="Arial" w:hAnsi="Arial" w:eastAsia="Arial" w:cs="Arial"/>
-                <w:i w:val="false"/>
-                <w:b w:val="false"/>
-                <w:u w:val="none"/>
-                <w:sz w:val="18"/>
-                <w:szCs w:val="18"/>
-                <w:color w:val="000000"/>
-              </w:rPr>
-              <w:t xml:space="preserve">0.73 (0.43 to 1.25)</w:t>
-            </w:r>
-          </w:p>
-        </w:tc>
-        <w:tc>
-          <w:tcPr>
-            <w:tcBorders>
-              <w:bottom w:val="none" w:sz="0" w:space="0" w:color="000000"/>
-              <w:top w:val="none" w:sz="0" w:space="0" w:color="000000"/>
-              <w:left w:val="none" w:sz="0" w:space="0" w:color="000000"/>
-              <w:right w:val="none" w:sz="0" w:space="0" w:color="000000"/>
-            </w:tcBorders>
-            <w:shd w:val="clear" w:color="auto" w:fill="FFFFFF"/>
-            <w:tcMar>
-              <w:top w:w="0" w:type="dxa"/>
-              <w:bottom w:w="0" w:type="dxa"/>
-              <w:left w:w="0" w:type="dxa"/>
-              <w:right w:w="0" w:type="dxa"/>
-            </w:tcMar>
-            <w:vAlign w:val="top"/>
-          </w:tcPr>
-          <w:p>
-            <w:pPr>
-              <w:jc w:val="center"/>
-              <w:pBdr>
-                <w:bottom w:val="none" w:sz="0" w:space="0" w:color="000000"/>
-                <w:top w:val="none" w:sz="0" w:space="0" w:color="000000"/>
-                <w:left w:val="none" w:sz="0" w:space="0" w:color="000000"/>
-                <w:right w:val="none" w:sz="0" w:space="0" w:color="000000"/>
-              </w:pBdr>
-              <w:spacing w:after="10" w:before="10" w:line="240"/>
-              <w:ind w:left="100" w:right="100" w:firstLine="0" w:firstLineChars="0"/>
-              <w:rPr>
-                <w:rFonts w:ascii="Arial" w:hAnsi="Arial" w:eastAsia="Arial" w:cs="Arial"/>
-                <w:i w:val="false"/>
-                <w:b w:val="false"/>
-                <w:u w:val="none"/>
-                <w:sz w:val="18"/>
-                <w:szCs w:val="18"/>
-                <w:color w:val="000000"/>
-              </w:rPr>
-            </w:pPr>
-            <w:r>
-              <w:rPr>
-                <w:rFonts w:ascii="Arial" w:hAnsi="Arial" w:eastAsia="Arial" w:cs="Arial"/>
-                <w:i w:val="false"/>
-                <w:b w:val="false"/>
-                <w:u w:val="none"/>
-                <w:sz w:val="18"/>
-                <w:szCs w:val="18"/>
-                <w:color w:val="000000"/>
-              </w:rPr>
-              <w:t xml:space="preserve">0.256</w:t>
+              <w:t xml:space="preserve">Secondary</w:t>
+            </w:r>
+          </w:p>
+        </w:tc>
+        <w:tc>
+          <w:tcPr>
+            <w:tcBorders>
+              <w:bottom w:val="none" w:sz="0" w:space="0" w:color="000000"/>
+              <w:top w:val="none" w:sz="0" w:space="0" w:color="000000"/>
+              <w:left w:val="none" w:sz="0" w:space="0" w:color="000000"/>
+              <w:right w:val="none" w:sz="0" w:space="0" w:color="000000"/>
+            </w:tcBorders>
+            <w:shd w:val="clear" w:color="auto" w:fill="FFFFFF"/>
+            <w:tcMar>
+              <w:top w:w="0" w:type="dxa"/>
+              <w:bottom w:w="0" w:type="dxa"/>
+              <w:left w:w="0" w:type="dxa"/>
+              <w:right w:w="0" w:type="dxa"/>
+            </w:tcMar>
+            <w:vAlign w:val="top"/>
+          </w:tcPr>
+          <w:p>
+            <w:pPr>
+              <w:jc w:val="center"/>
+              <w:pBdr>
+                <w:bottom w:val="none" w:sz="0" w:space="0" w:color="000000"/>
+                <w:top w:val="none" w:sz="0" w:space="0" w:color="000000"/>
+                <w:left w:val="none" w:sz="0" w:space="0" w:color="000000"/>
+                <w:right w:val="none" w:sz="0" w:space="0" w:color="000000"/>
+              </w:pBdr>
+              <w:spacing w:after="10" w:before="10" w:line="240"/>
+              <w:ind w:left="100" w:right="100" w:firstLine="0" w:firstLineChars="0"/>
+              <w:rPr>
+                <w:rFonts w:ascii="Arial" w:hAnsi="Arial" w:eastAsia="Arial" w:cs="Arial"/>
+                <w:i w:val="false"/>
+                <w:b w:val="false"/>
+                <w:u w:val="none"/>
+                <w:sz w:val="18"/>
+                <w:szCs w:val="18"/>
+                <w:color w:val="000000"/>
+              </w:rPr>
+            </w:pPr>
+            <w:r>
+              <w:rPr>
+                <w:rFonts w:ascii="Arial" w:hAnsi="Arial" w:eastAsia="Arial" w:cs="Arial"/>
+                <w:i w:val="false"/>
+                <w:b w:val="false"/>
+                <w:u w:val="none"/>
+                <w:sz w:val="18"/>
+                <w:szCs w:val="18"/>
+                <w:color w:val="000000"/>
+              </w:rPr>
+              <w:t xml:space="preserve">1.18 (0.70 to 2.01)</w:t>
+            </w:r>
+          </w:p>
+        </w:tc>
+        <w:tc>
+          <w:tcPr>
+            <w:tcBorders>
+              <w:bottom w:val="none" w:sz="0" w:space="0" w:color="000000"/>
+              <w:top w:val="none" w:sz="0" w:space="0" w:color="000000"/>
+              <w:left w:val="none" w:sz="0" w:space="0" w:color="000000"/>
+              <w:right w:val="none" w:sz="0" w:space="0" w:color="000000"/>
+            </w:tcBorders>
+            <w:shd w:val="clear" w:color="auto" w:fill="FFFFFF"/>
+            <w:tcMar>
+              <w:top w:w="0" w:type="dxa"/>
+              <w:bottom w:w="0" w:type="dxa"/>
+              <w:left w:w="0" w:type="dxa"/>
+              <w:right w:w="0" w:type="dxa"/>
+            </w:tcMar>
+            <w:vAlign w:val="top"/>
+          </w:tcPr>
+          <w:p>
+            <w:pPr>
+              <w:jc w:val="center"/>
+              <w:pBdr>
+                <w:bottom w:val="none" w:sz="0" w:space="0" w:color="000000"/>
+                <w:top w:val="none" w:sz="0" w:space="0" w:color="000000"/>
+                <w:left w:val="none" w:sz="0" w:space="0" w:color="000000"/>
+                <w:right w:val="none" w:sz="0" w:space="0" w:color="000000"/>
+              </w:pBdr>
+              <w:spacing w:after="10" w:before="10" w:line="240"/>
+              <w:ind w:left="100" w:right="100" w:firstLine="0" w:firstLineChars="0"/>
+              <w:rPr>
+                <w:rFonts w:ascii="Arial" w:hAnsi="Arial" w:eastAsia="Arial" w:cs="Arial"/>
+                <w:i w:val="false"/>
+                <w:b w:val="false"/>
+                <w:u w:val="none"/>
+                <w:sz w:val="18"/>
+                <w:szCs w:val="18"/>
+                <w:color w:val="000000"/>
+              </w:rPr>
+            </w:pPr>
+            <w:r>
+              <w:rPr>
+                <w:rFonts w:ascii="Arial" w:hAnsi="Arial" w:eastAsia="Arial" w:cs="Arial"/>
+                <w:i w:val="false"/>
+                <w:b w:val="false"/>
+                <w:u w:val="none"/>
+                <w:sz w:val="18"/>
+                <w:szCs w:val="18"/>
+                <w:color w:val="000000"/>
+              </w:rPr>
+              <w:t xml:space="preserve">0.538</w:t>
+            </w:r>
+          </w:p>
+        </w:tc>
+        <w:tc>
+          <w:tcPr>
+            <w:tcBorders>
+              <w:bottom w:val="none" w:sz="0" w:space="0" w:color="000000"/>
+              <w:top w:val="none" w:sz="0" w:space="0" w:color="000000"/>
+              <w:left w:val="none" w:sz="0" w:space="0" w:color="000000"/>
+              <w:right w:val="none" w:sz="0" w:space="0" w:color="000000"/>
+            </w:tcBorders>
+            <w:shd w:val="clear" w:color="auto" w:fill="FFFFFF"/>
+            <w:tcMar>
+              <w:top w:w="0" w:type="dxa"/>
+              <w:bottom w:w="0" w:type="dxa"/>
+              <w:left w:w="0" w:type="dxa"/>
+              <w:right w:w="0" w:type="dxa"/>
+            </w:tcMar>
+            <w:vAlign w:val="top"/>
+          </w:tcPr>
+          <w:p>
+            <w:pPr>
+              <w:jc w:val="center"/>
+              <w:pBdr>
+                <w:bottom w:val="none" w:sz="0" w:space="0" w:color="000000"/>
+                <w:top w:val="none" w:sz="0" w:space="0" w:color="000000"/>
+                <w:left w:val="none" w:sz="0" w:space="0" w:color="000000"/>
+                <w:right w:val="none" w:sz="0" w:space="0" w:color="000000"/>
+              </w:pBdr>
+              <w:spacing w:after="10" w:before="10" w:line="240"/>
+              <w:ind w:left="100" w:right="100" w:firstLine="0" w:firstLineChars="0"/>
+              <w:rPr>
+                <w:rFonts w:ascii="Arial" w:hAnsi="Arial" w:eastAsia="Arial" w:cs="Arial"/>
+                <w:i w:val="false"/>
+                <w:b w:val="false"/>
+                <w:u w:val="none"/>
+                <w:sz w:val="18"/>
+                <w:szCs w:val="18"/>
+                <w:color w:val="000000"/>
+              </w:rPr>
+            </w:pPr>
+            <w:r>
+              <w:rPr>
+                <w:rFonts w:ascii="Arial" w:hAnsi="Arial" w:eastAsia="Arial" w:cs="Arial"/>
+                <w:i w:val="false"/>
+                <w:b w:val="false"/>
+                <w:u w:val="none"/>
+                <w:sz w:val="18"/>
+                <w:szCs w:val="18"/>
+                <w:color w:val="000000"/>
+              </w:rPr>
+              <w:t xml:space="preserve">1.11 (0.84 to 1.47)</w:t>
+            </w:r>
+          </w:p>
+        </w:tc>
+        <w:tc>
+          <w:tcPr>
+            <w:tcBorders>
+              <w:bottom w:val="none" w:sz="0" w:space="0" w:color="000000"/>
+              <w:top w:val="none" w:sz="0" w:space="0" w:color="000000"/>
+              <w:left w:val="none" w:sz="0" w:space="0" w:color="000000"/>
+              <w:right w:val="none" w:sz="0" w:space="0" w:color="000000"/>
+            </w:tcBorders>
+            <w:shd w:val="clear" w:color="auto" w:fill="FFFFFF"/>
+            <w:tcMar>
+              <w:top w:w="0" w:type="dxa"/>
+              <w:bottom w:w="0" w:type="dxa"/>
+              <w:left w:w="0" w:type="dxa"/>
+              <w:right w:w="0" w:type="dxa"/>
+            </w:tcMar>
+            <w:vAlign w:val="top"/>
+          </w:tcPr>
+          <w:p>
+            <w:pPr>
+              <w:jc w:val="center"/>
+              <w:pBdr>
+                <w:bottom w:val="none" w:sz="0" w:space="0" w:color="000000"/>
+                <w:top w:val="none" w:sz="0" w:space="0" w:color="000000"/>
+                <w:left w:val="none" w:sz="0" w:space="0" w:color="000000"/>
+                <w:right w:val="none" w:sz="0" w:space="0" w:color="000000"/>
+              </w:pBdr>
+              <w:spacing w:after="10" w:before="10" w:line="240"/>
+              <w:ind w:left="100" w:right="100" w:firstLine="0" w:firstLineChars="0"/>
+              <w:rPr>
+                <w:rFonts w:ascii="Arial" w:hAnsi="Arial" w:eastAsia="Arial" w:cs="Arial"/>
+                <w:i w:val="false"/>
+                <w:b w:val="false"/>
+                <w:u w:val="none"/>
+                <w:sz w:val="18"/>
+                <w:szCs w:val="18"/>
+                <w:color w:val="000000"/>
+              </w:rPr>
+            </w:pPr>
+            <w:r>
+              <w:rPr>
+                <w:rFonts w:ascii="Arial" w:hAnsi="Arial" w:eastAsia="Arial" w:cs="Arial"/>
+                <w:i w:val="false"/>
+                <w:b w:val="false"/>
+                <w:u w:val="none"/>
+                <w:sz w:val="18"/>
+                <w:szCs w:val="18"/>
+                <w:color w:val="000000"/>
+              </w:rPr>
+              <w:t xml:space="preserve">0.470</w:t>
+            </w:r>
+          </w:p>
+        </w:tc>
+        <w:tc>
+          <w:tcPr>
+            <w:tcBorders>
+              <w:bottom w:val="none" w:sz="0" w:space="0" w:color="000000"/>
+              <w:top w:val="none" w:sz="0" w:space="0" w:color="000000"/>
+              <w:left w:val="none" w:sz="0" w:space="0" w:color="000000"/>
+              <w:right w:val="none" w:sz="0" w:space="0" w:color="000000"/>
+            </w:tcBorders>
+            <w:shd w:val="clear" w:color="auto" w:fill="FFFFFF"/>
+            <w:tcMar>
+              <w:top w:w="0" w:type="dxa"/>
+              <w:bottom w:w="0" w:type="dxa"/>
+              <w:left w:w="0" w:type="dxa"/>
+              <w:right w:w="0" w:type="dxa"/>
+            </w:tcMar>
+            <w:vAlign w:val="top"/>
+          </w:tcPr>
+          <w:p>
+            <w:pPr>
+              <w:jc w:val="center"/>
+              <w:pBdr>
+                <w:bottom w:val="none" w:sz="0" w:space="0" w:color="000000"/>
+                <w:top w:val="none" w:sz="0" w:space="0" w:color="000000"/>
+                <w:left w:val="none" w:sz="0" w:space="0" w:color="000000"/>
+                <w:right w:val="none" w:sz="0" w:space="0" w:color="000000"/>
+              </w:pBdr>
+              <w:spacing w:after="10" w:before="10" w:line="240"/>
+              <w:ind w:left="100" w:right="100" w:firstLine="0" w:firstLineChars="0"/>
+              <w:rPr>
+                <w:rFonts w:ascii="Arial" w:hAnsi="Arial" w:eastAsia="Arial" w:cs="Arial"/>
+                <w:i w:val="false"/>
+                <w:b w:val="false"/>
+                <w:u w:val="none"/>
+                <w:sz w:val="18"/>
+                <w:szCs w:val="18"/>
+                <w:color w:val="000000"/>
+              </w:rPr>
+            </w:pPr>
+            <w:r>
+              <w:rPr>
+                <w:rFonts w:ascii="Arial" w:hAnsi="Arial" w:eastAsia="Arial" w:cs="Arial"/>
+                <w:i w:val="false"/>
+                <w:b w:val="false"/>
+                <w:u w:val="none"/>
+                <w:sz w:val="18"/>
+                <w:szCs w:val="18"/>
+                <w:color w:val="000000"/>
+              </w:rPr>
+              <w:t xml:space="preserve">1.22 (0.40 to 3.68)</w:t>
+            </w:r>
+          </w:p>
+        </w:tc>
+        <w:tc>
+          <w:tcPr>
+            <w:tcBorders>
+              <w:bottom w:val="none" w:sz="0" w:space="0" w:color="000000"/>
+              <w:top w:val="none" w:sz="0" w:space="0" w:color="000000"/>
+              <w:left w:val="none" w:sz="0" w:space="0" w:color="000000"/>
+              <w:right w:val="none" w:sz="0" w:space="0" w:color="000000"/>
+            </w:tcBorders>
+            <w:shd w:val="clear" w:color="auto" w:fill="FFFFFF"/>
+            <w:tcMar>
+              <w:top w:w="0" w:type="dxa"/>
+              <w:bottom w:w="0" w:type="dxa"/>
+              <w:left w:w="0" w:type="dxa"/>
+              <w:right w:w="0" w:type="dxa"/>
+            </w:tcMar>
+            <w:vAlign w:val="top"/>
+          </w:tcPr>
+          <w:p>
+            <w:pPr>
+              <w:jc w:val="center"/>
+              <w:pBdr>
+                <w:bottom w:val="none" w:sz="0" w:space="0" w:color="000000"/>
+                <w:top w:val="none" w:sz="0" w:space="0" w:color="000000"/>
+                <w:left w:val="none" w:sz="0" w:space="0" w:color="000000"/>
+                <w:right w:val="none" w:sz="0" w:space="0" w:color="000000"/>
+              </w:pBdr>
+              <w:spacing w:after="10" w:before="10" w:line="240"/>
+              <w:ind w:left="100" w:right="100" w:firstLine="0" w:firstLineChars="0"/>
+              <w:rPr>
+                <w:rFonts w:ascii="Arial" w:hAnsi="Arial" w:eastAsia="Arial" w:cs="Arial"/>
+                <w:i w:val="false"/>
+                <w:b w:val="false"/>
+                <w:u w:val="none"/>
+                <w:sz w:val="18"/>
+                <w:szCs w:val="18"/>
+                <w:color w:val="000000"/>
+              </w:rPr>
+            </w:pPr>
+            <w:r>
+              <w:rPr>
+                <w:rFonts w:ascii="Arial" w:hAnsi="Arial" w:eastAsia="Arial" w:cs="Arial"/>
+                <w:i w:val="false"/>
+                <w:b w:val="false"/>
+                <w:u w:val="none"/>
+                <w:sz w:val="18"/>
+                <w:szCs w:val="18"/>
+                <w:color w:val="000000"/>
+              </w:rPr>
+              <w:t xml:space="preserve">0.723</w:t>
+            </w:r>
+          </w:p>
+        </w:tc>
+        <w:tc>
+          <w:tcPr>
+            <w:tcBorders>
+              <w:bottom w:val="none" w:sz="0" w:space="0" w:color="000000"/>
+              <w:top w:val="none" w:sz="0" w:space="0" w:color="000000"/>
+              <w:left w:val="none" w:sz="0" w:space="0" w:color="000000"/>
+              <w:right w:val="none" w:sz="0" w:space="0" w:color="000000"/>
+            </w:tcBorders>
+            <w:shd w:val="clear" w:color="auto" w:fill="FFFFFF"/>
+            <w:tcMar>
+              <w:top w:w="0" w:type="dxa"/>
+              <w:bottom w:w="0" w:type="dxa"/>
+              <w:left w:w="0" w:type="dxa"/>
+              <w:right w:w="0" w:type="dxa"/>
+            </w:tcMar>
+            <w:vAlign w:val="top"/>
+          </w:tcPr>
+          <w:p>
+            <w:pPr>
+              <w:jc w:val="center"/>
+              <w:pBdr>
+                <w:bottom w:val="none" w:sz="0" w:space="0" w:color="000000"/>
+                <w:top w:val="none" w:sz="0" w:space="0" w:color="000000"/>
+                <w:left w:val="none" w:sz="0" w:space="0" w:color="000000"/>
+                <w:right w:val="none" w:sz="0" w:space="0" w:color="000000"/>
+              </w:pBdr>
+              <w:spacing w:after="10" w:before="10" w:line="240"/>
+              <w:ind w:left="100" w:right="100" w:firstLine="0" w:firstLineChars="0"/>
+              <w:rPr>
+                <w:rFonts w:ascii="Arial" w:hAnsi="Arial" w:eastAsia="Arial" w:cs="Arial"/>
+                <w:i w:val="false"/>
+                <w:b w:val="false"/>
+                <w:u w:val="none"/>
+                <w:sz w:val="18"/>
+                <w:szCs w:val="18"/>
+                <w:color w:val="000000"/>
+              </w:rPr>
+            </w:pPr>
+            <w:r>
+              <w:rPr>
+                <w:rFonts w:ascii="Arial" w:hAnsi="Arial" w:eastAsia="Arial" w:cs="Arial"/>
+                <w:i w:val="false"/>
+                <w:b w:val="false"/>
+                <w:u w:val="none"/>
+                <w:sz w:val="18"/>
+                <w:szCs w:val="18"/>
+                <w:color w:val="000000"/>
+              </w:rPr>
+              <w:t xml:space="preserve">0.79 (0.52 to 1.22)</w:t>
+            </w:r>
+          </w:p>
+        </w:tc>
+        <w:tc>
+          <w:tcPr>
+            <w:tcBorders>
+              <w:bottom w:val="none" w:sz="0" w:space="0" w:color="000000"/>
+              <w:top w:val="none" w:sz="0" w:space="0" w:color="000000"/>
+              <w:left w:val="none" w:sz="0" w:space="0" w:color="000000"/>
+              <w:right w:val="none" w:sz="0" w:space="0" w:color="000000"/>
+            </w:tcBorders>
+            <w:shd w:val="clear" w:color="auto" w:fill="FFFFFF"/>
+            <w:tcMar>
+              <w:top w:w="0" w:type="dxa"/>
+              <w:bottom w:w="0" w:type="dxa"/>
+              <w:left w:w="0" w:type="dxa"/>
+              <w:right w:w="0" w:type="dxa"/>
+            </w:tcMar>
+            <w:vAlign w:val="top"/>
+          </w:tcPr>
+          <w:p>
+            <w:pPr>
+              <w:jc w:val="center"/>
+              <w:pBdr>
+                <w:bottom w:val="none" w:sz="0" w:space="0" w:color="000000"/>
+                <w:top w:val="none" w:sz="0" w:space="0" w:color="000000"/>
+                <w:left w:val="none" w:sz="0" w:space="0" w:color="000000"/>
+                <w:right w:val="none" w:sz="0" w:space="0" w:color="000000"/>
+              </w:pBdr>
+              <w:spacing w:after="10" w:before="10" w:line="240"/>
+              <w:ind w:left="100" w:right="100" w:firstLine="0" w:firstLineChars="0"/>
+              <w:rPr>
+                <w:rFonts w:ascii="Arial" w:hAnsi="Arial" w:eastAsia="Arial" w:cs="Arial"/>
+                <w:i w:val="false"/>
+                <w:b w:val="false"/>
+                <w:u w:val="none"/>
+                <w:sz w:val="18"/>
+                <w:szCs w:val="18"/>
+                <w:color w:val="000000"/>
+              </w:rPr>
+            </w:pPr>
+            <w:r>
+              <w:rPr>
+                <w:rFonts w:ascii="Arial" w:hAnsi="Arial" w:eastAsia="Arial" w:cs="Arial"/>
+                <w:i w:val="false"/>
+                <w:b w:val="false"/>
+                <w:u w:val="none"/>
+                <w:sz w:val="18"/>
+                <w:szCs w:val="18"/>
+                <w:color w:val="000000"/>
+              </w:rPr>
+              <w:t xml:space="preserve">0.289</w:t>
+            </w:r>
+          </w:p>
+        </w:tc>
+        <w:tc>
+          <w:tcPr>
+            <w:tcBorders>
+              <w:bottom w:val="none" w:sz="0" w:space="0" w:color="000000"/>
+              <w:top w:val="none" w:sz="0" w:space="0" w:color="000000"/>
+              <w:left w:val="none" w:sz="0" w:space="0" w:color="000000"/>
+              <w:right w:val="none" w:sz="0" w:space="0" w:color="000000"/>
+            </w:tcBorders>
+            <w:shd w:val="clear" w:color="auto" w:fill="FFFFFF"/>
+            <w:tcMar>
+              <w:top w:w="0" w:type="dxa"/>
+              <w:bottom w:w="0" w:type="dxa"/>
+              <w:left w:w="0" w:type="dxa"/>
+              <w:right w:w="0" w:type="dxa"/>
+            </w:tcMar>
+            <w:vAlign w:val="top"/>
+          </w:tcPr>
+          <w:p>
+            <w:pPr>
+              <w:jc w:val="center"/>
+              <w:pBdr>
+                <w:bottom w:val="none" w:sz="0" w:space="0" w:color="000000"/>
+                <w:top w:val="none" w:sz="0" w:space="0" w:color="000000"/>
+                <w:left w:val="none" w:sz="0" w:space="0" w:color="000000"/>
+                <w:right w:val="none" w:sz="0" w:space="0" w:color="000000"/>
+              </w:pBdr>
+              <w:spacing w:after="10" w:before="10" w:line="240"/>
+              <w:ind w:left="100" w:right="100" w:firstLine="0" w:firstLineChars="0"/>
+              <w:rPr>
+                <w:rFonts w:ascii="Arial" w:hAnsi="Arial" w:eastAsia="Arial" w:cs="Arial"/>
+                <w:i w:val="false"/>
+                <w:b w:val="false"/>
+                <w:u w:val="none"/>
+                <w:sz w:val="18"/>
+                <w:szCs w:val="18"/>
+                <w:color w:val="000000"/>
+              </w:rPr>
+            </w:pPr>
+            <w:r>
+              <w:rPr>
+                <w:rFonts w:ascii="Arial" w:hAnsi="Arial" w:eastAsia="Arial" w:cs="Arial"/>
+                <w:i w:val="false"/>
+                <w:b w:val="false"/>
+                <w:u w:val="none"/>
+                <w:sz w:val="18"/>
+                <w:szCs w:val="18"/>
+                <w:color w:val="000000"/>
+              </w:rPr>
+              <w:t xml:space="preserve">1.16 (0.62 to 2.19)</w:t>
+            </w:r>
+          </w:p>
+        </w:tc>
+        <w:tc>
+          <w:tcPr>
+            <w:tcBorders>
+              <w:bottom w:val="none" w:sz="0" w:space="0" w:color="000000"/>
+              <w:top w:val="none" w:sz="0" w:space="0" w:color="000000"/>
+              <w:left w:val="none" w:sz="0" w:space="0" w:color="000000"/>
+              <w:right w:val="none" w:sz="0" w:space="0" w:color="000000"/>
+            </w:tcBorders>
+            <w:shd w:val="clear" w:color="auto" w:fill="FFFFFF"/>
+            <w:tcMar>
+              <w:top w:w="0" w:type="dxa"/>
+              <w:bottom w:w="0" w:type="dxa"/>
+              <w:left w:w="0" w:type="dxa"/>
+              <w:right w:w="0" w:type="dxa"/>
+            </w:tcMar>
+            <w:vAlign w:val="top"/>
+          </w:tcPr>
+          <w:p>
+            <w:pPr>
+              <w:jc w:val="center"/>
+              <w:pBdr>
+                <w:bottom w:val="none" w:sz="0" w:space="0" w:color="000000"/>
+                <w:top w:val="none" w:sz="0" w:space="0" w:color="000000"/>
+                <w:left w:val="none" w:sz="0" w:space="0" w:color="000000"/>
+                <w:right w:val="none" w:sz="0" w:space="0" w:color="000000"/>
+              </w:pBdr>
+              <w:spacing w:after="10" w:before="10" w:line="240"/>
+              <w:ind w:left="100" w:right="100" w:firstLine="0" w:firstLineChars="0"/>
+              <w:rPr>
+                <w:rFonts w:ascii="Arial" w:hAnsi="Arial" w:eastAsia="Arial" w:cs="Arial"/>
+                <w:i w:val="false"/>
+                <w:b w:val="false"/>
+                <w:u w:val="none"/>
+                <w:sz w:val="18"/>
+                <w:szCs w:val="18"/>
+                <w:color w:val="000000"/>
+              </w:rPr>
+            </w:pPr>
+            <w:r>
+              <w:rPr>
+                <w:rFonts w:ascii="Arial" w:hAnsi="Arial" w:eastAsia="Arial" w:cs="Arial"/>
+                <w:i w:val="false"/>
+                <w:b w:val="false"/>
+                <w:u w:val="none"/>
+                <w:sz w:val="18"/>
+                <w:szCs w:val="18"/>
+                <w:color w:val="000000"/>
+              </w:rPr>
+              <w:t xml:space="preserve">0.644</w:t>
+            </w:r>
+          </w:p>
+        </w:tc>
+        <w:tc>
+          <w:tcPr>
+            <w:tcBorders>
+              <w:bottom w:val="none" w:sz="0" w:space="0" w:color="000000"/>
+              <w:top w:val="none" w:sz="0" w:space="0" w:color="000000"/>
+              <w:left w:val="none" w:sz="0" w:space="0" w:color="000000"/>
+              <w:right w:val="none" w:sz="0" w:space="0" w:color="000000"/>
+            </w:tcBorders>
+            <w:shd w:val="clear" w:color="auto" w:fill="FFFFFF"/>
+            <w:tcMar>
+              <w:top w:w="0" w:type="dxa"/>
+              <w:bottom w:w="0" w:type="dxa"/>
+              <w:left w:w="0" w:type="dxa"/>
+              <w:right w:w="0" w:type="dxa"/>
+            </w:tcMar>
+            <w:vAlign w:val="top"/>
+          </w:tcPr>
+          <w:p>
+            <w:pPr>
+              <w:jc w:val="center"/>
+              <w:pBdr>
+                <w:bottom w:val="none" w:sz="0" w:space="0" w:color="000000"/>
+                <w:top w:val="none" w:sz="0" w:space="0" w:color="000000"/>
+                <w:left w:val="none" w:sz="0" w:space="0" w:color="000000"/>
+                <w:right w:val="none" w:sz="0" w:space="0" w:color="000000"/>
+              </w:pBdr>
+              <w:spacing w:after="10" w:before="10" w:line="240"/>
+              <w:ind w:left="100" w:right="100" w:firstLine="0" w:firstLineChars="0"/>
+              <w:rPr>
+                <w:rFonts w:ascii="Arial" w:hAnsi="Arial" w:eastAsia="Arial" w:cs="Arial"/>
+                <w:i w:val="false"/>
+                <w:b w:val="false"/>
+                <w:u w:val="none"/>
+                <w:sz w:val="18"/>
+                <w:szCs w:val="18"/>
+                <w:color w:val="000000"/>
+              </w:rPr>
+            </w:pPr>
+            <w:r>
+              <w:rPr>
+                <w:rFonts w:ascii="Arial" w:hAnsi="Arial" w:eastAsia="Arial" w:cs="Arial"/>
+                <w:i w:val="false"/>
+                <w:b w:val="false"/>
+                <w:u w:val="none"/>
+                <w:sz w:val="18"/>
+                <w:szCs w:val="18"/>
+                <w:color w:val="000000"/>
+              </w:rPr>
+              <w:t xml:space="preserve">1.30 (0.88 to 1.94)</w:t>
+            </w:r>
+          </w:p>
+        </w:tc>
+        <w:tc>
+          <w:tcPr>
+            <w:tcBorders>
+              <w:bottom w:val="none" w:sz="0" w:space="0" w:color="000000"/>
+              <w:top w:val="none" w:sz="0" w:space="0" w:color="000000"/>
+              <w:left w:val="none" w:sz="0" w:space="0" w:color="000000"/>
+              <w:right w:val="none" w:sz="0" w:space="0" w:color="000000"/>
+            </w:tcBorders>
+            <w:shd w:val="clear" w:color="auto" w:fill="FFFFFF"/>
+            <w:tcMar>
+              <w:top w:w="0" w:type="dxa"/>
+              <w:bottom w:w="0" w:type="dxa"/>
+              <w:left w:w="0" w:type="dxa"/>
+              <w:right w:w="0" w:type="dxa"/>
+            </w:tcMar>
+            <w:vAlign w:val="top"/>
+          </w:tcPr>
+          <w:p>
+            <w:pPr>
+              <w:jc w:val="center"/>
+              <w:pBdr>
+                <w:bottom w:val="none" w:sz="0" w:space="0" w:color="000000"/>
+                <w:top w:val="none" w:sz="0" w:space="0" w:color="000000"/>
+                <w:left w:val="none" w:sz="0" w:space="0" w:color="000000"/>
+                <w:right w:val="none" w:sz="0" w:space="0" w:color="000000"/>
+              </w:pBdr>
+              <w:spacing w:after="10" w:before="10" w:line="240"/>
+              <w:ind w:left="100" w:right="100" w:firstLine="0" w:firstLineChars="0"/>
+              <w:rPr>
+                <w:rFonts w:ascii="Arial" w:hAnsi="Arial" w:eastAsia="Arial" w:cs="Arial"/>
+                <w:i w:val="false"/>
+                <w:b w:val="false"/>
+                <w:u w:val="none"/>
+                <w:sz w:val="18"/>
+                <w:szCs w:val="18"/>
+                <w:color w:val="000000"/>
+              </w:rPr>
+            </w:pPr>
+            <w:r>
+              <w:rPr>
+                <w:rFonts w:ascii="Arial" w:hAnsi="Arial" w:eastAsia="Arial" w:cs="Arial"/>
+                <w:i w:val="false"/>
+                <w:b w:val="false"/>
+                <w:u w:val="none"/>
+                <w:sz w:val="18"/>
+                <w:szCs w:val="18"/>
+                <w:color w:val="000000"/>
+              </w:rPr>
+              <w:t xml:space="preserve">0.190</w:t>
+            </w:r>
+          </w:p>
+        </w:tc>
+        <w:tc>
+          <w:tcPr>
+            <w:tcBorders>
+              <w:bottom w:val="none" w:sz="0" w:space="0" w:color="000000"/>
+              <w:top w:val="none" w:sz="0" w:space="0" w:color="000000"/>
+              <w:left w:val="none" w:sz="0" w:space="0" w:color="000000"/>
+              <w:right w:val="none" w:sz="0" w:space="0" w:color="000000"/>
+            </w:tcBorders>
+            <w:shd w:val="clear" w:color="auto" w:fill="FFFFFF"/>
+            <w:tcMar>
+              <w:top w:w="0" w:type="dxa"/>
+              <w:bottom w:w="0" w:type="dxa"/>
+              <w:left w:w="0" w:type="dxa"/>
+              <w:right w:w="0" w:type="dxa"/>
+            </w:tcMar>
+            <w:vAlign w:val="top"/>
+          </w:tcPr>
+          <w:p>
+            <w:pPr>
+              <w:jc w:val="center"/>
+              <w:pBdr>
+                <w:bottom w:val="none" w:sz="0" w:space="0" w:color="000000"/>
+                <w:top w:val="none" w:sz="0" w:space="0" w:color="000000"/>
+                <w:left w:val="none" w:sz="0" w:space="0" w:color="000000"/>
+                <w:right w:val="none" w:sz="0" w:space="0" w:color="000000"/>
+              </w:pBdr>
+              <w:spacing w:after="10" w:before="10" w:line="240"/>
+              <w:ind w:left="100" w:right="100" w:firstLine="0" w:firstLineChars="0"/>
+              <w:rPr>
+                <w:rFonts w:ascii="Arial" w:hAnsi="Arial" w:eastAsia="Arial" w:cs="Arial"/>
+                <w:i w:val="false"/>
+                <w:b w:val="false"/>
+                <w:u w:val="none"/>
+                <w:sz w:val="18"/>
+                <w:szCs w:val="18"/>
+                <w:color w:val="000000"/>
+              </w:rPr>
+            </w:pPr>
+            <w:r>
+              <w:rPr>
+                <w:rFonts w:ascii="Arial" w:hAnsi="Arial" w:eastAsia="Arial" w:cs="Arial"/>
+                <w:i w:val="false"/>
+                <w:b w:val="false"/>
+                <w:u w:val="none"/>
+                <w:sz w:val="18"/>
+                <w:szCs w:val="18"/>
+                <w:color w:val="000000"/>
+              </w:rPr>
+              <w:t xml:space="preserve">1.16 (0.29 to 4.58)</w:t>
+            </w:r>
+          </w:p>
+        </w:tc>
+        <w:tc>
+          <w:tcPr>
+            <w:tcBorders>
+              <w:bottom w:val="none" w:sz="0" w:space="0" w:color="000000"/>
+              <w:top w:val="none" w:sz="0" w:space="0" w:color="000000"/>
+              <w:left w:val="none" w:sz="0" w:space="0" w:color="000000"/>
+              <w:right w:val="none" w:sz="0" w:space="0" w:color="000000"/>
+            </w:tcBorders>
+            <w:shd w:val="clear" w:color="auto" w:fill="FFFFFF"/>
+            <w:tcMar>
+              <w:top w:w="0" w:type="dxa"/>
+              <w:bottom w:w="0" w:type="dxa"/>
+              <w:left w:w="0" w:type="dxa"/>
+              <w:right w:w="0" w:type="dxa"/>
+            </w:tcMar>
+            <w:vAlign w:val="top"/>
+          </w:tcPr>
+          <w:p>
+            <w:pPr>
+              <w:jc w:val="center"/>
+              <w:pBdr>
+                <w:bottom w:val="none" w:sz="0" w:space="0" w:color="000000"/>
+                <w:top w:val="none" w:sz="0" w:space="0" w:color="000000"/>
+                <w:left w:val="none" w:sz="0" w:space="0" w:color="000000"/>
+                <w:right w:val="none" w:sz="0" w:space="0" w:color="000000"/>
+              </w:pBdr>
+              <w:spacing w:after="10" w:before="10" w:line="240"/>
+              <w:ind w:left="100" w:right="100" w:firstLine="0" w:firstLineChars="0"/>
+              <w:rPr>
+                <w:rFonts w:ascii="Arial" w:hAnsi="Arial" w:eastAsia="Arial" w:cs="Arial"/>
+                <w:i w:val="false"/>
+                <w:b w:val="false"/>
+                <w:u w:val="none"/>
+                <w:sz w:val="18"/>
+                <w:szCs w:val="18"/>
+                <w:color w:val="000000"/>
+              </w:rPr>
+            </w:pPr>
+            <w:r>
+              <w:rPr>
+                <w:rFonts w:ascii="Arial" w:hAnsi="Arial" w:eastAsia="Arial" w:cs="Arial"/>
+                <w:i w:val="false"/>
+                <w:b w:val="false"/>
+                <w:u w:val="none"/>
+                <w:sz w:val="18"/>
+                <w:szCs w:val="18"/>
+                <w:color w:val="000000"/>
+              </w:rPr>
+              <w:t xml:space="preserve">0.835</w:t>
+            </w:r>
+          </w:p>
+        </w:tc>
+        <w:tc>
+          <w:tcPr>
+            <w:tcBorders>
+              <w:bottom w:val="none" w:sz="0" w:space="0" w:color="000000"/>
+              <w:top w:val="none" w:sz="0" w:space="0" w:color="000000"/>
+              <w:left w:val="none" w:sz="0" w:space="0" w:color="000000"/>
+              <w:right w:val="none" w:sz="0" w:space="0" w:color="000000"/>
+            </w:tcBorders>
+            <w:shd w:val="clear" w:color="auto" w:fill="FFFFFF"/>
+            <w:tcMar>
+              <w:top w:w="0" w:type="dxa"/>
+              <w:bottom w:w="0" w:type="dxa"/>
+              <w:left w:w="0" w:type="dxa"/>
+              <w:right w:w="0" w:type="dxa"/>
+            </w:tcMar>
+            <w:vAlign w:val="top"/>
+          </w:tcPr>
+          <w:p>
+            <w:pPr>
+              <w:jc w:val="center"/>
+              <w:pBdr>
+                <w:bottom w:val="none" w:sz="0" w:space="0" w:color="000000"/>
+                <w:top w:val="none" w:sz="0" w:space="0" w:color="000000"/>
+                <w:left w:val="none" w:sz="0" w:space="0" w:color="000000"/>
+                <w:right w:val="none" w:sz="0" w:space="0" w:color="000000"/>
+              </w:pBdr>
+              <w:spacing w:after="10" w:before="10" w:line="240"/>
+              <w:ind w:left="100" w:right="100" w:firstLine="0" w:firstLineChars="0"/>
+              <w:rPr>
+                <w:rFonts w:ascii="Arial" w:hAnsi="Arial" w:eastAsia="Arial" w:cs="Arial"/>
+                <w:i w:val="false"/>
+                <w:b w:val="false"/>
+                <w:u w:val="none"/>
+                <w:sz w:val="18"/>
+                <w:szCs w:val="18"/>
+                <w:color w:val="000000"/>
+              </w:rPr>
+            </w:pPr>
+            <w:r>
+              <w:rPr>
+                <w:rFonts w:ascii="Arial" w:hAnsi="Arial" w:eastAsia="Arial" w:cs="Arial"/>
+                <w:i w:val="false"/>
+                <w:b w:val="false"/>
+                <w:u w:val="none"/>
+                <w:sz w:val="18"/>
+                <w:szCs w:val="18"/>
+                <w:color w:val="000000"/>
+              </w:rPr>
+              <w:t xml:space="preserve">0.78 (0.45 to 1.35)</w:t>
+            </w:r>
+          </w:p>
+        </w:tc>
+        <w:tc>
+          <w:tcPr>
+            <w:tcBorders>
+              <w:bottom w:val="none" w:sz="0" w:space="0" w:color="000000"/>
+              <w:top w:val="none" w:sz="0" w:space="0" w:color="000000"/>
+              <w:left w:val="none" w:sz="0" w:space="0" w:color="000000"/>
+              <w:right w:val="none" w:sz="0" w:space="0" w:color="000000"/>
+            </w:tcBorders>
+            <w:shd w:val="clear" w:color="auto" w:fill="FFFFFF"/>
+            <w:tcMar>
+              <w:top w:w="0" w:type="dxa"/>
+              <w:bottom w:w="0" w:type="dxa"/>
+              <w:left w:w="0" w:type="dxa"/>
+              <w:right w:w="0" w:type="dxa"/>
+            </w:tcMar>
+            <w:vAlign w:val="top"/>
+          </w:tcPr>
+          <w:p>
+            <w:pPr>
+              <w:jc w:val="center"/>
+              <w:pBdr>
+                <w:bottom w:val="none" w:sz="0" w:space="0" w:color="000000"/>
+                <w:top w:val="none" w:sz="0" w:space="0" w:color="000000"/>
+                <w:left w:val="none" w:sz="0" w:space="0" w:color="000000"/>
+                <w:right w:val="none" w:sz="0" w:space="0" w:color="000000"/>
+              </w:pBdr>
+              <w:spacing w:after="10" w:before="10" w:line="240"/>
+              <w:ind w:left="100" w:right="100" w:firstLine="0" w:firstLineChars="0"/>
+              <w:rPr>
+                <w:rFonts w:ascii="Arial" w:hAnsi="Arial" w:eastAsia="Arial" w:cs="Arial"/>
+                <w:i w:val="false"/>
+                <w:b w:val="false"/>
+                <w:u w:val="none"/>
+                <w:sz w:val="18"/>
+                <w:szCs w:val="18"/>
+                <w:color w:val="000000"/>
+              </w:rPr>
+            </w:pPr>
+            <w:r>
+              <w:rPr>
+                <w:rFonts w:ascii="Arial" w:hAnsi="Arial" w:eastAsia="Arial" w:cs="Arial"/>
+                <w:i w:val="false"/>
+                <w:b w:val="false"/>
+                <w:u w:val="none"/>
+                <w:sz w:val="18"/>
+                <w:szCs w:val="18"/>
+                <w:color w:val="000000"/>
+              </w:rPr>
+              <w:t xml:space="preserve">0.380</w:t>
             </w:r>
           </w:p>
         </w:tc>
@@ -10605,7 +10605,7 @@
                 <w:szCs w:val="18"/>
                 <w:color w:val="000000"/>
               </w:rPr>
-              <w:t xml:space="preserve">Superior</w:t>
+              <w:t xml:space="preserve">Higher</w:t>
             </w:r>
           </w:p>
         </w:tc>
@@ -10657,7 +10657,7 @@
                 <w:szCs w:val="18"/>
                 <w:color w:val="000000"/>
               </w:rPr>
-              <w:t xml:space="preserve">0.97 (0.57 to 1.66)</w:t>
+              <w:t xml:space="preserve">1.10 (0.64 to 1.89)</w:t>
             </w:r>
           </w:p>
         </w:tc>
@@ -10709,7 +10709,7 @@
                 <w:szCs w:val="18"/>
                 <w:color w:val="000000"/>
               </w:rPr>
-              <w:t xml:space="preserve">0.910</w:t>
+              <w:t xml:space="preserve">0.728</w:t>
             </w:r>
           </w:p>
         </w:tc>
@@ -10761,7 +10761,7 @@
                 <w:szCs w:val="18"/>
                 <w:color w:val="000000"/>
               </w:rPr>
-              <w:t xml:space="preserve">0.89 (0.66 to 1.19)</w:t>
+              <w:t xml:space="preserve">0.93 (0.69 to 1.25)</w:t>
             </w:r>
           </w:p>
         </w:tc>
@@ -10813,7 +10813,7 @@
                 <w:szCs w:val="18"/>
                 <w:color w:val="000000"/>
               </w:rPr>
-              <w:t xml:space="preserve">0.422</w:t>
+              <w:t xml:space="preserve">0.622</w:t>
             </w:r>
           </w:p>
         </w:tc>
@@ -10865,7 +10865,7 @@
                 <w:szCs w:val="18"/>
                 <w:color w:val="000000"/>
               </w:rPr>
-              <w:t xml:space="preserve">1.15 (0.37 to 3.63)</w:t>
+              <w:t xml:space="preserve">1.36 (0.44 to 4.15)</w:t>
             </w:r>
           </w:p>
         </w:tc>
@@ -10917,7 +10917,7 @@
                 <w:szCs w:val="18"/>
                 <w:color w:val="000000"/>
               </w:rPr>
-              <w:t xml:space="preserve">0.807</w:t>
+              <w:t xml:space="preserve">0.592</w:t>
             </w:r>
           </w:p>
         </w:tc>
@@ -10969,7 +10969,7 @@
                 <w:szCs w:val="18"/>
                 <w:color w:val="000000"/>
               </w:rPr>
-              <w:t xml:space="preserve">0.73 (0.47 to 1.13)</w:t>
+              <w:t xml:space="preserve">0.79 (0.50 to 1.24)</w:t>
             </w:r>
           </w:p>
         </w:tc>
@@ -11021,7 +11021,7 @@
                 <w:szCs w:val="18"/>
                 <w:color w:val="000000"/>
               </w:rPr>
-              <w:t xml:space="preserve">0.161</w:t>
+              <w:t xml:space="preserve">0.306</w:t>
             </w:r>
           </w:p>
         </w:tc>
@@ -11073,7 +11073,7 @@
                 <w:szCs w:val="18"/>
                 <w:color w:val="000000"/>
               </w:rPr>
-              <w:t xml:space="preserve">0.96 (0.50 to 1.82)</w:t>
+              <w:t xml:space="preserve">1.03 (0.54 to 1.97)</w:t>
             </w:r>
           </w:p>
         </w:tc>
@@ -11125,7 +11125,7 @@
                 <w:szCs w:val="18"/>
                 <w:color w:val="000000"/>
               </w:rPr>
-              <w:t xml:space="preserve">0.889</w:t>
+              <w:t xml:space="preserve">0.926</w:t>
             </w:r>
           </w:p>
         </w:tc>
@@ -11177,7 +11177,7 @@
                 <w:szCs w:val="18"/>
                 <w:color w:val="000000"/>
               </w:rPr>
-              <w:t xml:space="preserve">1.08 (0.71 to 1.63)</w:t>
+              <w:t xml:space="preserve">1.08 (0.71 to 1.64)</w:t>
             </w:r>
           </w:p>
         </w:tc>
@@ -11229,7 +11229,7 @@
                 <w:szCs w:val="18"/>
                 <w:color w:val="000000"/>
               </w:rPr>
-              <w:t xml:space="preserve">0.722</w:t>
+              <w:t xml:space="preserve">0.712</w:t>
             </w:r>
           </w:p>
         </w:tc>
@@ -11281,7 +11281,7 @@
                 <w:szCs w:val="18"/>
                 <w:color w:val="000000"/>
               </w:rPr>
-              <w:t xml:space="preserve">1.01 (0.24 to 4.20)</w:t>
+              <w:t xml:space="preserve">1.32 (0.33 to 5.33)</w:t>
             </w:r>
           </w:p>
         </w:tc>
@@ -11333,7 +11333,7 @@
                 <w:szCs w:val="18"/>
                 <w:color w:val="000000"/>
               </w:rPr>
-              <w:t xml:space="preserve">0.992</w:t>
+              <w:t xml:space="preserve">0.696</w:t>
             </w:r>
           </w:p>
         </w:tc>
@@ -11385,7 +11385,7 @@
                 <w:szCs w:val="18"/>
                 <w:color w:val="000000"/>
               </w:rPr>
-              <w:t xml:space="preserve">0.59 (0.33 to 1.03)</w:t>
+              <w:t xml:space="preserve">0.67 (0.37 to 1.22)</w:t>
             </w:r>
           </w:p>
         </w:tc>
@@ -11437,7 +11437,7 @@
                 <w:szCs w:val="18"/>
                 <w:color w:val="000000"/>
               </w:rPr>
-              <w:t xml:space="preserve">0.065</w:t>
+              <w:t xml:space="preserve">0.190</w:t>
             </w:r>
           </w:p>
         </w:tc>
@@ -11496,7 +11496,7 @@
                 <w:szCs w:val="18"/>
                 <w:color w:val="000000"/>
               </w:rPr>
-              <w:t xml:space="preserve">RPa: Razón de Prevalencia ajustado; IC 95%: Intervalo de Confianza del 95%</w:t>
+              <w:t xml:space="preserve">RPa: Adjusted Prevalence Ratio; 95% CI: 95% Confidence Interval</w:t>
             </w:r>
           </w:p>
         </w:tc>

--- a/outputs/Table for figure 1.docx
+++ b/outputs/Table for figure 1.docx
@@ -4375,7 +4375,7 @@
                 <w:szCs w:val="18"/>
                 <w:color w:val="000000"/>
               </w:rPr>
-              <w:t xml:space="preserve">Richest</w:t>
+              <w:t xml:space="preserve">Rich</w:t>
             </w:r>
           </w:p>
         </w:tc>
